--- a/Documents/Tai_Lieu_SRS.docx
+++ b/Documents/Tai_Lieu_SRS.docx
@@ -26,44 +26,83 @@
         <w:rPr>
           <w:b/>
           <w:bCs/>
-          <w:sz w:val="48"/>
-          <w:szCs w:val="48"/>
+          <w:sz w:val="46"/>
+          <w:szCs w:val="46"/>
         </w:rPr>
       </w:pPr>
       <w:r>
         <w:rPr>
           <w:b/>
           <w:bCs/>
-          <w:sz w:val="48"/>
-          <w:szCs w:val="48"/>
+          <w:sz w:val="46"/>
+          <w:szCs w:val="46"/>
+        </w:rPr>
+        <w:t xml:space="preserve">Thiết Kế </w:t>
+      </w:r>
+      <w:r>
+        <w:rPr>
+          <w:b/>
+          <w:bCs/>
+          <w:sz w:val="46"/>
+          <w:szCs w:val="46"/>
         </w:rPr>
         <w:t>Hệ Thống Tưới Cây Tự Động</w:t>
       </w:r>
+      <w:r>
+        <w:rPr>
+          <w:b/>
+          <w:bCs/>
+          <w:sz w:val="46"/>
+          <w:szCs w:val="46"/>
+        </w:rPr>
+        <w:t xml:space="preserve"> Từ Xa</w:t>
+      </w:r>
     </w:p>
     <w:p>
       <w:r>
         <w:t xml:space="preserve">Phiên bản </w:t>
       </w:r>
       <w:r>
-        <w:t>2</w:t>
-      </w:r>
-      <w:r>
-        <w:t xml:space="preserve">.0 (Cập nhật) </w:t>
-      </w:r>
-    </w:p>
-    <w:p>
-      <w:r>
-        <w:t xml:space="preserve">Người thực hiện: Tên tác giả </w:t>
-      </w:r>
-    </w:p>
-    <w:p>
-      <w:r>
-        <w:t xml:space="preserve">Tổ chức: Tên tổ chức </w:t>
-      </w:r>
-    </w:p>
-    <w:p>
-      <w:r>
-        <w:t>Ngày tạo: Ngày/Tháng/Năm</w:t>
+        <w:t>3.0</w:t>
+      </w:r>
+      <w:r>
+        <w:t xml:space="preserve"> (Cập nhật) </w:t>
+      </w:r>
+    </w:p>
+    <w:p>
+      <w:r>
+        <w:t xml:space="preserve">Người thực hiện: </w:t>
+      </w:r>
+      <w:r>
+        <w:t>Nguyễn Hữu Đạt</w:t>
+      </w:r>
+    </w:p>
+    <w:p>
+      <w:r>
+        <w:t xml:space="preserve">Tổ chức: </w:t>
+      </w:r>
+      <w:r>
+        <w:t>Nhóm 7</w:t>
+      </w:r>
+    </w:p>
+    <w:p>
+      <w:r>
+        <w:t xml:space="preserve">Ngày tạo: </w:t>
+      </w:r>
+      <w:r>
+        <w:t>24</w:t>
+      </w:r>
+      <w:r>
+        <w:t>/</w:t>
+      </w:r>
+      <w:r>
+        <w:t>04</w:t>
+      </w:r>
+      <w:r>
+        <w:t>/</w:t>
+      </w:r>
+      <w:r>
+        <w:t>2025</w:t>
       </w:r>
     </w:p>
     <w:p>
@@ -181,7 +220,8 @@
               <w:rFonts w:asciiTheme="minorHAnsi" w:eastAsiaTheme="minorEastAsia" w:hAnsiTheme="minorHAnsi"/>
               <w:noProof/>
               <w:color w:val="auto"/>
-              <w:sz w:val="22"/>
+              <w:sz w:val="24"/>
+              <w:szCs w:val="24"/>
             </w:rPr>
           </w:pPr>
           <w:r>
@@ -193,7 +233,7 @@
           <w:r>
             <w:fldChar w:fldCharType="separate"/>
           </w:r>
-          <w:hyperlink w:anchor="_Toc187181883" w:history="1">
+          <w:hyperlink w:anchor="_Toc196424341" w:history="1">
             <w:r>
               <w:rPr>
                 <w:rStyle w:val="Hyperlink"/>
@@ -221,7 +261,7 @@
                 <w:noProof/>
                 <w:webHidden/>
               </w:rPr>
-              <w:instrText xml:space="preserve"> PAGEREF _Toc187181883 \h </w:instrText>
+              <w:instrText xml:space="preserve"> PAGEREF _Toc196424341 \h </w:instrText>
             </w:r>
             <w:r>
               <w:rPr>
@@ -262,10 +302,11 @@
               <w:rFonts w:asciiTheme="minorHAnsi" w:eastAsiaTheme="minorEastAsia" w:hAnsiTheme="minorHAnsi"/>
               <w:noProof/>
               <w:color w:val="auto"/>
-              <w:sz w:val="22"/>
+              <w:sz w:val="24"/>
+              <w:szCs w:val="24"/>
             </w:rPr>
           </w:pPr>
-          <w:hyperlink w:anchor="_Toc187181884" w:history="1">
+          <w:hyperlink w:anchor="_Toc196424342" w:history="1">
             <w:r>
               <w:rPr>
                 <w:rStyle w:val="Hyperlink"/>
@@ -293,7 +334,7 @@
                 <w:noProof/>
                 <w:webHidden/>
               </w:rPr>
-              <w:instrText xml:space="preserve"> PAGEREF _Toc187181884 \h </w:instrText>
+              <w:instrText xml:space="preserve"> PAGEREF _Toc196424342 \h </w:instrText>
             </w:r>
             <w:r>
               <w:rPr>
@@ -334,10 +375,11 @@
               <w:rFonts w:asciiTheme="minorHAnsi" w:eastAsiaTheme="minorEastAsia" w:hAnsiTheme="minorHAnsi"/>
               <w:noProof/>
               <w:color w:val="auto"/>
-              <w:sz w:val="22"/>
+              <w:sz w:val="24"/>
+              <w:szCs w:val="24"/>
             </w:rPr>
           </w:pPr>
-          <w:hyperlink w:anchor="_Toc187181885" w:history="1">
+          <w:hyperlink w:anchor="_Toc196424343" w:history="1">
             <w:r>
               <w:rPr>
                 <w:rStyle w:val="Hyperlink"/>
@@ -365,7 +407,7 @@
                 <w:noProof/>
                 <w:webHidden/>
               </w:rPr>
-              <w:instrText xml:space="preserve"> PAGEREF _Toc187181885 \h </w:instrText>
+              <w:instrText xml:space="preserve"> PAGEREF _Toc196424343 \h </w:instrText>
             </w:r>
             <w:r>
               <w:rPr>
@@ -406,10 +448,11 @@
               <w:rFonts w:asciiTheme="minorHAnsi" w:eastAsiaTheme="minorEastAsia" w:hAnsiTheme="minorHAnsi"/>
               <w:noProof/>
               <w:color w:val="auto"/>
-              <w:sz w:val="22"/>
+              <w:sz w:val="24"/>
+              <w:szCs w:val="24"/>
             </w:rPr>
           </w:pPr>
-          <w:hyperlink w:anchor="_Toc187181886" w:history="1">
+          <w:hyperlink w:anchor="_Toc196424344" w:history="1">
             <w:r>
               <w:rPr>
                 <w:rStyle w:val="Hyperlink"/>
@@ -437,7 +480,7 @@
                 <w:noProof/>
                 <w:webHidden/>
               </w:rPr>
-              <w:instrText xml:space="preserve"> PAGEREF _Toc187181886 \h </w:instrText>
+              <w:instrText xml:space="preserve"> PAGEREF _Toc196424344 \h </w:instrText>
             </w:r>
             <w:r>
               <w:rPr>
@@ -478,10 +521,11 @@
               <w:rFonts w:asciiTheme="minorHAnsi" w:eastAsiaTheme="minorEastAsia" w:hAnsiTheme="minorHAnsi"/>
               <w:noProof/>
               <w:color w:val="auto"/>
-              <w:sz w:val="22"/>
+              <w:sz w:val="24"/>
+              <w:szCs w:val="24"/>
             </w:rPr>
           </w:pPr>
-          <w:hyperlink w:anchor="_Toc187181887" w:history="1">
+          <w:hyperlink w:anchor="_Toc196424345" w:history="1">
             <w:r>
               <w:rPr>
                 <w:rStyle w:val="Hyperlink"/>
@@ -495,7 +539,21 @@
                 <w:rStyle w:val="Hyperlink"/>
                 <w:noProof/>
               </w:rPr>
-              <w:t xml:space="preserve"> Hệ thống sẽ cung cấp các tính năng chính sau:</w:t>
+              <w:t xml:space="preserve"> Hệ thống sẽ cung cấ</w:t>
+            </w:r>
+            <w:r>
+              <w:rPr>
+                <w:rStyle w:val="Hyperlink"/>
+                <w:noProof/>
+              </w:rPr>
+              <w:t>p</w:t>
+            </w:r>
+            <w:r>
+              <w:rPr>
+                <w:rStyle w:val="Hyperlink"/>
+                <w:noProof/>
+              </w:rPr>
+              <w:t xml:space="preserve"> các tính năng chính sau:</w:t>
             </w:r>
             <w:r>
               <w:rPr>
@@ -516,7 +574,7 @@
                 <w:noProof/>
                 <w:webHidden/>
               </w:rPr>
-              <w:instrText xml:space="preserve"> PAGEREF _Toc187181887 \h </w:instrText>
+              <w:instrText xml:space="preserve"> PAGEREF _Toc196424345 \h </w:instrText>
             </w:r>
             <w:r>
               <w:rPr>
@@ -557,10 +615,11 @@
               <w:rFonts w:asciiTheme="minorHAnsi" w:eastAsiaTheme="minorEastAsia" w:hAnsiTheme="minorHAnsi"/>
               <w:noProof/>
               <w:color w:val="auto"/>
-              <w:sz w:val="22"/>
+              <w:sz w:val="24"/>
+              <w:szCs w:val="24"/>
             </w:rPr>
           </w:pPr>
-          <w:hyperlink w:anchor="_Toc187181888" w:history="1">
+          <w:hyperlink w:anchor="_Toc196424346" w:history="1">
             <w:r>
               <w:rPr>
                 <w:rStyle w:val="Hyperlink"/>
@@ -588,7 +647,7 @@
                 <w:noProof/>
                 <w:webHidden/>
               </w:rPr>
-              <w:instrText xml:space="preserve"> PAGEREF _Toc187181888 \h </w:instrText>
+              <w:instrText xml:space="preserve"> PAGEREF _Toc196424346 \h </w:instrText>
             </w:r>
             <w:r>
               <w:rPr>
@@ -629,10 +688,11 @@
               <w:rFonts w:asciiTheme="minorHAnsi" w:eastAsiaTheme="minorEastAsia" w:hAnsiTheme="minorHAnsi"/>
               <w:noProof/>
               <w:color w:val="auto"/>
-              <w:sz w:val="22"/>
+              <w:sz w:val="24"/>
+              <w:szCs w:val="24"/>
             </w:rPr>
           </w:pPr>
-          <w:hyperlink w:anchor="_Toc187181889" w:history="1">
+          <w:hyperlink w:anchor="_Toc196424347" w:history="1">
             <w:r>
               <w:rPr>
                 <w:rStyle w:val="Hyperlink"/>
@@ -660,7 +720,7 @@
                 <w:noProof/>
                 <w:webHidden/>
               </w:rPr>
-              <w:instrText xml:space="preserve"> PAGEREF _Toc187181889 \h </w:instrText>
+              <w:instrText xml:space="preserve"> PAGEREF _Toc196424347 \h </w:instrText>
             </w:r>
             <w:r>
               <w:rPr>
@@ -701,10 +761,11 @@
               <w:rFonts w:asciiTheme="minorHAnsi" w:eastAsiaTheme="minorEastAsia" w:hAnsiTheme="minorHAnsi"/>
               <w:noProof/>
               <w:color w:val="auto"/>
-              <w:sz w:val="22"/>
+              <w:sz w:val="24"/>
+              <w:szCs w:val="24"/>
             </w:rPr>
           </w:pPr>
-          <w:hyperlink w:anchor="_Toc187181890" w:history="1">
+          <w:hyperlink w:anchor="_Toc196424348" w:history="1">
             <w:r>
               <w:rPr>
                 <w:rStyle w:val="Hyperlink"/>
@@ -732,7 +793,7 @@
                 <w:noProof/>
                 <w:webHidden/>
               </w:rPr>
-              <w:instrText xml:space="preserve"> PAGEREF _Toc187181890 \h </w:instrText>
+              <w:instrText xml:space="preserve"> PAGEREF _Toc196424348 \h </w:instrText>
             </w:r>
             <w:r>
               <w:rPr>
@@ -773,10 +834,11 @@
               <w:rFonts w:asciiTheme="minorHAnsi" w:eastAsiaTheme="minorEastAsia" w:hAnsiTheme="minorHAnsi"/>
               <w:noProof/>
               <w:color w:val="auto"/>
-              <w:sz w:val="22"/>
+              <w:sz w:val="24"/>
+              <w:szCs w:val="24"/>
             </w:rPr>
           </w:pPr>
-          <w:hyperlink w:anchor="_Toc187181891" w:history="1">
+          <w:hyperlink w:anchor="_Toc196424349" w:history="1">
             <w:r>
               <w:rPr>
                 <w:rStyle w:val="Hyperlink"/>
@@ -804,7 +866,7 @@
                 <w:noProof/>
                 <w:webHidden/>
               </w:rPr>
-              <w:instrText xml:space="preserve"> PAGEREF _Toc187181891 \h </w:instrText>
+              <w:instrText xml:space="preserve"> PAGEREF _Toc196424349 \h </w:instrText>
             </w:r>
             <w:r>
               <w:rPr>
@@ -845,10 +907,11 @@
               <w:rFonts w:asciiTheme="minorHAnsi" w:eastAsiaTheme="minorEastAsia" w:hAnsiTheme="minorHAnsi"/>
               <w:noProof/>
               <w:color w:val="auto"/>
-              <w:sz w:val="22"/>
+              <w:sz w:val="24"/>
+              <w:szCs w:val="24"/>
             </w:rPr>
           </w:pPr>
-          <w:hyperlink w:anchor="_Toc187181892" w:history="1">
+          <w:hyperlink w:anchor="_Toc196424350" w:history="1">
             <w:r>
               <w:rPr>
                 <w:rStyle w:val="Hyperlink"/>
@@ -876,7 +939,7 @@
                 <w:noProof/>
                 <w:webHidden/>
               </w:rPr>
-              <w:instrText xml:space="preserve"> PAGEREF _Toc187181892 \h </w:instrText>
+              <w:instrText xml:space="preserve"> PAGEREF _Toc196424350 \h </w:instrText>
             </w:r>
             <w:r>
               <w:rPr>
@@ -896,7 +959,7 @@
                 <w:noProof/>
                 <w:webHidden/>
               </w:rPr>
-              <w:t>6</w:t>
+              <w:t>5</w:t>
             </w:r>
             <w:r>
               <w:rPr>
@@ -917,10 +980,11 @@
               <w:rFonts w:asciiTheme="minorHAnsi" w:eastAsiaTheme="minorEastAsia" w:hAnsiTheme="minorHAnsi"/>
               <w:noProof/>
               <w:color w:val="auto"/>
-              <w:sz w:val="22"/>
+              <w:sz w:val="24"/>
+              <w:szCs w:val="24"/>
             </w:rPr>
           </w:pPr>
-          <w:hyperlink w:anchor="_Toc187181893" w:history="1">
+          <w:hyperlink w:anchor="_Toc196424351" w:history="1">
             <w:r>
               <w:rPr>
                 <w:rStyle w:val="Hyperlink"/>
@@ -948,7 +1012,7 @@
                 <w:noProof/>
                 <w:webHidden/>
               </w:rPr>
-              <w:instrText xml:space="preserve"> PAGEREF _Toc187181893 \h </w:instrText>
+              <w:instrText xml:space="preserve"> PAGEREF _Toc196424351 \h </w:instrText>
             </w:r>
             <w:r>
               <w:rPr>
@@ -989,10 +1053,11 @@
               <w:rFonts w:asciiTheme="minorHAnsi" w:eastAsiaTheme="minorEastAsia" w:hAnsiTheme="minorHAnsi"/>
               <w:noProof/>
               <w:color w:val="auto"/>
-              <w:sz w:val="22"/>
+              <w:sz w:val="24"/>
+              <w:szCs w:val="24"/>
             </w:rPr>
           </w:pPr>
-          <w:hyperlink w:anchor="_Toc187181894" w:history="1">
+          <w:hyperlink w:anchor="_Toc196424352" w:history="1">
             <w:r>
               <w:rPr>
                 <w:rStyle w:val="Hyperlink"/>
@@ -1020,7 +1085,7 @@
                 <w:noProof/>
                 <w:webHidden/>
               </w:rPr>
-              <w:instrText xml:space="preserve"> PAGEREF _Toc187181894 \h </w:instrText>
+              <w:instrText xml:space="preserve"> PAGEREF _Toc196424352 \h </w:instrText>
             </w:r>
             <w:r>
               <w:rPr>
@@ -1061,10 +1126,11 @@
               <w:rFonts w:asciiTheme="minorHAnsi" w:eastAsiaTheme="minorEastAsia" w:hAnsiTheme="minorHAnsi"/>
               <w:noProof/>
               <w:color w:val="auto"/>
-              <w:sz w:val="22"/>
+              <w:sz w:val="24"/>
+              <w:szCs w:val="24"/>
             </w:rPr>
           </w:pPr>
-          <w:hyperlink w:anchor="_Toc187181895" w:history="1">
+          <w:hyperlink w:anchor="_Toc196424353" w:history="1">
             <w:r>
               <w:rPr>
                 <w:rStyle w:val="Hyperlink"/>
@@ -1092,7 +1158,171 @@
                 <w:noProof/>
                 <w:webHidden/>
               </w:rPr>
-              <w:instrText xml:space="preserve"> PAGEREF _Toc187181895 \h </w:instrText>
+              <w:instrText xml:space="preserve"> PAGEREF _Toc196424353 \h </w:instrText>
+            </w:r>
+            <w:r>
+              <w:rPr>
+                <w:noProof/>
+                <w:webHidden/>
+              </w:rPr>
+            </w:r>
+            <w:r>
+              <w:rPr>
+                <w:noProof/>
+                <w:webHidden/>
+              </w:rPr>
+              <w:fldChar w:fldCharType="separate"/>
+            </w:r>
+            <w:r>
+              <w:rPr>
+                <w:noProof/>
+                <w:webHidden/>
+              </w:rPr>
+              <w:t>7</w:t>
+            </w:r>
+            <w:r>
+              <w:rPr>
+                <w:noProof/>
+                <w:webHidden/>
+              </w:rPr>
+              <w:fldChar w:fldCharType="end"/>
+            </w:r>
+          </w:hyperlink>
+        </w:p>
+        <w:p>
+          <w:pPr>
+            <w:pStyle w:val="TOC2"/>
+            <w:tabs>
+              <w:tab w:val="left" w:pos="960"/>
+              <w:tab w:val="right" w:leader="dot" w:pos="9350"/>
+            </w:tabs>
+            <w:rPr>
+              <w:rFonts w:asciiTheme="minorHAnsi" w:eastAsiaTheme="minorEastAsia" w:hAnsiTheme="minorHAnsi"/>
+              <w:noProof/>
+              <w:color w:val="auto"/>
+              <w:sz w:val="24"/>
+              <w:szCs w:val="24"/>
+            </w:rPr>
+          </w:pPr>
+          <w:hyperlink w:anchor="_Toc196424354" w:history="1">
+            <w:r>
+              <w:rPr>
+                <w:rStyle w:val="Hyperlink"/>
+                <w:noProof/>
+              </w:rPr>
+              <w:t>2.7</w:t>
+            </w:r>
+            <w:r>
+              <w:rPr>
+                <w:rFonts w:asciiTheme="minorHAnsi" w:eastAsiaTheme="minorEastAsia" w:hAnsiTheme="minorHAnsi"/>
+                <w:noProof/>
+                <w:color w:val="auto"/>
+                <w:sz w:val="24"/>
+                <w:szCs w:val="24"/>
+              </w:rPr>
+              <w:tab/>
+            </w:r>
+            <w:r>
+              <w:rPr>
+                <w:rStyle w:val="Hyperlink"/>
+                <w:bCs/>
+                <w:noProof/>
+              </w:rPr>
+              <w:t>Giả Định và Phụ Thuộc</w:t>
+            </w:r>
+            <w:r>
+              <w:rPr>
+                <w:noProof/>
+                <w:webHidden/>
+              </w:rPr>
+              <w:tab/>
+            </w:r>
+            <w:r>
+              <w:rPr>
+                <w:noProof/>
+                <w:webHidden/>
+              </w:rPr>
+              <w:fldChar w:fldCharType="begin"/>
+            </w:r>
+            <w:r>
+              <w:rPr>
+                <w:noProof/>
+                <w:webHidden/>
+              </w:rPr>
+              <w:instrText xml:space="preserve"> PAGEREF _Toc196424354 \h </w:instrText>
+            </w:r>
+            <w:r>
+              <w:rPr>
+                <w:noProof/>
+                <w:webHidden/>
+              </w:rPr>
+            </w:r>
+            <w:r>
+              <w:rPr>
+                <w:noProof/>
+                <w:webHidden/>
+              </w:rPr>
+              <w:fldChar w:fldCharType="separate"/>
+            </w:r>
+            <w:r>
+              <w:rPr>
+                <w:noProof/>
+                <w:webHidden/>
+              </w:rPr>
+              <w:t>7</w:t>
+            </w:r>
+            <w:r>
+              <w:rPr>
+                <w:noProof/>
+                <w:webHidden/>
+              </w:rPr>
+              <w:fldChar w:fldCharType="end"/>
+            </w:r>
+          </w:hyperlink>
+        </w:p>
+        <w:p>
+          <w:pPr>
+            <w:pStyle w:val="TOC1"/>
+            <w:tabs>
+              <w:tab w:val="right" w:leader="dot" w:pos="9350"/>
+            </w:tabs>
+            <w:rPr>
+              <w:rFonts w:asciiTheme="minorHAnsi" w:eastAsiaTheme="minorEastAsia" w:hAnsiTheme="minorHAnsi"/>
+              <w:noProof/>
+              <w:color w:val="auto"/>
+              <w:sz w:val="24"/>
+              <w:szCs w:val="24"/>
+            </w:rPr>
+          </w:pPr>
+          <w:hyperlink w:anchor="_Toc196424355" w:history="1">
+            <w:r>
+              <w:rPr>
+                <w:rStyle w:val="Hyperlink"/>
+                <w:bCs/>
+                <w:noProof/>
+              </w:rPr>
+              <w:t>3. Các Tính Năng Hệ Thống</w:t>
+            </w:r>
+            <w:r>
+              <w:rPr>
+                <w:noProof/>
+                <w:webHidden/>
+              </w:rPr>
+              <w:tab/>
+            </w:r>
+            <w:r>
+              <w:rPr>
+                <w:noProof/>
+                <w:webHidden/>
+              </w:rPr>
+              <w:fldChar w:fldCharType="begin"/>
+            </w:r>
+            <w:r>
+              <w:rPr>
+                <w:noProof/>
+                <w:webHidden/>
+              </w:rPr>
+              <w:instrText xml:space="preserve"> PAGEREF _Toc196424355 \h </w:instrText>
             </w:r>
             <w:r>
               <w:rPr>
@@ -1133,17 +1363,18 @@
               <w:rFonts w:asciiTheme="minorHAnsi" w:eastAsiaTheme="minorEastAsia" w:hAnsiTheme="minorHAnsi"/>
               <w:noProof/>
               <w:color w:val="auto"/>
-              <w:sz w:val="22"/>
+              <w:sz w:val="24"/>
+              <w:szCs w:val="24"/>
             </w:rPr>
           </w:pPr>
-          <w:hyperlink w:anchor="_Toc187181896" w:history="1">
+          <w:hyperlink w:anchor="_Toc196424356" w:history="1">
             <w:r>
               <w:rPr>
                 <w:rStyle w:val="Hyperlink"/>
                 <w:bCs/>
                 <w:noProof/>
               </w:rPr>
-              <w:t>2.7 Giả Định và Phụ Thuộc</w:t>
+              <w:t>3.1 Tính Năng 1: Theo Dõi Độ Ẩm Đất</w:t>
             </w:r>
             <w:r>
               <w:rPr>
@@ -1164,7 +1395,7 @@
                 <w:noProof/>
                 <w:webHidden/>
               </w:rPr>
-              <w:instrText xml:space="preserve"> PAGEREF _Toc187181896 \h </w:instrText>
+              <w:instrText xml:space="preserve"> PAGEREF _Toc196424356 \h </w:instrText>
             </w:r>
             <w:r>
               <w:rPr>
@@ -1185,6 +1416,298 @@
                 <w:webHidden/>
               </w:rPr>
               <w:t>7</w:t>
+            </w:r>
+            <w:r>
+              <w:rPr>
+                <w:noProof/>
+                <w:webHidden/>
+              </w:rPr>
+              <w:fldChar w:fldCharType="end"/>
+            </w:r>
+          </w:hyperlink>
+        </w:p>
+        <w:p>
+          <w:pPr>
+            <w:pStyle w:val="TOC2"/>
+            <w:tabs>
+              <w:tab w:val="right" w:leader="dot" w:pos="9350"/>
+            </w:tabs>
+            <w:rPr>
+              <w:rFonts w:asciiTheme="minorHAnsi" w:eastAsiaTheme="minorEastAsia" w:hAnsiTheme="minorHAnsi"/>
+              <w:noProof/>
+              <w:color w:val="auto"/>
+              <w:sz w:val="24"/>
+              <w:szCs w:val="24"/>
+            </w:rPr>
+          </w:pPr>
+          <w:hyperlink w:anchor="_Toc196424357" w:history="1">
+            <w:r>
+              <w:rPr>
+                <w:rStyle w:val="Hyperlink"/>
+                <w:bCs/>
+                <w:noProof/>
+              </w:rPr>
+              <w:t>3.2 Tính Năng 2: Điều Khiển Bơm Tự Động</w:t>
+            </w:r>
+            <w:r>
+              <w:rPr>
+                <w:noProof/>
+                <w:webHidden/>
+              </w:rPr>
+              <w:tab/>
+            </w:r>
+            <w:r>
+              <w:rPr>
+                <w:noProof/>
+                <w:webHidden/>
+              </w:rPr>
+              <w:fldChar w:fldCharType="begin"/>
+            </w:r>
+            <w:r>
+              <w:rPr>
+                <w:noProof/>
+                <w:webHidden/>
+              </w:rPr>
+              <w:instrText xml:space="preserve"> PAGEREF _Toc196424357 \h </w:instrText>
+            </w:r>
+            <w:r>
+              <w:rPr>
+                <w:noProof/>
+                <w:webHidden/>
+              </w:rPr>
+            </w:r>
+            <w:r>
+              <w:rPr>
+                <w:noProof/>
+                <w:webHidden/>
+              </w:rPr>
+              <w:fldChar w:fldCharType="separate"/>
+            </w:r>
+            <w:r>
+              <w:rPr>
+                <w:noProof/>
+                <w:webHidden/>
+              </w:rPr>
+              <w:t>8</w:t>
+            </w:r>
+            <w:r>
+              <w:rPr>
+                <w:noProof/>
+                <w:webHidden/>
+              </w:rPr>
+              <w:fldChar w:fldCharType="end"/>
+            </w:r>
+          </w:hyperlink>
+        </w:p>
+        <w:p>
+          <w:pPr>
+            <w:pStyle w:val="TOC2"/>
+            <w:tabs>
+              <w:tab w:val="right" w:leader="dot" w:pos="9350"/>
+            </w:tabs>
+            <w:rPr>
+              <w:rFonts w:asciiTheme="minorHAnsi" w:eastAsiaTheme="minorEastAsia" w:hAnsiTheme="minorHAnsi"/>
+              <w:noProof/>
+              <w:color w:val="auto"/>
+              <w:sz w:val="24"/>
+              <w:szCs w:val="24"/>
+            </w:rPr>
+          </w:pPr>
+          <w:hyperlink w:anchor="_Toc196424358" w:history="1">
+            <w:r>
+              <w:rPr>
+                <w:rStyle w:val="Hyperlink"/>
+                <w:bCs/>
+                <w:noProof/>
+              </w:rPr>
+              <w:t>3.3 Tính Năng 3: Hiển Thị Nhiệt Độ và Độ Ẩm Môi Trường</w:t>
+            </w:r>
+            <w:r>
+              <w:rPr>
+                <w:noProof/>
+                <w:webHidden/>
+              </w:rPr>
+              <w:tab/>
+            </w:r>
+            <w:r>
+              <w:rPr>
+                <w:noProof/>
+                <w:webHidden/>
+              </w:rPr>
+              <w:fldChar w:fldCharType="begin"/>
+            </w:r>
+            <w:r>
+              <w:rPr>
+                <w:noProof/>
+                <w:webHidden/>
+              </w:rPr>
+              <w:instrText xml:space="preserve"> PAGEREF _Toc196424358 \h </w:instrText>
+            </w:r>
+            <w:r>
+              <w:rPr>
+                <w:noProof/>
+                <w:webHidden/>
+              </w:rPr>
+            </w:r>
+            <w:r>
+              <w:rPr>
+                <w:noProof/>
+                <w:webHidden/>
+              </w:rPr>
+              <w:fldChar w:fldCharType="separate"/>
+            </w:r>
+            <w:r>
+              <w:rPr>
+                <w:noProof/>
+                <w:webHidden/>
+              </w:rPr>
+              <w:t>8</w:t>
+            </w:r>
+            <w:r>
+              <w:rPr>
+                <w:noProof/>
+                <w:webHidden/>
+              </w:rPr>
+              <w:fldChar w:fldCharType="end"/>
+            </w:r>
+          </w:hyperlink>
+        </w:p>
+        <w:p>
+          <w:pPr>
+            <w:pStyle w:val="TOC2"/>
+            <w:tabs>
+              <w:tab w:val="right" w:leader="dot" w:pos="9350"/>
+            </w:tabs>
+            <w:rPr>
+              <w:rFonts w:asciiTheme="minorHAnsi" w:eastAsiaTheme="minorEastAsia" w:hAnsiTheme="minorHAnsi"/>
+              <w:noProof/>
+              <w:color w:val="auto"/>
+              <w:sz w:val="24"/>
+              <w:szCs w:val="24"/>
+            </w:rPr>
+          </w:pPr>
+          <w:hyperlink w:anchor="_Toc196424359" w:history="1">
+            <w:r>
+              <w:rPr>
+                <w:rStyle w:val="Hyperlink"/>
+                <w:bCs/>
+                <w:noProof/>
+              </w:rPr>
+              <w:t>3.4 Tính Năng 4: Bật/Tắt Bơm Từ Xa Qua Điện Thoại</w:t>
+            </w:r>
+            <w:r>
+              <w:rPr>
+                <w:noProof/>
+                <w:webHidden/>
+              </w:rPr>
+              <w:tab/>
+            </w:r>
+            <w:r>
+              <w:rPr>
+                <w:noProof/>
+                <w:webHidden/>
+              </w:rPr>
+              <w:fldChar w:fldCharType="begin"/>
+            </w:r>
+            <w:r>
+              <w:rPr>
+                <w:noProof/>
+                <w:webHidden/>
+              </w:rPr>
+              <w:instrText xml:space="preserve"> PAGEREF _Toc196424359 \h </w:instrText>
+            </w:r>
+            <w:r>
+              <w:rPr>
+                <w:noProof/>
+                <w:webHidden/>
+              </w:rPr>
+            </w:r>
+            <w:r>
+              <w:rPr>
+                <w:noProof/>
+                <w:webHidden/>
+              </w:rPr>
+              <w:fldChar w:fldCharType="separate"/>
+            </w:r>
+            <w:r>
+              <w:rPr>
+                <w:noProof/>
+                <w:webHidden/>
+              </w:rPr>
+              <w:t>9</w:t>
+            </w:r>
+            <w:r>
+              <w:rPr>
+                <w:noProof/>
+                <w:webHidden/>
+              </w:rPr>
+              <w:fldChar w:fldCharType="end"/>
+            </w:r>
+          </w:hyperlink>
+        </w:p>
+        <w:p>
+          <w:pPr>
+            <w:pStyle w:val="TOC2"/>
+            <w:tabs>
+              <w:tab w:val="right" w:leader="dot" w:pos="9350"/>
+            </w:tabs>
+            <w:rPr>
+              <w:rFonts w:asciiTheme="minorHAnsi" w:eastAsiaTheme="minorEastAsia" w:hAnsiTheme="minorHAnsi"/>
+              <w:noProof/>
+              <w:color w:val="auto"/>
+              <w:sz w:val="24"/>
+              <w:szCs w:val="24"/>
+            </w:rPr>
+          </w:pPr>
+          <w:hyperlink w:anchor="_Toc196424360" w:history="1">
+            <w:r>
+              <w:rPr>
+                <w:rStyle w:val="Hyperlink"/>
+                <w:bCs/>
+                <w:noProof/>
+              </w:rPr>
+              <w:t>3.5 Tính Năng 5: Đặt Lịch Bơm Nước Tự Động (đang cập nhật)</w:t>
+            </w:r>
+            <w:r>
+              <w:rPr>
+                <w:noProof/>
+                <w:webHidden/>
+              </w:rPr>
+              <w:tab/>
+            </w:r>
+            <w:r>
+              <w:rPr>
+                <w:noProof/>
+                <w:webHidden/>
+              </w:rPr>
+              <w:fldChar w:fldCharType="begin"/>
+            </w:r>
+            <w:r>
+              <w:rPr>
+                <w:noProof/>
+                <w:webHidden/>
+              </w:rPr>
+              <w:instrText xml:space="preserve"> PAGEREF _Toc196424360 \h </w:instrText>
+            </w:r>
+            <w:r>
+              <w:rPr>
+                <w:noProof/>
+                <w:webHidden/>
+              </w:rPr>
+            </w:r>
+            <w:r>
+              <w:rPr>
+                <w:noProof/>
+                <w:webHidden/>
+              </w:rPr>
+              <w:fldChar w:fldCharType="separate"/>
+            </w:r>
+            <w:r>
+              <w:rPr>
+                <w:noProof/>
+                <w:webHidden/>
+              </w:rPr>
+              <w:t>9</w:t>
             </w:r>
             <w:r>
               <w:rPr>
@@ -1205,17 +1728,18 @@
               <w:rFonts w:asciiTheme="minorHAnsi" w:eastAsiaTheme="minorEastAsia" w:hAnsiTheme="minorHAnsi"/>
               <w:noProof/>
               <w:color w:val="auto"/>
-              <w:sz w:val="22"/>
+              <w:sz w:val="24"/>
+              <w:szCs w:val="24"/>
             </w:rPr>
           </w:pPr>
-          <w:hyperlink w:anchor="_Toc187181897" w:history="1">
+          <w:hyperlink w:anchor="_Toc196424361" w:history="1">
             <w:r>
               <w:rPr>
                 <w:rStyle w:val="Hyperlink"/>
                 <w:bCs/>
                 <w:noProof/>
               </w:rPr>
-              <w:t>3. Các Tính Năng Hệ Thống</w:t>
+              <w:t>4. Yêu Cầu Giao Diện Bên Ngoài</w:t>
             </w:r>
             <w:r>
               <w:rPr>
@@ -1236,7 +1760,7 @@
                 <w:noProof/>
                 <w:webHidden/>
               </w:rPr>
-              <w:instrText xml:space="preserve"> PAGEREF _Toc187181897 \h </w:instrText>
+              <w:instrText xml:space="preserve"> PAGEREF _Toc196424361 \h </w:instrText>
             </w:r>
             <w:r>
               <w:rPr>
@@ -1256,7 +1780,7 @@
                 <w:noProof/>
                 <w:webHidden/>
               </w:rPr>
-              <w:t>7</w:t>
+              <w:t>9</w:t>
             </w:r>
             <w:r>
               <w:rPr>
@@ -1277,17 +1801,18 @@
               <w:rFonts w:asciiTheme="minorHAnsi" w:eastAsiaTheme="minorEastAsia" w:hAnsiTheme="minorHAnsi"/>
               <w:noProof/>
               <w:color w:val="auto"/>
-              <w:sz w:val="22"/>
+              <w:sz w:val="24"/>
+              <w:szCs w:val="24"/>
             </w:rPr>
           </w:pPr>
-          <w:hyperlink w:anchor="_Toc187181898" w:history="1">
+          <w:hyperlink w:anchor="_Toc196424362" w:history="1">
             <w:r>
               <w:rPr>
                 <w:rStyle w:val="Hyperlink"/>
                 <w:bCs/>
                 <w:noProof/>
               </w:rPr>
-              <w:t>3.1 Tính Năng 1: Theo Dõi Độ Ẩm Đất</w:t>
+              <w:t>4.1 Giao Diện Người Dùng</w:t>
             </w:r>
             <w:r>
               <w:rPr>
@@ -1308,7 +1833,7 @@
                 <w:noProof/>
                 <w:webHidden/>
               </w:rPr>
-              <w:instrText xml:space="preserve"> PAGEREF _Toc187181898 \h </w:instrText>
+              <w:instrText xml:space="preserve"> PAGEREF _Toc196424362 \h </w:instrText>
             </w:r>
             <w:r>
               <w:rPr>
@@ -1328,7 +1853,7 @@
                 <w:noProof/>
                 <w:webHidden/>
               </w:rPr>
-              <w:t>7</w:t>
+              <w:t>9</w:t>
             </w:r>
             <w:r>
               <w:rPr>
@@ -1349,17 +1874,18 @@
               <w:rFonts w:asciiTheme="minorHAnsi" w:eastAsiaTheme="minorEastAsia" w:hAnsiTheme="minorHAnsi"/>
               <w:noProof/>
               <w:color w:val="auto"/>
-              <w:sz w:val="22"/>
+              <w:sz w:val="24"/>
+              <w:szCs w:val="24"/>
             </w:rPr>
           </w:pPr>
-          <w:hyperlink w:anchor="_Toc187181899" w:history="1">
+          <w:hyperlink w:anchor="_Toc196424363" w:history="1">
             <w:r>
               <w:rPr>
                 <w:rStyle w:val="Hyperlink"/>
                 <w:bCs/>
                 <w:noProof/>
               </w:rPr>
-              <w:t>3.2 Tính Năng 2: Điều Khiển Bơm Tự Động</w:t>
+              <w:t>4.2 Giao Diện Phần Cứng</w:t>
             </w:r>
             <w:r>
               <w:rPr>
@@ -1380,7 +1906,7 @@
                 <w:noProof/>
                 <w:webHidden/>
               </w:rPr>
-              <w:instrText xml:space="preserve"> PAGEREF _Toc187181899 \h </w:instrText>
+              <w:instrText xml:space="preserve"> PAGEREF _Toc196424363 \h </w:instrText>
             </w:r>
             <w:r>
               <w:rPr>
@@ -1400,7 +1926,7 @@
                 <w:noProof/>
                 <w:webHidden/>
               </w:rPr>
-              <w:t>8</w:t>
+              <w:t>10</w:t>
             </w:r>
             <w:r>
               <w:rPr>
@@ -1421,17 +1947,18 @@
               <w:rFonts w:asciiTheme="minorHAnsi" w:eastAsiaTheme="minorEastAsia" w:hAnsiTheme="minorHAnsi"/>
               <w:noProof/>
               <w:color w:val="auto"/>
-              <w:sz w:val="22"/>
+              <w:sz w:val="24"/>
+              <w:szCs w:val="24"/>
             </w:rPr>
           </w:pPr>
-          <w:hyperlink w:anchor="_Toc187181900" w:history="1">
+          <w:hyperlink w:anchor="_Toc196424364" w:history="1">
             <w:r>
               <w:rPr>
                 <w:rStyle w:val="Hyperlink"/>
                 <w:bCs/>
                 <w:noProof/>
               </w:rPr>
-              <w:t>3.3 Tính Năng 3: Hiển Thị Nhiệt Độ và Độ Ẩm Môi Trường</w:t>
+              <w:t>4.3 Giao Diện Phần Mềm</w:t>
             </w:r>
             <w:r>
               <w:rPr>
@@ -1452,7 +1979,7 @@
                 <w:noProof/>
                 <w:webHidden/>
               </w:rPr>
-              <w:instrText xml:space="preserve"> PAGEREF _Toc187181900 \h </w:instrText>
+              <w:instrText xml:space="preserve"> PAGEREF _Toc196424364 \h </w:instrText>
             </w:r>
             <w:r>
               <w:rPr>
@@ -1472,7 +1999,7 @@
                 <w:noProof/>
                 <w:webHidden/>
               </w:rPr>
-              <w:t>8</w:t>
+              <w:t>10</w:t>
             </w:r>
             <w:r>
               <w:rPr>
@@ -1493,17 +2020,18 @@
               <w:rFonts w:asciiTheme="minorHAnsi" w:eastAsiaTheme="minorEastAsia" w:hAnsiTheme="minorHAnsi"/>
               <w:noProof/>
               <w:color w:val="auto"/>
-              <w:sz w:val="22"/>
+              <w:sz w:val="24"/>
+              <w:szCs w:val="24"/>
             </w:rPr>
           </w:pPr>
-          <w:hyperlink w:anchor="_Toc187181901" w:history="1">
+          <w:hyperlink w:anchor="_Toc196424365" w:history="1">
             <w:r>
               <w:rPr>
                 <w:rStyle w:val="Hyperlink"/>
                 <w:bCs/>
                 <w:noProof/>
               </w:rPr>
-              <w:t>3.4 Tính Năng 4: Bật/Tắt Bơm Từ Xa Qua Điện Thoại</w:t>
+              <w:t>4.4 Giao Diện Giao Tiếp</w:t>
             </w:r>
             <w:r>
               <w:rPr>
@@ -1524,7 +2052,7 @@
                 <w:noProof/>
                 <w:webHidden/>
               </w:rPr>
-              <w:instrText xml:space="preserve"> PAGEREF _Toc187181901 \h </w:instrText>
+              <w:instrText xml:space="preserve"> PAGEREF _Toc196424365 \h </w:instrText>
             </w:r>
             <w:r>
               <w:rPr>
@@ -1544,7 +2072,80 @@
                 <w:noProof/>
                 <w:webHidden/>
               </w:rPr>
-              <w:t>8</w:t>
+              <w:t>10</w:t>
+            </w:r>
+            <w:r>
+              <w:rPr>
+                <w:noProof/>
+                <w:webHidden/>
+              </w:rPr>
+              <w:fldChar w:fldCharType="end"/>
+            </w:r>
+          </w:hyperlink>
+        </w:p>
+        <w:p>
+          <w:pPr>
+            <w:pStyle w:val="TOC1"/>
+            <w:tabs>
+              <w:tab w:val="right" w:leader="dot" w:pos="9350"/>
+            </w:tabs>
+            <w:rPr>
+              <w:rFonts w:asciiTheme="minorHAnsi" w:eastAsiaTheme="minorEastAsia" w:hAnsiTheme="minorHAnsi"/>
+              <w:noProof/>
+              <w:color w:val="auto"/>
+              <w:sz w:val="24"/>
+              <w:szCs w:val="24"/>
+            </w:rPr>
+          </w:pPr>
+          <w:hyperlink w:anchor="_Toc196424366" w:history="1">
+            <w:r>
+              <w:rPr>
+                <w:rStyle w:val="Hyperlink"/>
+                <w:bCs/>
+                <w:noProof/>
+              </w:rPr>
+              <w:t>5. Yêu Cầu Phi Chức Năng Khác</w:t>
+            </w:r>
+            <w:r>
+              <w:rPr>
+                <w:noProof/>
+                <w:webHidden/>
+              </w:rPr>
+              <w:tab/>
+            </w:r>
+            <w:r>
+              <w:rPr>
+                <w:noProof/>
+                <w:webHidden/>
+              </w:rPr>
+              <w:fldChar w:fldCharType="begin"/>
+            </w:r>
+            <w:r>
+              <w:rPr>
+                <w:noProof/>
+                <w:webHidden/>
+              </w:rPr>
+              <w:instrText xml:space="preserve"> PAGEREF _Toc196424366 \h </w:instrText>
+            </w:r>
+            <w:r>
+              <w:rPr>
+                <w:noProof/>
+                <w:webHidden/>
+              </w:rPr>
+            </w:r>
+            <w:r>
+              <w:rPr>
+                <w:noProof/>
+                <w:webHidden/>
+              </w:rPr>
+              <w:fldChar w:fldCharType="separate"/>
+            </w:r>
+            <w:r>
+              <w:rPr>
+                <w:noProof/>
+                <w:webHidden/>
+              </w:rPr>
+              <w:t>10</w:t>
             </w:r>
             <w:r>
               <w:rPr>
@@ -1565,17 +2166,18 @@
               <w:rFonts w:asciiTheme="minorHAnsi" w:eastAsiaTheme="minorEastAsia" w:hAnsiTheme="minorHAnsi"/>
               <w:noProof/>
               <w:color w:val="auto"/>
-              <w:sz w:val="22"/>
+              <w:sz w:val="24"/>
+              <w:szCs w:val="24"/>
             </w:rPr>
           </w:pPr>
-          <w:hyperlink w:anchor="_Toc187181902" w:history="1">
+          <w:hyperlink w:anchor="_Toc196424367" w:history="1">
             <w:r>
               <w:rPr>
                 <w:rStyle w:val="Hyperlink"/>
                 <w:bCs/>
                 <w:noProof/>
               </w:rPr>
-              <w:t>3.5 Tính Năng 5: Đặt Lịch Bơm Nước Tự Động</w:t>
+              <w:t>5.1 Yêu Cầu Về Hiệu Suất</w:t>
             </w:r>
             <w:r>
               <w:rPr>
@@ -1596,7 +2198,7 @@
                 <w:noProof/>
                 <w:webHidden/>
               </w:rPr>
-              <w:instrText xml:space="preserve"> PAGEREF _Toc187181902 \h </w:instrText>
+              <w:instrText xml:space="preserve"> PAGEREF _Toc196424367 \h </w:instrText>
             </w:r>
             <w:r>
               <w:rPr>
@@ -1616,7 +2218,226 @@
                 <w:noProof/>
                 <w:webHidden/>
               </w:rPr>
-              <w:t>9</w:t>
+              <w:t>10</w:t>
+            </w:r>
+            <w:r>
+              <w:rPr>
+                <w:noProof/>
+                <w:webHidden/>
+              </w:rPr>
+              <w:fldChar w:fldCharType="end"/>
+            </w:r>
+          </w:hyperlink>
+        </w:p>
+        <w:p>
+          <w:pPr>
+            <w:pStyle w:val="TOC2"/>
+            <w:tabs>
+              <w:tab w:val="right" w:leader="dot" w:pos="9350"/>
+            </w:tabs>
+            <w:rPr>
+              <w:rFonts w:asciiTheme="minorHAnsi" w:eastAsiaTheme="minorEastAsia" w:hAnsiTheme="minorHAnsi"/>
+              <w:noProof/>
+              <w:color w:val="auto"/>
+              <w:sz w:val="24"/>
+              <w:szCs w:val="24"/>
+            </w:rPr>
+          </w:pPr>
+          <w:hyperlink w:anchor="_Toc196424368" w:history="1">
+            <w:r>
+              <w:rPr>
+                <w:rStyle w:val="Hyperlink"/>
+                <w:bCs/>
+                <w:noProof/>
+              </w:rPr>
+              <w:t>5.2 Yêu Cầu An Toàn</w:t>
+            </w:r>
+            <w:r>
+              <w:rPr>
+                <w:noProof/>
+                <w:webHidden/>
+              </w:rPr>
+              <w:tab/>
+            </w:r>
+            <w:r>
+              <w:rPr>
+                <w:noProof/>
+                <w:webHidden/>
+              </w:rPr>
+              <w:fldChar w:fldCharType="begin"/>
+            </w:r>
+            <w:r>
+              <w:rPr>
+                <w:noProof/>
+                <w:webHidden/>
+              </w:rPr>
+              <w:instrText xml:space="preserve"> PAGEREF _Toc196424368 \h </w:instrText>
+            </w:r>
+            <w:r>
+              <w:rPr>
+                <w:noProof/>
+                <w:webHidden/>
+              </w:rPr>
+            </w:r>
+            <w:r>
+              <w:rPr>
+                <w:noProof/>
+                <w:webHidden/>
+              </w:rPr>
+              <w:fldChar w:fldCharType="separate"/>
+            </w:r>
+            <w:r>
+              <w:rPr>
+                <w:noProof/>
+                <w:webHidden/>
+              </w:rPr>
+              <w:t>11</w:t>
+            </w:r>
+            <w:r>
+              <w:rPr>
+                <w:noProof/>
+                <w:webHidden/>
+              </w:rPr>
+              <w:fldChar w:fldCharType="end"/>
+            </w:r>
+          </w:hyperlink>
+        </w:p>
+        <w:p>
+          <w:pPr>
+            <w:pStyle w:val="TOC2"/>
+            <w:tabs>
+              <w:tab w:val="right" w:leader="dot" w:pos="9350"/>
+            </w:tabs>
+            <w:rPr>
+              <w:rFonts w:asciiTheme="minorHAnsi" w:eastAsiaTheme="minorEastAsia" w:hAnsiTheme="minorHAnsi"/>
+              <w:noProof/>
+              <w:color w:val="auto"/>
+              <w:sz w:val="24"/>
+              <w:szCs w:val="24"/>
+            </w:rPr>
+          </w:pPr>
+          <w:hyperlink w:anchor="_Toc196424369" w:history="1">
+            <w:r>
+              <w:rPr>
+                <w:rStyle w:val="Hyperlink"/>
+                <w:bCs/>
+                <w:noProof/>
+              </w:rPr>
+              <w:t>5.3 Yêu Cầu Bảo Mật</w:t>
+            </w:r>
+            <w:r>
+              <w:rPr>
+                <w:noProof/>
+                <w:webHidden/>
+              </w:rPr>
+              <w:tab/>
+            </w:r>
+            <w:r>
+              <w:rPr>
+                <w:noProof/>
+                <w:webHidden/>
+              </w:rPr>
+              <w:fldChar w:fldCharType="begin"/>
+            </w:r>
+            <w:r>
+              <w:rPr>
+                <w:noProof/>
+                <w:webHidden/>
+              </w:rPr>
+              <w:instrText xml:space="preserve"> PAGEREF _Toc196424369 \h </w:instrText>
+            </w:r>
+            <w:r>
+              <w:rPr>
+                <w:noProof/>
+                <w:webHidden/>
+              </w:rPr>
+            </w:r>
+            <w:r>
+              <w:rPr>
+                <w:noProof/>
+                <w:webHidden/>
+              </w:rPr>
+              <w:fldChar w:fldCharType="separate"/>
+            </w:r>
+            <w:r>
+              <w:rPr>
+                <w:noProof/>
+                <w:webHidden/>
+              </w:rPr>
+              <w:t>11</w:t>
+            </w:r>
+            <w:r>
+              <w:rPr>
+                <w:noProof/>
+                <w:webHidden/>
+              </w:rPr>
+              <w:fldChar w:fldCharType="end"/>
+            </w:r>
+          </w:hyperlink>
+        </w:p>
+        <w:p>
+          <w:pPr>
+            <w:pStyle w:val="TOC2"/>
+            <w:tabs>
+              <w:tab w:val="right" w:leader="dot" w:pos="9350"/>
+            </w:tabs>
+            <w:rPr>
+              <w:rFonts w:asciiTheme="minorHAnsi" w:eastAsiaTheme="minorEastAsia" w:hAnsiTheme="minorHAnsi"/>
+              <w:noProof/>
+              <w:color w:val="auto"/>
+              <w:sz w:val="24"/>
+              <w:szCs w:val="24"/>
+            </w:rPr>
+          </w:pPr>
+          <w:hyperlink w:anchor="_Toc196424370" w:history="1">
+            <w:r>
+              <w:rPr>
+                <w:rStyle w:val="Hyperlink"/>
+                <w:bCs/>
+                <w:noProof/>
+              </w:rPr>
+              <w:t>5.4 Các Thuộc Tính Chất Lượng Phần Mềm</w:t>
+            </w:r>
+            <w:r>
+              <w:rPr>
+                <w:noProof/>
+                <w:webHidden/>
+              </w:rPr>
+              <w:tab/>
+            </w:r>
+            <w:r>
+              <w:rPr>
+                <w:noProof/>
+                <w:webHidden/>
+              </w:rPr>
+              <w:fldChar w:fldCharType="begin"/>
+            </w:r>
+            <w:r>
+              <w:rPr>
+                <w:noProof/>
+                <w:webHidden/>
+              </w:rPr>
+              <w:instrText xml:space="preserve"> PAGEREF _Toc196424370 \h </w:instrText>
+            </w:r>
+            <w:r>
+              <w:rPr>
+                <w:noProof/>
+                <w:webHidden/>
+              </w:rPr>
+            </w:r>
+            <w:r>
+              <w:rPr>
+                <w:noProof/>
+                <w:webHidden/>
+              </w:rPr>
+              <w:fldChar w:fldCharType="separate"/>
+            </w:r>
+            <w:r>
+              <w:rPr>
+                <w:noProof/>
+                <w:webHidden/>
+              </w:rPr>
+              <w:t>11</w:t>
             </w:r>
             <w:r>
               <w:rPr>
@@ -1637,17 +2458,18 @@
               <w:rFonts w:asciiTheme="minorHAnsi" w:eastAsiaTheme="minorEastAsia" w:hAnsiTheme="minorHAnsi"/>
               <w:noProof/>
               <w:color w:val="auto"/>
-              <w:sz w:val="22"/>
+              <w:sz w:val="24"/>
+              <w:szCs w:val="24"/>
             </w:rPr>
           </w:pPr>
-          <w:hyperlink w:anchor="_Toc187181903" w:history="1">
+          <w:hyperlink w:anchor="_Toc196424371" w:history="1">
             <w:r>
               <w:rPr>
                 <w:rStyle w:val="Hyperlink"/>
                 <w:bCs/>
                 <w:noProof/>
               </w:rPr>
-              <w:t>4. Yêu Cầu Giao Diện Bên Ngoài</w:t>
+              <w:t>6. Các Yêu Cầu Khác</w:t>
             </w:r>
             <w:r>
               <w:rPr>
@@ -1668,7 +2490,7 @@
                 <w:noProof/>
                 <w:webHidden/>
               </w:rPr>
-              <w:instrText xml:space="preserve"> PAGEREF _Toc187181903 \h </w:instrText>
+              <w:instrText xml:space="preserve"> PAGEREF _Toc196424371 \h </w:instrText>
             </w:r>
             <w:r>
               <w:rPr>
@@ -1688,295 +2510,7 @@
                 <w:noProof/>
                 <w:webHidden/>
               </w:rPr>
-              <w:t>9</w:t>
-            </w:r>
-            <w:r>
-              <w:rPr>
-                <w:noProof/>
-                <w:webHidden/>
-              </w:rPr>
-              <w:fldChar w:fldCharType="end"/>
-            </w:r>
-          </w:hyperlink>
-        </w:p>
-        <w:p>
-          <w:pPr>
-            <w:pStyle w:val="TOC2"/>
-            <w:tabs>
-              <w:tab w:val="right" w:leader="dot" w:pos="9350"/>
-            </w:tabs>
-            <w:rPr>
-              <w:rFonts w:asciiTheme="minorHAnsi" w:eastAsiaTheme="minorEastAsia" w:hAnsiTheme="minorHAnsi"/>
-              <w:noProof/>
-              <w:color w:val="auto"/>
-              <w:sz w:val="22"/>
-            </w:rPr>
-          </w:pPr>
-          <w:hyperlink w:anchor="_Toc187181904" w:history="1">
-            <w:r>
-              <w:rPr>
-                <w:rStyle w:val="Hyperlink"/>
-                <w:bCs/>
-                <w:noProof/>
-              </w:rPr>
-              <w:t>4.1 Giao Diện Người Dùng</w:t>
-            </w:r>
-            <w:r>
-              <w:rPr>
-                <w:noProof/>
-                <w:webHidden/>
-              </w:rPr>
-              <w:tab/>
-            </w:r>
-            <w:r>
-              <w:rPr>
-                <w:noProof/>
-                <w:webHidden/>
-              </w:rPr>
-              <w:fldChar w:fldCharType="begin"/>
-            </w:r>
-            <w:r>
-              <w:rPr>
-                <w:noProof/>
-                <w:webHidden/>
-              </w:rPr>
-              <w:instrText xml:space="preserve"> PAGEREF _Toc187181904 \h </w:instrText>
-            </w:r>
-            <w:r>
-              <w:rPr>
-                <w:noProof/>
-                <w:webHidden/>
-              </w:rPr>
-            </w:r>
-            <w:r>
-              <w:rPr>
-                <w:noProof/>
-                <w:webHidden/>
-              </w:rPr>
-              <w:fldChar w:fldCharType="separate"/>
-            </w:r>
-            <w:r>
-              <w:rPr>
-                <w:noProof/>
-                <w:webHidden/>
-              </w:rPr>
-              <w:t>9</w:t>
-            </w:r>
-            <w:r>
-              <w:rPr>
-                <w:noProof/>
-                <w:webHidden/>
-              </w:rPr>
-              <w:fldChar w:fldCharType="end"/>
-            </w:r>
-          </w:hyperlink>
-        </w:p>
-        <w:p>
-          <w:pPr>
-            <w:pStyle w:val="TOC2"/>
-            <w:tabs>
-              <w:tab w:val="right" w:leader="dot" w:pos="9350"/>
-            </w:tabs>
-            <w:rPr>
-              <w:rFonts w:asciiTheme="minorHAnsi" w:eastAsiaTheme="minorEastAsia" w:hAnsiTheme="minorHAnsi"/>
-              <w:noProof/>
-              <w:color w:val="auto"/>
-              <w:sz w:val="22"/>
-            </w:rPr>
-          </w:pPr>
-          <w:hyperlink w:anchor="_Toc187181905" w:history="1">
-            <w:r>
-              <w:rPr>
-                <w:rStyle w:val="Hyperlink"/>
-                <w:bCs/>
-                <w:noProof/>
-              </w:rPr>
-              <w:t>4.2 Giao Diện Phần Cứng</w:t>
-            </w:r>
-            <w:r>
-              <w:rPr>
-                <w:noProof/>
-                <w:webHidden/>
-              </w:rPr>
-              <w:tab/>
-            </w:r>
-            <w:r>
-              <w:rPr>
-                <w:noProof/>
-                <w:webHidden/>
-              </w:rPr>
-              <w:fldChar w:fldCharType="begin"/>
-            </w:r>
-            <w:r>
-              <w:rPr>
-                <w:noProof/>
-                <w:webHidden/>
-              </w:rPr>
-              <w:instrText xml:space="preserve"> PAGEREF _Toc187181905 \h </w:instrText>
-            </w:r>
-            <w:r>
-              <w:rPr>
-                <w:noProof/>
-                <w:webHidden/>
-              </w:rPr>
-            </w:r>
-            <w:r>
-              <w:rPr>
-                <w:noProof/>
-                <w:webHidden/>
-              </w:rPr>
-              <w:fldChar w:fldCharType="separate"/>
-            </w:r>
-            <w:r>
-              <w:rPr>
-                <w:noProof/>
-                <w:webHidden/>
-              </w:rPr>
-              <w:t>9</w:t>
-            </w:r>
-            <w:r>
-              <w:rPr>
-                <w:noProof/>
-                <w:webHidden/>
-              </w:rPr>
-              <w:fldChar w:fldCharType="end"/>
-            </w:r>
-          </w:hyperlink>
-        </w:p>
-        <w:p>
-          <w:pPr>
-            <w:pStyle w:val="TOC2"/>
-            <w:tabs>
-              <w:tab w:val="right" w:leader="dot" w:pos="9350"/>
-            </w:tabs>
-            <w:rPr>
-              <w:rFonts w:asciiTheme="minorHAnsi" w:eastAsiaTheme="minorEastAsia" w:hAnsiTheme="minorHAnsi"/>
-              <w:noProof/>
-              <w:color w:val="auto"/>
-              <w:sz w:val="22"/>
-            </w:rPr>
-          </w:pPr>
-          <w:hyperlink w:anchor="_Toc187181906" w:history="1">
-            <w:r>
-              <w:rPr>
-                <w:rStyle w:val="Hyperlink"/>
-                <w:bCs/>
-                <w:noProof/>
-              </w:rPr>
-              <w:t>4.3 Giao Diện Phần Mềm</w:t>
-            </w:r>
-            <w:r>
-              <w:rPr>
-                <w:noProof/>
-                <w:webHidden/>
-              </w:rPr>
-              <w:tab/>
-            </w:r>
-            <w:r>
-              <w:rPr>
-                <w:noProof/>
-                <w:webHidden/>
-              </w:rPr>
-              <w:fldChar w:fldCharType="begin"/>
-            </w:r>
-            <w:r>
-              <w:rPr>
-                <w:noProof/>
-                <w:webHidden/>
-              </w:rPr>
-              <w:instrText xml:space="preserve"> PAGEREF _Toc187181906 \h </w:instrText>
-            </w:r>
-            <w:r>
-              <w:rPr>
-                <w:noProof/>
-                <w:webHidden/>
-              </w:rPr>
-            </w:r>
-            <w:r>
-              <w:rPr>
-                <w:noProof/>
-                <w:webHidden/>
-              </w:rPr>
-              <w:fldChar w:fldCharType="separate"/>
-            </w:r>
-            <w:r>
-              <w:rPr>
-                <w:noProof/>
-                <w:webHidden/>
-              </w:rPr>
-              <w:t>10</w:t>
-            </w:r>
-            <w:r>
-              <w:rPr>
-                <w:noProof/>
-                <w:webHidden/>
-              </w:rPr>
-              <w:fldChar w:fldCharType="end"/>
-            </w:r>
-          </w:hyperlink>
-        </w:p>
-        <w:p>
-          <w:pPr>
-            <w:pStyle w:val="TOC2"/>
-            <w:tabs>
-              <w:tab w:val="right" w:leader="dot" w:pos="9350"/>
-            </w:tabs>
-            <w:rPr>
-              <w:rFonts w:asciiTheme="minorHAnsi" w:eastAsiaTheme="minorEastAsia" w:hAnsiTheme="minorHAnsi"/>
-              <w:noProof/>
-              <w:color w:val="auto"/>
-              <w:sz w:val="22"/>
-            </w:rPr>
-          </w:pPr>
-          <w:hyperlink w:anchor="_Toc187181907" w:history="1">
-            <w:r>
-              <w:rPr>
-                <w:rStyle w:val="Hyperlink"/>
-                <w:bCs/>
-                <w:noProof/>
-              </w:rPr>
-              <w:t>4.4 Giao Diện Giao Tiếp</w:t>
-            </w:r>
-            <w:r>
-              <w:rPr>
-                <w:noProof/>
-                <w:webHidden/>
-              </w:rPr>
-              <w:tab/>
-            </w:r>
-            <w:r>
-              <w:rPr>
-                <w:noProof/>
-                <w:webHidden/>
-              </w:rPr>
-              <w:fldChar w:fldCharType="begin"/>
-            </w:r>
-            <w:r>
-              <w:rPr>
-                <w:noProof/>
-                <w:webHidden/>
-              </w:rPr>
-              <w:instrText xml:space="preserve"> PAGEREF _Toc187181907 \h </w:instrText>
-            </w:r>
-            <w:r>
-              <w:rPr>
-                <w:noProof/>
-                <w:webHidden/>
-              </w:rPr>
-            </w:r>
-            <w:r>
-              <w:rPr>
-                <w:noProof/>
-                <w:webHidden/>
-              </w:rPr>
-              <w:fldChar w:fldCharType="separate"/>
-            </w:r>
-            <w:r>
-              <w:rPr>
-                <w:noProof/>
-                <w:webHidden/>
-              </w:rPr>
-              <w:t>10</w:t>
+              <w:t>11</w:t>
             </w:r>
             <w:r>
               <w:rPr>
@@ -1997,17 +2531,18 @@
               <w:rFonts w:asciiTheme="minorHAnsi" w:eastAsiaTheme="minorEastAsia" w:hAnsiTheme="minorHAnsi"/>
               <w:noProof/>
               <w:color w:val="auto"/>
-              <w:sz w:val="22"/>
+              <w:sz w:val="24"/>
+              <w:szCs w:val="24"/>
             </w:rPr>
           </w:pPr>
-          <w:hyperlink w:anchor="_Toc187181908" w:history="1">
+          <w:hyperlink w:anchor="_Toc196424372" w:history="1">
             <w:r>
               <w:rPr>
                 <w:rStyle w:val="Hyperlink"/>
                 <w:bCs/>
                 <w:noProof/>
               </w:rPr>
-              <w:t>5. Yêu Cầu Phi Chức Năng Khác</w:t>
+              <w:t>7. Phụ Lục</w:t>
             </w:r>
             <w:r>
               <w:rPr>
@@ -2028,7 +2563,7 @@
                 <w:noProof/>
                 <w:webHidden/>
               </w:rPr>
-              <w:instrText xml:space="preserve"> PAGEREF _Toc187181908 \h </w:instrText>
+              <w:instrText xml:space="preserve"> PAGEREF _Toc196424372 \h </w:instrText>
             </w:r>
             <w:r>
               <w:rPr>
@@ -2048,439 +2583,7 @@
                 <w:noProof/>
                 <w:webHidden/>
               </w:rPr>
-              <w:t>10</w:t>
-            </w:r>
-            <w:r>
-              <w:rPr>
-                <w:noProof/>
-                <w:webHidden/>
-              </w:rPr>
-              <w:fldChar w:fldCharType="end"/>
-            </w:r>
-          </w:hyperlink>
-        </w:p>
-        <w:p>
-          <w:pPr>
-            <w:pStyle w:val="TOC2"/>
-            <w:tabs>
-              <w:tab w:val="right" w:leader="dot" w:pos="9350"/>
-            </w:tabs>
-            <w:rPr>
-              <w:rFonts w:asciiTheme="minorHAnsi" w:eastAsiaTheme="minorEastAsia" w:hAnsiTheme="minorHAnsi"/>
-              <w:noProof/>
-              <w:color w:val="auto"/>
-              <w:sz w:val="22"/>
-            </w:rPr>
-          </w:pPr>
-          <w:hyperlink w:anchor="_Toc187181909" w:history="1">
-            <w:r>
-              <w:rPr>
-                <w:rStyle w:val="Hyperlink"/>
-                <w:bCs/>
-                <w:noProof/>
-              </w:rPr>
-              <w:t>5.1 Yêu Cầu Về Hiệu Suất</w:t>
-            </w:r>
-            <w:r>
-              <w:rPr>
-                <w:noProof/>
-                <w:webHidden/>
-              </w:rPr>
-              <w:tab/>
-            </w:r>
-            <w:r>
-              <w:rPr>
-                <w:noProof/>
-                <w:webHidden/>
-              </w:rPr>
-              <w:fldChar w:fldCharType="begin"/>
-            </w:r>
-            <w:r>
-              <w:rPr>
-                <w:noProof/>
-                <w:webHidden/>
-              </w:rPr>
-              <w:instrText xml:space="preserve"> PAGEREF _Toc187181909 \h </w:instrText>
-            </w:r>
-            <w:r>
-              <w:rPr>
-                <w:noProof/>
-                <w:webHidden/>
-              </w:rPr>
-            </w:r>
-            <w:r>
-              <w:rPr>
-                <w:noProof/>
-                <w:webHidden/>
-              </w:rPr>
-              <w:fldChar w:fldCharType="separate"/>
-            </w:r>
-            <w:r>
-              <w:rPr>
-                <w:noProof/>
-                <w:webHidden/>
-              </w:rPr>
-              <w:t>10</w:t>
-            </w:r>
-            <w:r>
-              <w:rPr>
-                <w:noProof/>
-                <w:webHidden/>
-              </w:rPr>
-              <w:fldChar w:fldCharType="end"/>
-            </w:r>
-          </w:hyperlink>
-        </w:p>
-        <w:p>
-          <w:pPr>
-            <w:pStyle w:val="TOC2"/>
-            <w:tabs>
-              <w:tab w:val="right" w:leader="dot" w:pos="9350"/>
-            </w:tabs>
-            <w:rPr>
-              <w:rFonts w:asciiTheme="minorHAnsi" w:eastAsiaTheme="minorEastAsia" w:hAnsiTheme="minorHAnsi"/>
-              <w:noProof/>
-              <w:color w:val="auto"/>
-              <w:sz w:val="22"/>
-            </w:rPr>
-          </w:pPr>
-          <w:hyperlink w:anchor="_Toc187181910" w:history="1">
-            <w:r>
-              <w:rPr>
-                <w:rStyle w:val="Hyperlink"/>
-                <w:bCs/>
-                <w:noProof/>
-              </w:rPr>
-              <w:t>5.2 Yêu Cầu An Toàn</w:t>
-            </w:r>
-            <w:r>
-              <w:rPr>
-                <w:noProof/>
-                <w:webHidden/>
-              </w:rPr>
-              <w:tab/>
-            </w:r>
-            <w:r>
-              <w:rPr>
-                <w:noProof/>
-                <w:webHidden/>
-              </w:rPr>
-              <w:fldChar w:fldCharType="begin"/>
-            </w:r>
-            <w:r>
-              <w:rPr>
-                <w:noProof/>
-                <w:webHidden/>
-              </w:rPr>
-              <w:instrText xml:space="preserve"> PAGEREF _Toc187181910 \h </w:instrText>
-            </w:r>
-            <w:r>
-              <w:rPr>
-                <w:noProof/>
-                <w:webHidden/>
-              </w:rPr>
-            </w:r>
-            <w:r>
-              <w:rPr>
-                <w:noProof/>
-                <w:webHidden/>
-              </w:rPr>
-              <w:fldChar w:fldCharType="separate"/>
-            </w:r>
-            <w:r>
-              <w:rPr>
-                <w:noProof/>
-                <w:webHidden/>
-              </w:rPr>
-              <w:t>10</w:t>
-            </w:r>
-            <w:r>
-              <w:rPr>
-                <w:noProof/>
-                <w:webHidden/>
-              </w:rPr>
-              <w:fldChar w:fldCharType="end"/>
-            </w:r>
-          </w:hyperlink>
-        </w:p>
-        <w:p>
-          <w:pPr>
-            <w:pStyle w:val="TOC2"/>
-            <w:tabs>
-              <w:tab w:val="right" w:leader="dot" w:pos="9350"/>
-            </w:tabs>
-            <w:rPr>
-              <w:rFonts w:asciiTheme="minorHAnsi" w:eastAsiaTheme="minorEastAsia" w:hAnsiTheme="minorHAnsi"/>
-              <w:noProof/>
-              <w:color w:val="auto"/>
-              <w:sz w:val="22"/>
-            </w:rPr>
-          </w:pPr>
-          <w:hyperlink w:anchor="_Toc187181911" w:history="1">
-            <w:r>
-              <w:rPr>
-                <w:rStyle w:val="Hyperlink"/>
-                <w:bCs/>
-                <w:noProof/>
-              </w:rPr>
-              <w:t>5.3 Yêu Cầu Bảo Mật</w:t>
-            </w:r>
-            <w:r>
-              <w:rPr>
-                <w:noProof/>
-                <w:webHidden/>
-              </w:rPr>
-              <w:tab/>
-            </w:r>
-            <w:r>
-              <w:rPr>
-                <w:noProof/>
-                <w:webHidden/>
-              </w:rPr>
-              <w:fldChar w:fldCharType="begin"/>
-            </w:r>
-            <w:r>
-              <w:rPr>
-                <w:noProof/>
-                <w:webHidden/>
-              </w:rPr>
-              <w:instrText xml:space="preserve"> PAGEREF _Toc187181911 \h </w:instrText>
-            </w:r>
-            <w:r>
-              <w:rPr>
-                <w:noProof/>
-                <w:webHidden/>
-              </w:rPr>
-            </w:r>
-            <w:r>
-              <w:rPr>
-                <w:noProof/>
-                <w:webHidden/>
-              </w:rPr>
-              <w:fldChar w:fldCharType="separate"/>
-            </w:r>
-            <w:r>
-              <w:rPr>
-                <w:noProof/>
-                <w:webHidden/>
-              </w:rPr>
-              <w:t>10</w:t>
-            </w:r>
-            <w:r>
-              <w:rPr>
-                <w:noProof/>
-                <w:webHidden/>
-              </w:rPr>
-              <w:fldChar w:fldCharType="end"/>
-            </w:r>
-          </w:hyperlink>
-        </w:p>
-        <w:p>
-          <w:pPr>
-            <w:pStyle w:val="TOC2"/>
-            <w:tabs>
-              <w:tab w:val="right" w:leader="dot" w:pos="9350"/>
-            </w:tabs>
-            <w:rPr>
-              <w:rFonts w:asciiTheme="minorHAnsi" w:eastAsiaTheme="minorEastAsia" w:hAnsiTheme="minorHAnsi"/>
-              <w:noProof/>
-              <w:color w:val="auto"/>
-              <w:sz w:val="22"/>
-            </w:rPr>
-          </w:pPr>
-          <w:hyperlink w:anchor="_Toc187181912" w:history="1">
-            <w:r>
-              <w:rPr>
-                <w:rStyle w:val="Hyperlink"/>
-                <w:bCs/>
-                <w:noProof/>
-              </w:rPr>
-              <w:t>5.4 Các Thuộc Tính Chất Lượng Phần Mềm</w:t>
-            </w:r>
-            <w:r>
-              <w:rPr>
-                <w:noProof/>
-                <w:webHidden/>
-              </w:rPr>
-              <w:tab/>
-            </w:r>
-            <w:r>
-              <w:rPr>
-                <w:noProof/>
-                <w:webHidden/>
-              </w:rPr>
-              <w:fldChar w:fldCharType="begin"/>
-            </w:r>
-            <w:r>
-              <w:rPr>
-                <w:noProof/>
-                <w:webHidden/>
-              </w:rPr>
-              <w:instrText xml:space="preserve"> PAGEREF _Toc187181912 \h </w:instrText>
-            </w:r>
-            <w:r>
-              <w:rPr>
-                <w:noProof/>
-                <w:webHidden/>
-              </w:rPr>
-            </w:r>
-            <w:r>
-              <w:rPr>
-                <w:noProof/>
-                <w:webHidden/>
-              </w:rPr>
-              <w:fldChar w:fldCharType="separate"/>
-            </w:r>
-            <w:r>
-              <w:rPr>
-                <w:noProof/>
-                <w:webHidden/>
-              </w:rPr>
-              <w:t>11</w:t>
-            </w:r>
-            <w:r>
-              <w:rPr>
-                <w:noProof/>
-                <w:webHidden/>
-              </w:rPr>
-              <w:fldChar w:fldCharType="end"/>
-            </w:r>
-          </w:hyperlink>
-        </w:p>
-        <w:p>
-          <w:pPr>
-            <w:pStyle w:val="TOC1"/>
-            <w:tabs>
-              <w:tab w:val="right" w:leader="dot" w:pos="9350"/>
-            </w:tabs>
-            <w:rPr>
-              <w:rFonts w:asciiTheme="minorHAnsi" w:eastAsiaTheme="minorEastAsia" w:hAnsiTheme="minorHAnsi"/>
-              <w:noProof/>
-              <w:color w:val="auto"/>
-              <w:sz w:val="22"/>
-            </w:rPr>
-          </w:pPr>
-          <w:hyperlink w:anchor="_Toc187181913" w:history="1">
-            <w:r>
-              <w:rPr>
-                <w:rStyle w:val="Hyperlink"/>
-                <w:bCs/>
-                <w:noProof/>
-              </w:rPr>
-              <w:t>6. Các Yêu Cầu Khác</w:t>
-            </w:r>
-            <w:r>
-              <w:rPr>
-                <w:noProof/>
-                <w:webHidden/>
-              </w:rPr>
-              <w:tab/>
-            </w:r>
-            <w:r>
-              <w:rPr>
-                <w:noProof/>
-                <w:webHidden/>
-              </w:rPr>
-              <w:fldChar w:fldCharType="begin"/>
-            </w:r>
-            <w:r>
-              <w:rPr>
-                <w:noProof/>
-                <w:webHidden/>
-              </w:rPr>
-              <w:instrText xml:space="preserve"> PAGEREF _Toc187181913 \h </w:instrText>
-            </w:r>
-            <w:r>
-              <w:rPr>
-                <w:noProof/>
-                <w:webHidden/>
-              </w:rPr>
-            </w:r>
-            <w:r>
-              <w:rPr>
-                <w:noProof/>
-                <w:webHidden/>
-              </w:rPr>
-              <w:fldChar w:fldCharType="separate"/>
-            </w:r>
-            <w:r>
-              <w:rPr>
-                <w:noProof/>
-                <w:webHidden/>
-              </w:rPr>
-              <w:t>11</w:t>
-            </w:r>
-            <w:r>
-              <w:rPr>
-                <w:noProof/>
-                <w:webHidden/>
-              </w:rPr>
-              <w:fldChar w:fldCharType="end"/>
-            </w:r>
-          </w:hyperlink>
-        </w:p>
-        <w:p>
-          <w:pPr>
-            <w:pStyle w:val="TOC1"/>
-            <w:tabs>
-              <w:tab w:val="right" w:leader="dot" w:pos="9350"/>
-            </w:tabs>
-            <w:rPr>
-              <w:rFonts w:asciiTheme="minorHAnsi" w:eastAsiaTheme="minorEastAsia" w:hAnsiTheme="minorHAnsi"/>
-              <w:noProof/>
-              <w:color w:val="auto"/>
-              <w:sz w:val="22"/>
-            </w:rPr>
-          </w:pPr>
-          <w:hyperlink w:anchor="_Toc187181914" w:history="1">
-            <w:r>
-              <w:rPr>
-                <w:rStyle w:val="Hyperlink"/>
-                <w:bCs/>
-                <w:noProof/>
-              </w:rPr>
-              <w:t>7. Phụ Lục</w:t>
-            </w:r>
-            <w:r>
-              <w:rPr>
-                <w:noProof/>
-                <w:webHidden/>
-              </w:rPr>
-              <w:tab/>
-            </w:r>
-            <w:r>
-              <w:rPr>
-                <w:noProof/>
-                <w:webHidden/>
-              </w:rPr>
-              <w:fldChar w:fldCharType="begin"/>
-            </w:r>
-            <w:r>
-              <w:rPr>
-                <w:noProof/>
-                <w:webHidden/>
-              </w:rPr>
-              <w:instrText xml:space="preserve"> PAGEREF _Toc187181914 \h </w:instrText>
-            </w:r>
-            <w:r>
-              <w:rPr>
-                <w:noProof/>
-                <w:webHidden/>
-              </w:rPr>
-            </w:r>
-            <w:r>
-              <w:rPr>
-                <w:noProof/>
-                <w:webHidden/>
-              </w:rPr>
-              <w:fldChar w:fldCharType="separate"/>
-            </w:r>
-            <w:r>
-              <w:rPr>
-                <w:noProof/>
-                <w:webHidden/>
-              </w:rPr>
-              <w:t>11</w:t>
+              <w:t>12</w:t>
             </w:r>
             <w:r>
               <w:rPr>
@@ -2514,7 +2617,7 @@
       <w:pPr>
         <w:pStyle w:val="Heading1"/>
       </w:pPr>
-      <w:bookmarkStart w:id="0" w:name="_Toc187181883"/>
+      <w:bookmarkStart w:id="0" w:name="_Toc196424341"/>
       <w:r>
         <w:rPr>
           <w:bCs/>
@@ -2532,7 +2635,7 @@
           <w:bCs/>
         </w:rPr>
       </w:pPr>
-      <w:bookmarkStart w:id="1" w:name="_Toc187181884"/>
+      <w:bookmarkStart w:id="1" w:name="_Toc196424342"/>
       <w:r>
         <w:rPr>
           <w:bCs/>
@@ -2542,15 +2645,24 @@
       <w:bookmarkEnd w:id="1"/>
     </w:p>
     <w:p>
-      <w:r>
-        <w:t xml:space="preserve"> Tài liệu này nhằm mô tả các yêu cầu phần mềm cho hệ thống tưới cây tự động sử dụng ESP32 và IoT. Hệ thống cung cấp giải pháp tưới cây tự động, giám sát độ ẩm đất, nhiệt độ, độ ẩm môi trường và điều khiển bơm từ xa qua ứng dụng di động.</w:t>
+      <w:pPr>
+        <w:jc w:val="both"/>
+      </w:pPr>
+      <w:r>
+        <w:t>Tài liệu này nhằm mô tả các yêu cầu phần mềm cho hệ thống tưới cây tự động</w:t>
+      </w:r>
+      <w:r>
+        <w:t xml:space="preserve"> từ xa</w:t>
+      </w:r>
+      <w:r>
+        <w:t xml:space="preserve"> sử dụng ESP32 và IoT. Hệ thống cung cấp giải pháp tưới cây tự động, giám sát độ ẩm đất, nhiệt độ, độ ẩm môi trường và điều khiển bơm từ xa qua ứng dụng di động.</w:t>
       </w:r>
     </w:p>
     <w:p>
       <w:pPr>
         <w:pStyle w:val="Heading2"/>
       </w:pPr>
-      <w:bookmarkStart w:id="2" w:name="_Toc187181885"/>
+      <w:bookmarkStart w:id="2" w:name="_Toc196424343"/>
       <w:r>
         <w:rPr>
           <w:bCs/>
@@ -2610,14 +2722,17 @@
         <w:t>Blynk</w:t>
       </w:r>
       <w:r>
-        <w:t>: Nền tảng IoT hỗ trợ giao diện di động.</w:t>
+        <w:t>: Nền tảng IoT hỗ trợ giao diện di động</w:t>
+      </w:r>
+      <w:r>
+        <w:t xml:space="preserve"> và web.</w:t>
       </w:r>
     </w:p>
     <w:p>
       <w:pPr>
         <w:pStyle w:val="Heading2"/>
       </w:pPr>
-      <w:bookmarkStart w:id="3" w:name="_Toc187181886"/>
+      <w:bookmarkStart w:id="3" w:name="_Toc196424344"/>
       <w:r>
         <w:rPr>
           <w:bCs/>
@@ -2652,15 +2767,111 @@
       <w:pPr>
         <w:pStyle w:val="Heading2"/>
       </w:pPr>
-      <w:bookmarkStart w:id="4" w:name="_Toc187181887"/>
+      <w:bookmarkStart w:id="4" w:name="_Toc196424345"/>
       <w:r>
         <w:rPr>
           <w:bCs/>
         </w:rPr>
-        <w:t>1.4 Phạm Vi Dự Án</w:t>
-      </w:r>
-      <w:r>
-        <w:t xml:space="preserve"> Hệ thống sẽ cung cấp các tính năng chính sau:</w:t>
+        <w:t xml:space="preserve">1.4 Phạm </w:t>
+      </w:r>
+      <w:r>
+        <w:rPr>
+          <w:bCs/>
+        </w:rPr>
+        <w:t>V</w:t>
+      </w:r>
+      <w:r>
+        <w:rPr>
+          <w:bCs/>
+        </w:rPr>
+        <w:t xml:space="preserve">i </w:t>
+      </w:r>
+      <w:r>
+        <w:rPr>
+          <w:bCs/>
+        </w:rPr>
+        <w:t>D</w:t>
+      </w:r>
+      <w:r>
+        <w:rPr>
+          <w:bCs/>
+        </w:rPr>
+        <w:t xml:space="preserve">ự </w:t>
+      </w:r>
+      <w:r>
+        <w:rPr>
+          <w:bCs/>
+        </w:rPr>
+        <w:t>Á</w:t>
+      </w:r>
+      <w:r>
+        <w:rPr>
+          <w:bCs/>
+        </w:rPr>
+        <w:t>n</w:t>
+      </w:r>
+      <w:r>
+        <w:t xml:space="preserve"> </w:t>
+      </w:r>
+      <w:r>
+        <w:t>H</w:t>
+      </w:r>
+      <w:r>
+        <w:t xml:space="preserve">ệ </w:t>
+      </w:r>
+      <w:r>
+        <w:t>T</w:t>
+      </w:r>
+      <w:r>
+        <w:t xml:space="preserve">hống </w:t>
+      </w:r>
+      <w:r>
+        <w:t>S</w:t>
+      </w:r>
+      <w:r>
+        <w:t xml:space="preserve">ẽ </w:t>
+      </w:r>
+      <w:r>
+        <w:t>C</w:t>
+      </w:r>
+      <w:r>
+        <w:t xml:space="preserve">ung </w:t>
+      </w:r>
+      <w:r>
+        <w:t>C</w:t>
+      </w:r>
+      <w:r>
+        <w:t xml:space="preserve">ấp </w:t>
+      </w:r>
+      <w:r>
+        <w:t>C</w:t>
+      </w:r>
+      <w:r>
+        <w:t xml:space="preserve">ác </w:t>
+      </w:r>
+      <w:r>
+        <w:t>T</w:t>
+      </w:r>
+      <w:r>
+        <w:t xml:space="preserve">ính </w:t>
+      </w:r>
+      <w:r>
+        <w:t>N</w:t>
+      </w:r>
+      <w:r>
+        <w:t xml:space="preserve">ăng </w:t>
+      </w:r>
+      <w:r>
+        <w:t>C</w:t>
+      </w:r>
+      <w:r>
+        <w:t xml:space="preserve">hính </w:t>
+      </w:r>
+      <w:r>
+        <w:t>S</w:t>
+      </w:r>
+      <w:r>
+        <w:t>au:</w:t>
       </w:r>
       <w:bookmarkEnd w:id="4"/>
     </w:p>
@@ -2705,30 +2916,19 @@
         </w:numPr>
       </w:pPr>
       <w:r>
-        <w:t>Đặt lịch bơm nước tự động.</w:t>
-      </w:r>
-    </w:p>
-    <w:p>
-      <w:pPr>
-        <w:numPr>
-          <w:ilvl w:val="0"/>
-          <w:numId w:val="23"/>
-        </w:numPr>
-      </w:pPr>
-      <w:r>
+        <w:t>Tính năng cập nhật phần mềm qua mạng (OTA).</w:t>
+      </w:r>
+    </w:p>
+    <w:p>
+      <w:pPr>
+        <w:pStyle w:val="Heading2"/>
+      </w:pPr>
+      <w:bookmarkStart w:id="5" w:name="_Toc196424346"/>
+      <w:r>
+        <w:rPr>
+          <w:bCs/>
+        </w:rPr>
         <w:lastRenderedPageBreak/>
-        <w:t>Tính năng cập nhật phần mềm qua mạng (OTA).</w:t>
-      </w:r>
-    </w:p>
-    <w:p>
-      <w:pPr>
-        <w:pStyle w:val="Heading2"/>
-      </w:pPr>
-      <w:bookmarkStart w:id="5" w:name="_Toc187181888"/>
-      <w:r>
-        <w:rPr>
-          <w:bCs/>
-        </w:rPr>
         <w:t>1.5 Tài Liệu Tham Khảo</w:t>
       </w:r>
       <w:bookmarkEnd w:id="5"/>
@@ -2777,7 +2977,7 @@
       <w:pPr>
         <w:pStyle w:val="Heading1"/>
       </w:pPr>
-      <w:bookmarkStart w:id="6" w:name="_Toc187181889"/>
+      <w:bookmarkStart w:id="6" w:name="_Toc196424347"/>
       <w:r>
         <w:rPr>
           <w:bCs/>
@@ -2790,7 +2990,7 @@
       <w:pPr>
         <w:pStyle w:val="Heading2"/>
       </w:pPr>
-      <w:bookmarkStart w:id="7" w:name="_Toc187181890"/>
+      <w:bookmarkStart w:id="7" w:name="_Toc196424348"/>
       <w:r>
         <w:rPr>
           <w:bCs/>
@@ -2803,6 +3003,9 @@
       </w:r>
     </w:p>
     <w:p>
+      <w:pPr>
+        <w:jc w:val="both"/>
+      </w:pPr>
       <w:r>
         <w:t>Hệ thống tưới cây tự động là giải pháp thông minh ứng dụng công nghệ IoT, giúp giảm tải công việc thủ công trong việc chăm sóc cây trồng. Sản phẩm sẽ đảm bảo cây trồng được tưới đúng lúc, đồng thời cung cấp dữ liệu môi trường thời gian thực qua ứng dụng di động.</w:t>
       </w:r>
@@ -2811,7 +3014,7 @@
       <w:pPr>
         <w:pStyle w:val="Heading2"/>
       </w:pPr>
-      <w:bookmarkStart w:id="8" w:name="_Toc187181891"/>
+      <w:bookmarkStart w:id="8" w:name="_Toc196424349"/>
       <w:r>
         <w:rPr>
           <w:bCs/>
@@ -2855,32 +3058,9 @@
     </w:p>
     <w:p>
       <w:pPr>
-        <w:numPr>
-          <w:ilvl w:val="0"/>
-          <w:numId w:val="25"/>
-        </w:numPr>
-      </w:pPr>
-      <w:r>
-        <w:t>Đặt lịch bơm tự động theo thời gian thực.</w:t>
-      </w:r>
-    </w:p>
-    <w:p>
-      <w:pPr>
-        <w:numPr>
-          <w:ilvl w:val="0"/>
-          <w:numId w:val="25"/>
-        </w:numPr>
-      </w:pPr>
-      <w:r>
-        <w:lastRenderedPageBreak/>
-        <w:t>Gửi cảnh báo khi độ ẩm thấp hoặc hệ thống gặp sự cố.</w:t>
-      </w:r>
-    </w:p>
-    <w:p>
-      <w:pPr>
         <w:pStyle w:val="Heading2"/>
       </w:pPr>
-      <w:bookmarkStart w:id="9" w:name="_Toc187181892"/>
+      <w:bookmarkStart w:id="9" w:name="_Toc196424350"/>
       <w:r>
         <w:rPr>
           <w:bCs/>
@@ -2919,6 +3099,7 @@
           <w:b/>
           <w:bCs/>
         </w:rPr>
+        <w:lastRenderedPageBreak/>
         <w:t>Kỹ thuật viên IoT</w:t>
       </w:r>
       <w:r>
@@ -2947,7 +3128,7 @@
       <w:pPr>
         <w:pStyle w:val="Heading2"/>
       </w:pPr>
-      <w:bookmarkStart w:id="10" w:name="_Toc187181893"/>
+      <w:bookmarkStart w:id="10" w:name="_Toc196424351"/>
       <w:r>
         <w:rPr>
           <w:bCs/>
@@ -3033,9 +3214,48 @@
     </w:p>
     <w:p>
       <w:pPr>
+        <w:numPr>
+          <w:ilvl w:val="0"/>
+          <w:numId w:val="27"/>
+        </w:numPr>
+      </w:pPr>
+      <w:r>
+        <w:rPr>
+          <w:szCs w:val="28"/>
+        </w:rPr>
+        <w:t>ESP32 chạy firmware Arduin</w:t>
+      </w:r>
+      <w:r>
+        <w:rPr>
+          <w:szCs w:val="28"/>
+        </w:rPr>
+        <w:t>o</w:t>
+      </w:r>
+    </w:p>
+    <w:p>
+      <w:pPr>
+        <w:numPr>
+          <w:ilvl w:val="0"/>
+          <w:numId w:val="27"/>
+        </w:numPr>
+      </w:pPr>
+      <w:r>
+        <w:rPr>
+          <w:szCs w:val="28"/>
+        </w:rPr>
+        <w:t>App Blynk trên iOS/Android</w:t>
+      </w:r>
+    </w:p>
+    <w:p>
+      <w:pPr>
+        <w:ind w:left="720"/>
+      </w:pPr>
+    </w:p>
+    <w:p>
+      <w:pPr>
         <w:pStyle w:val="Heading2"/>
       </w:pPr>
-      <w:bookmarkStart w:id="11" w:name="_Toc187181894"/>
+      <w:bookmarkStart w:id="11" w:name="_Toc196424352"/>
       <w:r>
         <w:rPr>
           <w:bCs/>
@@ -3068,14 +3288,78 @@
     </w:p>
     <w:p>
       <w:pPr>
+        <w:pStyle w:val="NormalWeb"/>
+        <w:numPr>
+          <w:ilvl w:val="0"/>
+          <w:numId w:val="28"/>
+        </w:numPr>
+        <w:rPr>
+          <w:sz w:val="28"/>
+          <w:szCs w:val="28"/>
+        </w:rPr>
+      </w:pPr>
+      <w:r>
+        <w:rPr>
+          <w:sz w:val="28"/>
+          <w:szCs w:val="28"/>
+        </w:rPr>
+        <w:t>Giới hạn số chân GPIO trên ESP32</w:t>
+      </w:r>
+    </w:p>
+    <w:p>
+      <w:pPr>
+        <w:pStyle w:val="NormalWeb"/>
+        <w:ind w:left="720"/>
+        <w:rPr>
+          <w:sz w:val="28"/>
+          <w:szCs w:val="28"/>
+        </w:rPr>
+      </w:pPr>
+    </w:p>
+    <w:p>
+      <w:pPr>
+        <w:pStyle w:val="NormalWeb"/>
+        <w:numPr>
+          <w:ilvl w:val="0"/>
+          <w:numId w:val="28"/>
+        </w:numPr>
+        <w:rPr>
+          <w:sz w:val="28"/>
+          <w:szCs w:val="28"/>
+        </w:rPr>
+      </w:pPr>
+      <w:r>
+        <w:rPr>
+          <w:sz w:val="28"/>
+          <w:szCs w:val="28"/>
+        </w:rPr>
+        <w:lastRenderedPageBreak/>
+        <w:t>Nhiễu hệ thống giữa các thiết bị</w:t>
+      </w:r>
+      <w:r>
+        <w:rPr>
+          <w:sz w:val="28"/>
+          <w:szCs w:val="28"/>
+        </w:rPr>
+        <w:t xml:space="preserve"> cảm biến</w:t>
+      </w:r>
+      <w:r>
+        <w:rPr>
+          <w:sz w:val="28"/>
+          <w:szCs w:val="28"/>
+        </w:rPr>
+        <w:t xml:space="preserve"> với nhau</w:t>
+      </w:r>
+    </w:p>
+    <w:p>
+      <w:pPr>
         <w:pStyle w:val="Heading2"/>
       </w:pPr>
-      <w:bookmarkStart w:id="12" w:name="_Toc187181895"/>
+      <w:bookmarkStart w:id="12" w:name="_Toc196424353"/>
       <w:r>
         <w:rPr>
           <w:bCs/>
         </w:rPr>
-        <w:lastRenderedPageBreak/>
         <w:t>2.6 Tài Liệu Hướng Dẫn Sử Dụng</w:t>
       </w:r>
       <w:bookmarkEnd w:id="12"/>
@@ -3116,13 +3400,17 @@
     <w:p>
       <w:pPr>
         <w:pStyle w:val="Heading2"/>
-      </w:pPr>
-      <w:bookmarkStart w:id="13" w:name="_Toc187181896"/>
+        <w:numPr>
+          <w:ilvl w:val="1"/>
+          <w:numId w:val="48"/>
+        </w:numPr>
+      </w:pPr>
+      <w:bookmarkStart w:id="13" w:name="_Toc196424354"/>
       <w:r>
         <w:rPr>
           <w:bCs/>
         </w:rPr>
-        <w:t>2.7 Giả Định và Phụ Thuộc</w:t>
+        <w:t>Giả Định và Phụ Thuộc</w:t>
       </w:r>
       <w:bookmarkEnd w:id="13"/>
     </w:p>
@@ -3149,6 +3437,52 @@
       </w:r>
     </w:p>
     <w:p>
+      <w:pPr>
+        <w:numPr>
+          <w:ilvl w:val="0"/>
+          <w:numId w:val="30"/>
+        </w:numPr>
+      </w:pPr>
+      <w:r>
+        <w:rPr>
+          <w:szCs w:val="28"/>
+        </w:rPr>
+        <w:t>Các thư viện Blynk, DHT, analogRead cho ESP32</w:t>
+      </w:r>
+    </w:p>
+    <w:p>
+      <w:pPr>
+        <w:pStyle w:val="NormalWeb"/>
+        <w:numPr>
+          <w:ilvl w:val="0"/>
+          <w:numId w:val="30"/>
+        </w:numPr>
+        <w:rPr>
+          <w:sz w:val="28"/>
+          <w:szCs w:val="28"/>
+        </w:rPr>
+      </w:pPr>
+      <w:r>
+        <w:rPr>
+          <w:sz w:val="28"/>
+          <w:szCs w:val="28"/>
+        </w:rPr>
+        <w:t>Điện áp cấp 5V cho các mô-đun</w:t>
+      </w:r>
+      <w:r>
+        <w:rPr>
+          <w:sz w:val="28"/>
+          <w:szCs w:val="28"/>
+        </w:rPr>
+        <w:t xml:space="preserve"> cảm biến và điện áp 9V cho ESP32</w:t>
+      </w:r>
+    </w:p>
+    <w:p>
+      <w:pPr>
+        <w:ind w:left="360"/>
+      </w:pPr>
+    </w:p>
+    <w:p>
       <w:r>
         <w:pict w14:anchorId="37C2441E">
           <v:rect id="_x0000_i1028" style="width:0;height:1.5pt" o:hralign="center" o:hrstd="t" o:hr="t" fillcolor="#a0a0a0" stroked="f"/>
@@ -3159,7 +3493,7 @@
       <w:pPr>
         <w:pStyle w:val="Heading1"/>
       </w:pPr>
-      <w:bookmarkStart w:id="14" w:name="_Toc187181897"/>
+      <w:bookmarkStart w:id="14" w:name="_Toc196424355"/>
       <w:r>
         <w:rPr>
           <w:bCs/>
@@ -3172,7 +3506,7 @@
       <w:pPr>
         <w:pStyle w:val="Heading2"/>
       </w:pPr>
-      <w:bookmarkStart w:id="15" w:name="_Toc187181898"/>
+      <w:bookmarkStart w:id="15" w:name="_Toc196424356"/>
       <w:r>
         <w:rPr>
           <w:bCs/>
@@ -3211,6 +3545,7 @@
           <w:b/>
           <w:bCs/>
         </w:rPr>
+        <w:lastRenderedPageBreak/>
         <w:t>Mục tiêu</w:t>
       </w:r>
       <w:r>
@@ -3257,12 +3592,11 @@
       <w:pPr>
         <w:pStyle w:val="Heading2"/>
       </w:pPr>
-      <w:bookmarkStart w:id="16" w:name="_Toc187181899"/>
+      <w:bookmarkStart w:id="16" w:name="_Toc196424357"/>
       <w:r>
         <w:rPr>
           <w:bCs/>
         </w:rPr>
-        <w:lastRenderedPageBreak/>
         <w:t>3.2 Tính Năng 2: Điều Khiển Bơm Tự Động</w:t>
       </w:r>
       <w:bookmarkEnd w:id="16"/>
@@ -3343,7 +3677,7 @@
       <w:pPr>
         <w:pStyle w:val="Heading2"/>
       </w:pPr>
-      <w:bookmarkStart w:id="17" w:name="_Toc187181900"/>
+      <w:bookmarkStart w:id="17" w:name="_Toc196424358"/>
       <w:r>
         <w:rPr>
           <w:bCs/>
@@ -3367,7 +3701,13 @@
         <w:t>Mô tả</w:t>
       </w:r>
       <w:r>
-        <w:t>: Sử dụng cảm biến nhiệt độ và độ ẩm để đo các thông số môi trường.</w:t>
+        <w:t>: Sử dụng cảm biến nhiệt độ và độ ẩm</w:t>
+      </w:r>
+      <w:r>
+        <w:t xml:space="preserve"> (DHT11)</w:t>
+      </w:r>
+      <w:r>
+        <w:t xml:space="preserve"> để đo các thông số môi trường.</w:t>
       </w:r>
     </w:p>
     <w:p>
@@ -3428,11 +3768,12 @@
       <w:pPr>
         <w:pStyle w:val="Heading2"/>
       </w:pPr>
-      <w:bookmarkStart w:id="18" w:name="_Toc187181901"/>
+      <w:bookmarkStart w:id="18" w:name="_Toc196424359"/>
       <w:r>
         <w:rPr>
           <w:bCs/>
         </w:rPr>
+        <w:lastRenderedPageBreak/>
         <w:t>3.4 Tính Năng 4: Bật/Tắt Bơm Từ Xa Qua Điện Thoại</w:t>
       </w:r>
       <w:bookmarkEnd w:id="18"/>
@@ -3513,13 +3854,18 @@
       <w:pPr>
         <w:pStyle w:val="Heading2"/>
       </w:pPr>
-      <w:bookmarkStart w:id="19" w:name="_Toc187181902"/>
+      <w:bookmarkStart w:id="19" w:name="_Toc196424360"/>
       <w:r>
         <w:rPr>
           <w:bCs/>
         </w:rPr>
-        <w:lastRenderedPageBreak/>
         <w:t>3.5 Tính Năng 5: Đặt Lịch Bơm Nước Tự Động</w:t>
+      </w:r>
+      <w:r>
+        <w:rPr>
+          <w:bCs/>
+        </w:rPr>
+        <w:t xml:space="preserve"> (đang cập nhật)</w:t>
       </w:r>
       <w:bookmarkEnd w:id="19"/>
     </w:p>
@@ -3606,7 +3952,7 @@
       <w:pPr>
         <w:pStyle w:val="Heading1"/>
       </w:pPr>
-      <w:bookmarkStart w:id="20" w:name="_Toc187181903"/>
+      <w:bookmarkStart w:id="20" w:name="_Toc196424361"/>
       <w:r>
         <w:rPr>
           <w:bCs/>
@@ -3619,7 +3965,7 @@
       <w:pPr>
         <w:pStyle w:val="Heading2"/>
       </w:pPr>
-      <w:bookmarkStart w:id="21" w:name="_Toc187181904"/>
+      <w:bookmarkStart w:id="21" w:name="_Toc196424362"/>
       <w:r>
         <w:rPr>
           <w:bCs/>
@@ -3658,14 +4004,38 @@
         </w:numPr>
       </w:pPr>
       <w:r>
-        <w:t>Cung cấp các nút bật/tắt bơm và cài đặt lịch trình.</w:t>
+        <w:t>Cung cấp các nút bật/tắt bơm và cài đặt lịch trình</w:t>
+      </w:r>
+      <w:r>
+        <w:t xml:space="preserve"> (đang cập nhật cài đặt lịch)</w:t>
+      </w:r>
+    </w:p>
+    <w:p>
+      <w:pPr>
+        <w:pStyle w:val="NormalWeb"/>
+        <w:numPr>
+          <w:ilvl w:val="0"/>
+          <w:numId w:val="36"/>
+        </w:numPr>
+        <w:rPr>
+          <w:sz w:val="28"/>
+          <w:szCs w:val="28"/>
+        </w:rPr>
+      </w:pPr>
+      <w:r>
+        <w:rPr>
+          <w:sz w:val="28"/>
+          <w:szCs w:val="28"/>
+        </w:rPr>
+        <w:lastRenderedPageBreak/>
+        <w:t>Giao diện Blynk có: đồng hồ, nút ON/OFF, display widget</w:t>
       </w:r>
     </w:p>
     <w:p>
       <w:pPr>
         <w:pStyle w:val="Heading2"/>
       </w:pPr>
-      <w:bookmarkStart w:id="22" w:name="_Toc187181905"/>
+      <w:bookmarkStart w:id="22" w:name="_Toc196424363"/>
       <w:r>
         <w:rPr>
           <w:bCs/>
@@ -3682,7 +4052,13 @@
         </w:numPr>
       </w:pPr>
       <w:r>
-        <w:t>Kết nối ESP32 với các cảm biến và module bơm qua giao tiếp chuẩn.</w:t>
+        <w:t>Kết nối ESP32 với các cảm biến</w:t>
+      </w:r>
+      <w:r>
+        <w:t>, relay</w:t>
+      </w:r>
+      <w:r>
+        <w:t xml:space="preserve"> và bơm qua giao tiếp chuẩn.</w:t>
       </w:r>
     </w:p>
     <w:p>
@@ -3693,19 +4069,24 @@
         </w:numPr>
       </w:pPr>
       <w:r>
-        <w:t>Mạch được thiết kế gọn gàng, dễ bảo trì.</w:t>
+        <w:t>Mạch được thiết kế gọn gàng</w:t>
+      </w:r>
+      <w:r>
+        <w:t xml:space="preserve"> trong bìa fomex </w:t>
+      </w:r>
+      <w:r>
+        <w:t>, dễ bảo trì.</w:t>
       </w:r>
     </w:p>
     <w:p>
       <w:pPr>
         <w:pStyle w:val="Heading2"/>
       </w:pPr>
-      <w:bookmarkStart w:id="23" w:name="_Toc187181906"/>
+      <w:bookmarkStart w:id="23" w:name="_Toc196424364"/>
       <w:r>
         <w:rPr>
           <w:bCs/>
         </w:rPr>
-        <w:lastRenderedPageBreak/>
         <w:t>4.3 Giao Diện Phần Mềm</w:t>
       </w:r>
       <w:bookmarkEnd w:id="23"/>
@@ -3736,7 +4117,7 @@
       <w:pPr>
         <w:pStyle w:val="Heading2"/>
       </w:pPr>
-      <w:bookmarkStart w:id="24" w:name="_Toc187181907"/>
+      <w:bookmarkStart w:id="24" w:name="_Toc196424365"/>
       <w:r>
         <w:rPr>
           <w:bCs/>
@@ -3753,7 +4134,13 @@
         </w:numPr>
       </w:pPr>
       <w:r>
-        <w:t>ESP32 giao tiếp với cảm biến qua giao thức I2C và GPIO.</w:t>
+        <w:t>ESP32 giao tiếp với cảm biến qua GPIO</w:t>
+      </w:r>
+      <w:r>
+        <w:t xml:space="preserve">, </w:t>
+      </w:r>
+      <w:r>
+        <w:t>giao thức HTTP Blynk Cloud</w:t>
       </w:r>
     </w:p>
     <w:p>
@@ -3781,7 +4168,7 @@
           <w:b w:val="0"/>
         </w:rPr>
       </w:pPr>
-      <w:bookmarkStart w:id="25" w:name="_Toc187181908"/>
+      <w:bookmarkStart w:id="25" w:name="_Toc196424366"/>
       <w:r>
         <w:rPr>
           <w:bCs/>
@@ -3794,7 +4181,7 @@
       <w:pPr>
         <w:pStyle w:val="Heading2"/>
       </w:pPr>
-      <w:bookmarkStart w:id="26" w:name="_Toc187181909"/>
+      <w:bookmarkStart w:id="26" w:name="_Toc196424367"/>
       <w:r>
         <w:rPr>
           <w:bCs/>
@@ -3811,7 +4198,13 @@
         </w:numPr>
       </w:pPr>
       <w:r>
-        <w:t>Độ trễ tối đa giữa dữ liệu cảm biến và hiển thị trên ứng dụng: 2 giây.</w:t>
+        <w:t xml:space="preserve">Độ trễ tối đa giữa dữ liệu cảm biến và hiển thị trên ứng dụng: </w:t>
+      </w:r>
+      <w:r>
+        <w:t>3</w:t>
+      </w:r>
+      <w:r>
+        <w:t xml:space="preserve"> giây.</w:t>
       </w:r>
     </w:p>
     <w:p>
@@ -3829,11 +4222,12 @@
       <w:pPr>
         <w:pStyle w:val="Heading2"/>
       </w:pPr>
-      <w:bookmarkStart w:id="27" w:name="_Toc187181910"/>
+      <w:bookmarkStart w:id="27" w:name="_Toc196424368"/>
       <w:r>
         <w:rPr>
           <w:bCs/>
         </w:rPr>
+        <w:lastRenderedPageBreak/>
         <w:t>5.2 Yêu Cầu An Toàn</w:t>
       </w:r>
       <w:bookmarkEnd w:id="27"/>
@@ -3862,9 +4256,23 @@
     </w:p>
     <w:p>
       <w:pPr>
+        <w:numPr>
+          <w:ilvl w:val="0"/>
+          <w:numId w:val="41"/>
+        </w:numPr>
+      </w:pPr>
+      <w:r>
+        <w:t xml:space="preserve">Dùng nguồn riêng khi </w:t>
+      </w:r>
+      <w:r>
+        <w:t>cấp nguồn cho Relay và bơm nước để không gây sụt áp trên ESP32</w:t>
+      </w:r>
+    </w:p>
+    <w:p>
+      <w:pPr>
         <w:pStyle w:val="Heading2"/>
       </w:pPr>
-      <w:bookmarkStart w:id="28" w:name="_Toc187181911"/>
+      <w:bookmarkStart w:id="28" w:name="_Toc196424369"/>
       <w:r>
         <w:rPr>
           <w:bCs/>
@@ -3892,15 +4300,25 @@
         </w:numPr>
       </w:pPr>
       <w:r>
-        <w:lastRenderedPageBreak/>
         <w:t>Bảo vệ hệ thống khỏi truy cập trái phép qua ứng dụng.</w:t>
       </w:r>
     </w:p>
     <w:p>
       <w:pPr>
+        <w:numPr>
+          <w:ilvl w:val="0"/>
+          <w:numId w:val="42"/>
+        </w:numPr>
+      </w:pPr>
+      <w:r>
+        <w:t>Yêu cầu tài khoản và mật khẩu đăng nhập trên App Blynk</w:t>
+      </w:r>
+    </w:p>
+    <w:p>
+      <w:pPr>
         <w:pStyle w:val="Heading2"/>
       </w:pPr>
-      <w:bookmarkStart w:id="29" w:name="_Toc187181912"/>
+      <w:bookmarkStart w:id="29" w:name="_Toc196424370"/>
       <w:r>
         <w:rPr>
           <w:bCs/>
@@ -3953,7 +4371,7 @@
       <w:pPr>
         <w:pStyle w:val="Heading1"/>
       </w:pPr>
-      <w:bookmarkStart w:id="30" w:name="_Toc187181913"/>
+      <w:bookmarkStart w:id="30" w:name="_Toc196424371"/>
       <w:r>
         <w:rPr>
           <w:bCs/>
@@ -3981,7 +4399,19 @@
         </w:numPr>
       </w:pPr>
       <w:r>
+        <w:lastRenderedPageBreak/>
         <w:t>Tích hợp cảnh báo bằng âm thanh trong trường hợp khẩn cấp.</w:t>
+      </w:r>
+    </w:p>
+    <w:p>
+      <w:pPr>
+        <w:numPr>
+          <w:ilvl w:val="0"/>
+          <w:numId w:val="44"/>
+        </w:numPr>
+      </w:pPr>
+      <w:r>
+        <w:t>Cần có gửi thông báo SMS về điện thoại khi độ ẩm đất quá khô</w:t>
       </w:r>
     </w:p>
     <w:p>
@@ -3995,7 +4425,7 @@
       <w:pPr>
         <w:pStyle w:val="Heading1"/>
       </w:pPr>
-      <w:bookmarkStart w:id="31" w:name="_Toc187181914"/>
+      <w:bookmarkStart w:id="31" w:name="_Toc196424372"/>
       <w:r>
         <w:rPr>
           <w:bCs/>
@@ -4088,7 +4518,6 @@
           <w:b/>
           <w:bCs/>
         </w:rPr>
-        <w:lastRenderedPageBreak/>
         <w:t>B</w:t>
       </w:r>
       <w:r>
@@ -4101,9 +4530,1177 @@
           <w:ilvl w:val="1"/>
           <w:numId w:val="45"/>
         </w:numPr>
-      </w:pPr>
-      <w:r>
+        <w:rPr>
+          <w:b/>
+          <w:bCs/>
+        </w:rPr>
+      </w:pPr>
+      <w:r>
+        <w:rPr>
+          <w:b/>
+          <w:bCs/>
+        </w:rPr>
         <w:t>Sơ đồ khối hệ thống.</w:t>
+      </w:r>
+    </w:p>
+    <w:p>
+      <w:pPr>
+        <w:ind w:left="1440"/>
+      </w:pPr>
+      <w:r>
+        <w:lastRenderedPageBreak/>
+        <w:drawing>
+          <wp:inline distT="0" distB="0" distL="0" distR="0" wp14:anchorId="08411BDE" wp14:editId="7DD61790">
+            <wp:extent cx="4299427" cy="3335731"/>
+            <wp:effectExtent l="0" t="0" r="6350" b="0"/>
+            <wp:docPr id="4" name="Picture 3">
+              <a:extLst xmlns:a="http://schemas.openxmlformats.org/drawingml/2006/main">
+                <a:ext uri="{FF2B5EF4-FFF2-40B4-BE49-F238E27FC236}">
+                  <a16:creationId xmlns:a16="http://schemas.microsoft.com/office/drawing/2014/main" id="{8DDF744A-FDA5-C868-4B86-DE6E610F343C}"/>
+                </a:ext>
+              </a:extLst>
+            </wp:docPr>
+            <wp:cNvGraphicFramePr>
+              <a:graphicFrameLocks xmlns:a="http://schemas.openxmlformats.org/drawingml/2006/main" noChangeAspect="1"/>
+            </wp:cNvGraphicFramePr>
+            <a:graphic xmlns:a="http://schemas.openxmlformats.org/drawingml/2006/main">
+              <a:graphicData uri="http://schemas.openxmlformats.org/drawingml/2006/picture">
+                <pic:pic xmlns:pic="http://schemas.openxmlformats.org/drawingml/2006/picture">
+                  <pic:nvPicPr>
+                    <pic:cNvPr id="4" name="Picture 3">
+                      <a:extLst>
+                        <a:ext uri="{FF2B5EF4-FFF2-40B4-BE49-F238E27FC236}">
+                          <a16:creationId xmlns:a16="http://schemas.microsoft.com/office/drawing/2014/main" id="{8DDF744A-FDA5-C868-4B86-DE6E610F343C}"/>
+                        </a:ext>
+                      </a:extLst>
+                    </pic:cNvPr>
+                    <pic:cNvPicPr>
+                      <a:picLocks noChangeAspect="1"/>
+                    </pic:cNvPicPr>
+                  </pic:nvPicPr>
+                  <pic:blipFill>
+                    <a:blip r:embed="rId6"/>
+                    <a:stretch>
+                      <a:fillRect/>
+                    </a:stretch>
+                  </pic:blipFill>
+                  <pic:spPr>
+                    <a:xfrm>
+                      <a:off x="0" y="0"/>
+                      <a:ext cx="4341724" cy="3368547"/>
+                    </a:xfrm>
+                    <a:prstGeom prst="rect">
+                      <a:avLst/>
+                    </a:prstGeom>
+                  </pic:spPr>
+                </pic:pic>
+              </a:graphicData>
+            </a:graphic>
+          </wp:inline>
+        </w:drawing>
+      </w:r>
+    </w:p>
+    <w:p>
+      <w:pPr>
+        <w:ind w:left="1440"/>
+      </w:pPr>
+      <w:r>
+        <w:t>M</w:t>
+      </w:r>
+      <w:r>
+        <w:t>ô tả chi tiết sơ đồ hệ thống tưới cây tự động</w:t>
+      </w:r>
+      <w:r>
+        <w:t xml:space="preserve"> từ xa:</w:t>
+      </w:r>
+    </w:p>
+    <w:p>
+      <w:pPr>
+        <w:ind w:left="1440"/>
+      </w:pPr>
+      <w:r>
+        <w:pict w14:anchorId="73EDC285">
+          <v:rect id="_x0000_i1081" style="width:0;height:1.5pt" o:hralign="center" o:hrstd="t" o:hr="t" fillcolor="#a0a0a0" stroked="f"/>
+        </w:pict>
+      </w:r>
+    </w:p>
+    <w:p>
+      <w:pPr>
+        <w:ind w:left="1440"/>
+        <w:rPr>
+          <w:b/>
+          <w:bCs/>
+        </w:rPr>
+      </w:pPr>
+      <w:r>
+        <w:rPr>
+          <w:rFonts w:ascii="Segoe UI Emoji" w:hAnsi="Segoe UI Emoji" w:cs="Segoe UI Emoji"/>
+          <w:b/>
+          <w:bCs/>
+        </w:rPr>
+        <w:t>🔧</w:t>
+      </w:r>
+      <w:r>
+        <w:rPr>
+          <w:b/>
+          <w:bCs/>
+        </w:rPr>
+        <w:t xml:space="preserve"> 1. Cảm biến đo độ ẩm đất</w:t>
+      </w:r>
+    </w:p>
+    <w:p>
+      <w:pPr>
+        <w:numPr>
+          <w:ilvl w:val="0"/>
+          <w:numId w:val="50"/>
+        </w:numPr>
+      </w:pPr>
+      <w:r>
+        <w:rPr>
+          <w:b/>
+          <w:bCs/>
+        </w:rPr>
+        <w:t>Chức năng:</w:t>
+      </w:r>
+      <w:r>
+        <w:t xml:space="preserve"> Đo độ ẩm của đất tại thời điểm hiện tại.</w:t>
+      </w:r>
+    </w:p>
+    <w:p>
+      <w:pPr>
+        <w:numPr>
+          <w:ilvl w:val="0"/>
+          <w:numId w:val="50"/>
+        </w:numPr>
+      </w:pPr>
+      <w:r>
+        <w:rPr>
+          <w:b/>
+          <w:bCs/>
+        </w:rPr>
+        <w:t>Kết nối:</w:t>
+      </w:r>
+      <w:r>
+        <w:t xml:space="preserve"> Truyền tín hiệu analog đến </w:t>
+      </w:r>
+      <w:r>
+        <w:rPr>
+          <w:b/>
+          <w:bCs/>
+        </w:rPr>
+        <w:t>ESP32</w:t>
+      </w:r>
+      <w:r>
+        <w:t>.</w:t>
+      </w:r>
+    </w:p>
+    <w:p>
+      <w:pPr>
+        <w:numPr>
+          <w:ilvl w:val="0"/>
+          <w:numId w:val="50"/>
+        </w:numPr>
+      </w:pPr>
+      <w:r>
+        <w:rPr>
+          <w:b/>
+          <w:bCs/>
+        </w:rPr>
+        <w:t>Tần suất đọc:</w:t>
+      </w:r>
+      <w:r>
+        <w:t xml:space="preserve"> Có thể cấu hình để đọc mỗi 5 giây.</w:t>
+      </w:r>
+    </w:p>
+    <w:p>
+      <w:pPr>
+        <w:ind w:left="1440"/>
+      </w:pPr>
+      <w:r>
+        <w:pict w14:anchorId="034C5FC2">
+          <v:rect id="_x0000_i1082" style="width:0;height:1.5pt" o:hralign="center" o:hrstd="t" o:hr="t" fillcolor="#a0a0a0" stroked="f"/>
+        </w:pict>
+      </w:r>
+    </w:p>
+    <w:p>
+      <w:pPr>
+        <w:ind w:left="1440"/>
+        <w:rPr>
+          <w:b/>
+          <w:bCs/>
+        </w:rPr>
+      </w:pPr>
+      <w:r>
+        <w:rPr>
+          <w:rFonts w:ascii="Segoe UI Emoji" w:hAnsi="Segoe UI Emoji" w:cs="Segoe UI Emoji"/>
+          <w:b/>
+          <w:bCs/>
+        </w:rPr>
+        <w:t>🌡️</w:t>
+      </w:r>
+      <w:r>
+        <w:rPr>
+          <w:b/>
+          <w:bCs/>
+        </w:rPr>
+        <w:t xml:space="preserve"> 2. Cảm biến DHT11 (Nhiệt độ, độ ẩm môi trường)</w:t>
+      </w:r>
+    </w:p>
+    <w:p>
+      <w:pPr>
+        <w:numPr>
+          <w:ilvl w:val="0"/>
+          <w:numId w:val="51"/>
+        </w:numPr>
+      </w:pPr>
+      <w:r>
+        <w:rPr>
+          <w:b/>
+          <w:bCs/>
+        </w:rPr>
+        <w:lastRenderedPageBreak/>
+        <w:t>Chức năng:</w:t>
+      </w:r>
+      <w:r>
+        <w:t xml:space="preserve"> Đo nhiệt độ và độ ẩm không khí xung quanh.</w:t>
+      </w:r>
+    </w:p>
+    <w:p>
+      <w:pPr>
+        <w:numPr>
+          <w:ilvl w:val="0"/>
+          <w:numId w:val="51"/>
+        </w:numPr>
+      </w:pPr>
+      <w:r>
+        <w:rPr>
+          <w:b/>
+          <w:bCs/>
+        </w:rPr>
+        <w:t>Kết nối:</w:t>
+      </w:r>
+      <w:r>
+        <w:t xml:space="preserve"> Gửi tín hiệu kỹ thuật số đến </w:t>
+      </w:r>
+      <w:r>
+        <w:rPr>
+          <w:b/>
+          <w:bCs/>
+        </w:rPr>
+        <w:t>ESP32</w:t>
+      </w:r>
+      <w:r>
+        <w:t>.</w:t>
+      </w:r>
+    </w:p>
+    <w:p>
+      <w:pPr>
+        <w:numPr>
+          <w:ilvl w:val="0"/>
+          <w:numId w:val="51"/>
+        </w:numPr>
+      </w:pPr>
+      <w:r>
+        <w:rPr>
+          <w:b/>
+          <w:bCs/>
+        </w:rPr>
+        <w:t>Tần suất cập nhật:</w:t>
+      </w:r>
+      <w:r>
+        <w:t xml:space="preserve"> Khoảng 2–5 giây/lần để tiết kiệm năng lượng.</w:t>
+      </w:r>
+    </w:p>
+    <w:p>
+      <w:pPr>
+        <w:ind w:left="1440"/>
+      </w:pPr>
+      <w:r>
+        <w:pict w14:anchorId="24023745">
+          <v:rect id="_x0000_i1083" style="width:0;height:1.5pt" o:hralign="center" o:hrstd="t" o:hr="t" fillcolor="#a0a0a0" stroked="f"/>
+        </w:pict>
+      </w:r>
+    </w:p>
+    <w:p>
+      <w:pPr>
+        <w:ind w:left="1440"/>
+        <w:rPr>
+          <w:b/>
+          <w:bCs/>
+        </w:rPr>
+      </w:pPr>
+      <w:r>
+        <w:rPr>
+          <w:rFonts w:ascii="Segoe UI Emoji" w:hAnsi="Segoe UI Emoji" w:cs="Segoe UI Emoji"/>
+          <w:b/>
+          <w:bCs/>
+        </w:rPr>
+        <w:t>📶</w:t>
+      </w:r>
+      <w:r>
+        <w:rPr>
+          <w:b/>
+          <w:bCs/>
+        </w:rPr>
+        <w:t xml:space="preserve"> 3. ESP32 – Trung tâm xử lý</w:t>
+      </w:r>
+    </w:p>
+    <w:p>
+      <w:pPr>
+        <w:numPr>
+          <w:ilvl w:val="0"/>
+          <w:numId w:val="52"/>
+        </w:numPr>
+      </w:pPr>
+      <w:r>
+        <w:rPr>
+          <w:b/>
+          <w:bCs/>
+        </w:rPr>
+        <w:t>Chức năng chính:</w:t>
+      </w:r>
+    </w:p>
+    <w:p>
+      <w:pPr>
+        <w:numPr>
+          <w:ilvl w:val="1"/>
+          <w:numId w:val="52"/>
+        </w:numPr>
+      </w:pPr>
+      <w:r>
+        <w:t>Nhận dữ liệu từ cảm biến đất và DHT11.</w:t>
+      </w:r>
+    </w:p>
+    <w:p>
+      <w:pPr>
+        <w:numPr>
+          <w:ilvl w:val="1"/>
+          <w:numId w:val="52"/>
+        </w:numPr>
+      </w:pPr>
+      <w:r>
+        <w:t>Xử lý logic để ra quyết định (ví dụ: nếu độ ẩm &lt; 30% → bật bơm).</w:t>
+      </w:r>
+    </w:p>
+    <w:p>
+      <w:pPr>
+        <w:numPr>
+          <w:ilvl w:val="1"/>
+          <w:numId w:val="52"/>
+        </w:numPr>
+      </w:pPr>
+      <w:r>
+        <w:t xml:space="preserve">Kết nối Wi-Fi để giao tiếp với </w:t>
+      </w:r>
+      <w:r>
+        <w:rPr>
+          <w:b/>
+          <w:bCs/>
+        </w:rPr>
+        <w:t>App Blynk</w:t>
+      </w:r>
+      <w:r>
+        <w:t>.</w:t>
+      </w:r>
+    </w:p>
+    <w:p>
+      <w:pPr>
+        <w:numPr>
+          <w:ilvl w:val="1"/>
+          <w:numId w:val="52"/>
+        </w:numPr>
+      </w:pPr>
+      <w:r>
+        <w:t>Gửi và nhận tín hiệu điều khiển đến/đi từ ứng dụng.</w:t>
+      </w:r>
+    </w:p>
+    <w:p>
+      <w:pPr>
+        <w:numPr>
+          <w:ilvl w:val="0"/>
+          <w:numId w:val="52"/>
+        </w:numPr>
+      </w:pPr>
+      <w:r>
+        <w:rPr>
+          <w:b/>
+          <w:bCs/>
+        </w:rPr>
+        <w:t>Tích hợp:</w:t>
+      </w:r>
+      <w:r>
+        <w:t xml:space="preserve"> Chạy firmware Arduino sử dụng các thư viện như Blynk, DHT, WiFi.</w:t>
+      </w:r>
+    </w:p>
+    <w:p>
+      <w:pPr>
+        <w:ind w:left="1440"/>
+      </w:pPr>
+      <w:r>
+        <w:pict w14:anchorId="040F28D7">
+          <v:rect id="_x0000_i1084" style="width:0;height:1.5pt" o:hralign="center" o:hrstd="t" o:hr="t" fillcolor="#a0a0a0" stroked="f"/>
+        </w:pict>
+      </w:r>
+    </w:p>
+    <w:p>
+      <w:pPr>
+        <w:ind w:left="1440"/>
+        <w:rPr>
+          <w:b/>
+          <w:bCs/>
+        </w:rPr>
+      </w:pPr>
+      <w:r>
+        <w:rPr>
+          <w:rFonts w:ascii="Segoe UI Emoji" w:hAnsi="Segoe UI Emoji" w:cs="Segoe UI Emoji"/>
+          <w:b/>
+          <w:bCs/>
+        </w:rPr>
+        <w:t>📱</w:t>
+      </w:r>
+      <w:r>
+        <w:rPr>
+          <w:b/>
+          <w:bCs/>
+        </w:rPr>
+        <w:t xml:space="preserve"> 4. App Blynk (Giám sát &amp; điều khiển)</w:t>
+      </w:r>
+    </w:p>
+    <w:p>
+      <w:pPr>
+        <w:numPr>
+          <w:ilvl w:val="0"/>
+          <w:numId w:val="53"/>
+        </w:numPr>
+      </w:pPr>
+      <w:r>
+        <w:rPr>
+          <w:b/>
+          <w:bCs/>
+        </w:rPr>
+        <w:t>Chức năng:</w:t>
+      </w:r>
+    </w:p>
+    <w:p>
+      <w:pPr>
+        <w:numPr>
+          <w:ilvl w:val="1"/>
+          <w:numId w:val="53"/>
+        </w:numPr>
+      </w:pPr>
+      <w:r>
+        <w:lastRenderedPageBreak/>
+        <w:t>Hiển thị dữ liệu đo được từ cảm biến (độ ẩm đất, nhiệt độ, độ ẩm không khí).</w:t>
+      </w:r>
+    </w:p>
+    <w:p>
+      <w:pPr>
+        <w:numPr>
+          <w:ilvl w:val="1"/>
+          <w:numId w:val="53"/>
+        </w:numPr>
+      </w:pPr>
+      <w:r>
+        <w:t>Cung cấp nút bật/tắt bơm nước bằng tay.</w:t>
+      </w:r>
+    </w:p>
+    <w:p>
+      <w:pPr>
+        <w:numPr>
+          <w:ilvl w:val="1"/>
+          <w:numId w:val="53"/>
+        </w:numPr>
+      </w:pPr>
+      <w:r>
+        <w:t xml:space="preserve">Nhận phản hồi trạng thái từ </w:t>
+      </w:r>
+      <w:r>
+        <w:rPr>
+          <w:b/>
+          <w:bCs/>
+        </w:rPr>
+        <w:t>ESP32</w:t>
+      </w:r>
+      <w:r>
+        <w:t>.</w:t>
+      </w:r>
+    </w:p>
+    <w:p>
+      <w:pPr>
+        <w:numPr>
+          <w:ilvl w:val="0"/>
+          <w:numId w:val="53"/>
+        </w:numPr>
+      </w:pPr>
+      <w:r>
+        <w:rPr>
+          <w:b/>
+          <w:bCs/>
+        </w:rPr>
+        <w:t>Cấu hình:</w:t>
+      </w:r>
+      <w:r>
+        <w:t xml:space="preserve"> Dùng các widget như Display, Button, Gauge.</w:t>
+      </w:r>
+    </w:p>
+    <w:p>
+      <w:pPr>
+        <w:ind w:left="1440"/>
+      </w:pPr>
+      <w:r>
+        <w:pict w14:anchorId="549E7142">
+          <v:rect id="_x0000_i1085" style="width:0;height:1.5pt" o:hralign="center" o:hrstd="t" o:hr="t" fillcolor="#a0a0a0" stroked="f"/>
+        </w:pict>
+      </w:r>
+    </w:p>
+    <w:p>
+      <w:pPr>
+        <w:ind w:left="1440"/>
+        <w:rPr>
+          <w:b/>
+          <w:bCs/>
+        </w:rPr>
+      </w:pPr>
+      <w:r>
+        <w:rPr>
+          <w:rFonts w:ascii="Segoe UI Emoji" w:hAnsi="Segoe UI Emoji" w:cs="Segoe UI Emoji"/>
+          <w:b/>
+          <w:bCs/>
+        </w:rPr>
+        <w:t>⚡</w:t>
+      </w:r>
+      <w:r>
+        <w:rPr>
+          <w:b/>
+          <w:bCs/>
+        </w:rPr>
+        <w:t xml:space="preserve"> 5. Relay (Rơ-le điều khiển nguồn cho bơm)</w:t>
+      </w:r>
+    </w:p>
+    <w:p>
+      <w:pPr>
+        <w:numPr>
+          <w:ilvl w:val="0"/>
+          <w:numId w:val="54"/>
+        </w:numPr>
+      </w:pPr>
+      <w:r>
+        <w:rPr>
+          <w:b/>
+          <w:bCs/>
+        </w:rPr>
+        <w:t>Chức năng:</w:t>
+      </w:r>
+      <w:r>
+        <w:t xml:space="preserve"> Là công tắc điện tử nhận tín hiệu điều khiển từ ESP32.</w:t>
+      </w:r>
+    </w:p>
+    <w:p>
+      <w:pPr>
+        <w:numPr>
+          <w:ilvl w:val="0"/>
+          <w:numId w:val="54"/>
+        </w:numPr>
+      </w:pPr>
+      <w:r>
+        <w:rPr>
+          <w:b/>
+          <w:bCs/>
+        </w:rPr>
+        <w:t>Tác động:</w:t>
+      </w:r>
+      <w:r>
+        <w:t xml:space="preserve"> Khi được kích hoạt, nó đóng mạch cấp nguồn cho bơm nước.</w:t>
+      </w:r>
+    </w:p>
+    <w:p>
+      <w:pPr>
+        <w:ind w:left="1440"/>
+      </w:pPr>
+      <w:r>
+        <w:pict w14:anchorId="5D6BD0CF">
+          <v:rect id="_x0000_i1086" style="width:0;height:1.5pt" o:hralign="center" o:hrstd="t" o:hr="t" fillcolor="#a0a0a0" stroked="f"/>
+        </w:pict>
+      </w:r>
+    </w:p>
+    <w:p>
+      <w:pPr>
+        <w:ind w:left="1440"/>
+        <w:rPr>
+          <w:b/>
+          <w:bCs/>
+        </w:rPr>
+      </w:pPr>
+      <w:r>
+        <w:rPr>
+          <w:rFonts w:ascii="Segoe UI Emoji" w:hAnsi="Segoe UI Emoji" w:cs="Segoe UI Emoji"/>
+          <w:b/>
+          <w:bCs/>
+        </w:rPr>
+        <w:t>💧</w:t>
+      </w:r>
+      <w:r>
+        <w:rPr>
+          <w:b/>
+          <w:bCs/>
+        </w:rPr>
+        <w:t xml:space="preserve"> 6. Bơm nước</w:t>
+      </w:r>
+    </w:p>
+    <w:p>
+      <w:pPr>
+        <w:numPr>
+          <w:ilvl w:val="0"/>
+          <w:numId w:val="55"/>
+        </w:numPr>
+      </w:pPr>
+      <w:r>
+        <w:rPr>
+          <w:b/>
+          <w:bCs/>
+        </w:rPr>
+        <w:t>Chức năng:</w:t>
+      </w:r>
+      <w:r>
+        <w:t xml:space="preserve"> Bơm nước vào khu vực trồng cây khi được bật bởi relay.</w:t>
+      </w:r>
+    </w:p>
+    <w:p>
+      <w:pPr>
+        <w:numPr>
+          <w:ilvl w:val="0"/>
+          <w:numId w:val="55"/>
+        </w:numPr>
+      </w:pPr>
+      <w:r>
+        <w:rPr>
+          <w:b/>
+          <w:bCs/>
+        </w:rPr>
+        <w:t>Nguồn điện:</w:t>
+      </w:r>
+      <w:r>
+        <w:t xml:space="preserve"> Có thể là 5V hoặc 12V tùy công suất bơm.</w:t>
+      </w:r>
+    </w:p>
+    <w:p>
+      <w:pPr>
+        <w:ind w:left="1440"/>
+      </w:pPr>
+      <w:r>
+        <w:pict w14:anchorId="0C367B41">
+          <v:rect id="_x0000_i1087" style="width:0;height:1.5pt" o:hralign="center" o:hrstd="t" o:hr="t" fillcolor="#a0a0a0" stroked="f"/>
+        </w:pict>
+      </w:r>
+    </w:p>
+    <w:p>
+      <w:pPr>
+        <w:ind w:left="1440"/>
+        <w:rPr>
+          <w:b/>
+          <w:bCs/>
+        </w:rPr>
+      </w:pPr>
+      <w:r>
+        <w:rPr>
+          <w:rFonts w:ascii="Segoe UI Emoji" w:hAnsi="Segoe UI Emoji" w:cs="Segoe UI Emoji"/>
+          <w:b/>
+          <w:bCs/>
+        </w:rPr>
+        <w:t>🔄</w:t>
+      </w:r>
+      <w:r>
+        <w:rPr>
+          <w:b/>
+          <w:bCs/>
+        </w:rPr>
+        <w:t xml:space="preserve"> Luồng hoạt động hệ thống (tổng quát):</w:t>
+      </w:r>
+    </w:p>
+    <w:p>
+      <w:pPr>
+        <w:numPr>
+          <w:ilvl w:val="0"/>
+          <w:numId w:val="56"/>
+        </w:numPr>
+      </w:pPr>
+      <w:r>
+        <w:lastRenderedPageBreak/>
+        <w:t>Cảm biến đất → Gửi độ ẩm đất cho ESP32.</w:t>
+      </w:r>
+    </w:p>
+    <w:p>
+      <w:pPr>
+        <w:numPr>
+          <w:ilvl w:val="0"/>
+          <w:numId w:val="56"/>
+        </w:numPr>
+      </w:pPr>
+      <w:r>
+        <w:t>DHT11 → Gửi nhiệt độ và độ ẩm môi trường cho ESP32.</w:t>
+      </w:r>
+    </w:p>
+    <w:p>
+      <w:pPr>
+        <w:numPr>
+          <w:ilvl w:val="0"/>
+          <w:numId w:val="56"/>
+        </w:numPr>
+      </w:pPr>
+      <w:r>
+        <w:t>ESP32 → Ra quyết định: nếu độ ẩm thấp, kích hoạt relay.</w:t>
+      </w:r>
+    </w:p>
+    <w:p>
+      <w:pPr>
+        <w:numPr>
+          <w:ilvl w:val="0"/>
+          <w:numId w:val="56"/>
+        </w:numPr>
+      </w:pPr>
+      <w:r>
+        <w:t>ESP32 ↔ App Blynk: cập nhật dữ liệu và nhận lệnh bật/tắt bơm.</w:t>
+      </w:r>
+    </w:p>
+    <w:p>
+      <w:pPr>
+        <w:numPr>
+          <w:ilvl w:val="0"/>
+          <w:numId w:val="56"/>
+        </w:numPr>
+      </w:pPr>
+      <w:r>
+        <w:t>Relay → Điều khiển bơm nước.</w:t>
+      </w:r>
+    </w:p>
+    <w:p>
+      <w:pPr>
+        <w:ind w:left="1440"/>
+      </w:pPr>
+      <w:r>
+        <w:pict w14:anchorId="21232F3A">
+          <v:rect id="_x0000_i1088" style="width:0;height:1.5pt" o:hralign="center" o:hrstd="t" o:hr="t" fillcolor="#a0a0a0" stroked="f"/>
+        </w:pict>
+      </w:r>
+    </w:p>
+    <w:p>
+      <w:pPr>
+        <w:pStyle w:val="ListParagraph"/>
+        <w:numPr>
+          <w:ilvl w:val="0"/>
+          <w:numId w:val="64"/>
+        </w:numPr>
+        <w:rPr>
+          <w:b/>
+          <w:bCs/>
+        </w:rPr>
+      </w:pPr>
+      <w:r>
+        <w:rPr>
+          <w:b/>
+          <w:bCs/>
+        </w:rPr>
+        <w:t>Quy trình hoạt động của các thành phần chính</w:t>
+      </w:r>
+    </w:p>
+    <w:p>
+      <w:pPr>
+        <w:ind w:left="720"/>
+      </w:pPr>
+      <w:r>
+        <w:t>Hệ thống tưới cây tự động từ xa hoạt động dựa trên sự phối hợp giữa các thành phần phần cứng và phần mềm, được mô tả theo quy trình như sau:</w:t>
+      </w:r>
+    </w:p>
+    <w:p>
+      <w:pPr>
+        <w:ind w:left="720"/>
+        <w:rPr>
+          <w:b/>
+          <w:bCs/>
+        </w:rPr>
+      </w:pPr>
+      <w:r>
+        <w:rPr>
+          <w:b/>
+          <w:bCs/>
+        </w:rPr>
+        <w:t>1. Cảm biến độ ẩm đất</w:t>
+      </w:r>
+    </w:p>
+    <w:p>
+      <w:pPr>
+        <w:numPr>
+          <w:ilvl w:val="0"/>
+          <w:numId w:val="57"/>
+        </w:numPr>
+      </w:pPr>
+      <w:r>
+        <w:t>Liên tục đo độ ẩm trong đất và gửi tín hiệu analog đến vi điều khiển ESP32.</w:t>
+      </w:r>
+    </w:p>
+    <w:p>
+      <w:pPr>
+        <w:numPr>
+          <w:ilvl w:val="0"/>
+          <w:numId w:val="57"/>
+        </w:numPr>
+      </w:pPr>
+      <w:r>
+        <w:t>Nếu độ ẩm đất thấp hơn ngưỡng cài đặt (ví dụ 30%), đây sẽ là điều kiện để kích hoạt tưới tự động.</w:t>
+      </w:r>
+    </w:p>
+    <w:p>
+      <w:pPr>
+        <w:ind w:left="720"/>
+        <w:rPr>
+          <w:b/>
+          <w:bCs/>
+        </w:rPr>
+      </w:pPr>
+      <w:r>
+        <w:rPr>
+          <w:b/>
+          <w:bCs/>
+        </w:rPr>
+        <w:t>2. Cảm biến DHT11</w:t>
+      </w:r>
+    </w:p>
+    <w:p>
+      <w:pPr>
+        <w:numPr>
+          <w:ilvl w:val="0"/>
+          <w:numId w:val="58"/>
+        </w:numPr>
+      </w:pPr>
+      <w:r>
+        <w:t>Định kỳ đo nhiệt độ và độ ẩm môi trường.</w:t>
+      </w:r>
+    </w:p>
+    <w:p>
+      <w:pPr>
+        <w:numPr>
+          <w:ilvl w:val="0"/>
+          <w:numId w:val="58"/>
+        </w:numPr>
+      </w:pPr>
+      <w:r>
+        <w:lastRenderedPageBreak/>
+        <w:t>Gửi tín hiệu số đến ESP32 để phục vụ hiển thị và giám sát thông tin môi trường qua ứng dụng.</w:t>
+      </w:r>
+    </w:p>
+    <w:p>
+      <w:pPr>
+        <w:ind w:left="720"/>
+        <w:rPr>
+          <w:b/>
+          <w:bCs/>
+        </w:rPr>
+      </w:pPr>
+      <w:r>
+        <w:rPr>
+          <w:b/>
+          <w:bCs/>
+        </w:rPr>
+        <w:t>3. ESP32 – Bộ xử lý trung tâm</w:t>
+      </w:r>
+    </w:p>
+    <w:p>
+      <w:pPr>
+        <w:numPr>
+          <w:ilvl w:val="0"/>
+          <w:numId w:val="59"/>
+        </w:numPr>
+      </w:pPr>
+      <w:r>
+        <w:t>Nhận dữ liệu từ các cảm biến và xử lý logic điều khiển.</w:t>
+      </w:r>
+    </w:p>
+    <w:p>
+      <w:pPr>
+        <w:numPr>
+          <w:ilvl w:val="0"/>
+          <w:numId w:val="59"/>
+        </w:numPr>
+      </w:pPr>
+      <w:r>
+        <w:t>So sánh giá trị độ ẩm đất với ngưỡng, nếu thấp thì bật relay để tưới nước.</w:t>
+      </w:r>
+    </w:p>
+    <w:p>
+      <w:pPr>
+        <w:numPr>
+          <w:ilvl w:val="0"/>
+          <w:numId w:val="59"/>
+        </w:numPr>
+      </w:pPr>
+      <w:r>
+        <w:t xml:space="preserve">Gửi dữ liệu nhiệt độ, độ ẩm môi trường và trạng thái hệ thống lên </w:t>
+      </w:r>
+      <w:r>
+        <w:rPr>
+          <w:b/>
+          <w:bCs/>
+        </w:rPr>
+        <w:t>App Blynk</w:t>
+      </w:r>
+      <w:r>
+        <w:t>.</w:t>
+      </w:r>
+    </w:p>
+    <w:p>
+      <w:pPr>
+        <w:numPr>
+          <w:ilvl w:val="0"/>
+          <w:numId w:val="59"/>
+        </w:numPr>
+      </w:pPr>
+      <w:r>
+        <w:t>Nhận lệnh điều khiển từ xa từ App Blynk để bật/tắt bơm theo thao tác người dùng.</w:t>
+      </w:r>
+    </w:p>
+    <w:p>
+      <w:pPr>
+        <w:ind w:left="720"/>
+        <w:rPr>
+          <w:b/>
+          <w:bCs/>
+        </w:rPr>
+      </w:pPr>
+      <w:r>
+        <w:rPr>
+          <w:b/>
+          <w:bCs/>
+        </w:rPr>
+        <w:t>4. App Blynk</w:t>
+      </w:r>
+    </w:p>
+    <w:p>
+      <w:pPr>
+        <w:numPr>
+          <w:ilvl w:val="0"/>
+          <w:numId w:val="60"/>
+        </w:numPr>
+      </w:pPr>
+      <w:r>
+        <w:t>Hiển thị thông tin môi trường (nhiệt độ, độ ẩm, độ ẩm đất) theo thời gian thực.</w:t>
+      </w:r>
+    </w:p>
+    <w:p>
+      <w:pPr>
+        <w:numPr>
+          <w:ilvl w:val="0"/>
+          <w:numId w:val="60"/>
+        </w:numPr>
+      </w:pPr>
+      <w:r>
+        <w:t>Cung cấp giao diện điều khiển thủ công (nút bật/tắt bơm).</w:t>
+      </w:r>
+    </w:p>
+    <w:p>
+      <w:pPr>
+        <w:numPr>
+          <w:ilvl w:val="0"/>
+          <w:numId w:val="60"/>
+        </w:numPr>
+      </w:pPr>
+      <w:r>
+        <w:t>Cho phép người dùng giám sát và điều khiển hệ thống từ xa qua Internet.</w:t>
+      </w:r>
+    </w:p>
+    <w:p>
+      <w:pPr>
+        <w:ind w:left="720"/>
+        <w:rPr>
+          <w:b/>
+          <w:bCs/>
+        </w:rPr>
+      </w:pPr>
+      <w:r>
+        <w:rPr>
+          <w:b/>
+          <w:bCs/>
+        </w:rPr>
+        <w:t>5. Relay</w:t>
+      </w:r>
+    </w:p>
+    <w:p>
+      <w:pPr>
+        <w:numPr>
+          <w:ilvl w:val="0"/>
+          <w:numId w:val="61"/>
+        </w:numPr>
+      </w:pPr>
+      <w:r>
+        <w:t>Nhận tín hiệu điều khiển từ ESP32.</w:t>
+      </w:r>
+    </w:p>
+    <w:p>
+      <w:pPr>
+        <w:numPr>
+          <w:ilvl w:val="0"/>
+          <w:numId w:val="61"/>
+        </w:numPr>
+      </w:pPr>
+      <w:r>
+        <w:t xml:space="preserve">Khi được kích hoạt, relay sẽ đóng mạch cấp nguồn điện cho </w:t>
+      </w:r>
+      <w:r>
+        <w:rPr>
+          <w:b/>
+          <w:bCs/>
+        </w:rPr>
+        <w:t>bơm nước</w:t>
+      </w:r>
+      <w:r>
+        <w:t>.</w:t>
+      </w:r>
+    </w:p>
+    <w:p>
+      <w:pPr>
+        <w:ind w:left="720"/>
+        <w:rPr>
+          <w:b/>
+          <w:bCs/>
+        </w:rPr>
+      </w:pPr>
+      <w:r>
+        <w:rPr>
+          <w:b/>
+          <w:bCs/>
+        </w:rPr>
+        <w:lastRenderedPageBreak/>
+        <w:t>6. Bơm nước</w:t>
+      </w:r>
+    </w:p>
+    <w:p>
+      <w:pPr>
+        <w:numPr>
+          <w:ilvl w:val="0"/>
+          <w:numId w:val="62"/>
+        </w:numPr>
+      </w:pPr>
+      <w:r>
+        <w:t>Khi relay được bật, bơm sẽ hoạt động để tưới nước cho cây trồng.</w:t>
+      </w:r>
+    </w:p>
+    <w:p>
+      <w:pPr>
+        <w:numPr>
+          <w:ilvl w:val="0"/>
+          <w:numId w:val="62"/>
+        </w:numPr>
+      </w:pPr>
+      <w:r>
+        <w:t>Sau khi độ ẩm đạt mức yêu cầu, ESP32 ngắt relay để dừng bơm.</w:t>
+      </w:r>
+    </w:p>
+    <w:p>
+      <w:pPr>
+        <w:ind w:left="720"/>
+      </w:pPr>
+      <w:r>
+        <w:pict w14:anchorId="6E479851">
+          <v:rect id="_x0000_i1116" style="width:0;height:1.5pt" o:hralign="center" o:hrstd="t" o:hr="t" fillcolor="#a0a0a0" stroked="f"/>
+        </w:pict>
+      </w:r>
+    </w:p>
+    <w:p>
+      <w:pPr>
+        <w:ind w:left="720"/>
+        <w:rPr>
+          <w:b/>
+          <w:bCs/>
+        </w:rPr>
+      </w:pPr>
+      <w:r>
+        <w:rPr>
+          <w:b/>
+          <w:bCs/>
+        </w:rPr>
+        <w:t>Tóm tắt quy trình hoạt động</w:t>
+      </w:r>
+    </w:p>
+    <w:p>
+      <w:pPr>
+        <w:numPr>
+          <w:ilvl w:val="0"/>
+          <w:numId w:val="63"/>
+        </w:numPr>
+      </w:pPr>
+      <w:r>
+        <w:t>Cảm biến đo dữ liệu → gửi đến ESP32.</w:t>
+      </w:r>
+    </w:p>
+    <w:p>
+      <w:pPr>
+        <w:numPr>
+          <w:ilvl w:val="0"/>
+          <w:numId w:val="63"/>
+        </w:numPr>
+      </w:pPr>
+      <w:r>
+        <w:t>ESP32 xử lý dữ liệu → hiển thị lên Blynk và ra quyết định bật/tắt bơm.</w:t>
+      </w:r>
+    </w:p>
+    <w:p>
+      <w:pPr>
+        <w:numPr>
+          <w:ilvl w:val="0"/>
+          <w:numId w:val="63"/>
+        </w:numPr>
+      </w:pPr>
+      <w:r>
+        <w:t>Blynk có thể giám sát và điều khiển thủ công.</w:t>
+      </w:r>
+    </w:p>
+    <w:p>
+      <w:pPr>
+        <w:numPr>
+          <w:ilvl w:val="0"/>
+          <w:numId w:val="63"/>
+        </w:numPr>
+      </w:pPr>
+      <w:r>
+        <w:t>ESP32 điều khiển relay → bật/tắt bơm nước.</w:t>
+      </w:r>
+    </w:p>
+    <w:p>
+      <w:pPr>
+        <w:numPr>
+          <w:ilvl w:val="0"/>
+          <w:numId w:val="63"/>
+        </w:numPr>
+      </w:pPr>
+      <w:r>
+        <w:t>Chu kỳ hoạt động lặp lại liên tục theo thời gian định sẵn (ví dụ: 5 giây/lần).</w:t>
+      </w:r>
+    </w:p>
+    <w:p>
+      <w:pPr>
+        <w:ind w:left="720"/>
+      </w:pPr>
+      <w:r>
+        <w:pict w14:anchorId="4BAB5A94">
+          <v:rect id="_x0000_i1117" style="width:0;height:1.5pt" o:hralign="center" o:hrstd="t" o:hr="t" fillcolor="#a0a0a0" stroked="f"/>
+        </w:pict>
+      </w:r>
+    </w:p>
+    <w:p>
+      <w:pPr>
+        <w:numPr>
+          <w:ilvl w:val="0"/>
+          <w:numId w:val="45"/>
+        </w:numPr>
+      </w:pPr>
+      <w:r>
+        <w:rPr>
+          <w:b/>
+          <w:bCs/>
+        </w:rPr>
+        <w:t>C</w:t>
+      </w:r>
+      <w:r>
+        <w:t xml:space="preserve">: Danh Sách Vấn Đề </w:t>
       </w:r>
     </w:p>
     <w:p>
@@ -4114,25 +5711,7 @@
         </w:numPr>
       </w:pPr>
       <w:r>
-        <w:t>Quy trình hoạt động của các thành phần chính.</w:t>
-      </w:r>
-    </w:p>
-    <w:p>
-      <w:pPr>
-        <w:numPr>
-          <w:ilvl w:val="0"/>
-          <w:numId w:val="45"/>
-        </w:numPr>
-      </w:pPr>
-      <w:r>
-        <w:rPr>
-          <w:b/>
-          <w:bCs/>
-        </w:rPr>
-        <w:t>C</w:t>
-      </w:r>
-      <w:r>
-        <w:t xml:space="preserve">: Danh Sách Vấn Đề </w:t>
+        <w:t>Hạn chế tín hiệu Wi-Fi trong một số khu vực.</w:t>
       </w:r>
     </w:p>
     <w:p>
@@ -4143,7 +5722,7 @@
         </w:numPr>
       </w:pPr>
       <w:r>
-        <w:t>Hạn chế tín hiệu Wi-Fi trong một số khu vực.</w:t>
+        <w:t>Độ bền của cảm biến trong điều kiện môi trường khắc nghiệt.</w:t>
       </w:r>
     </w:p>
     <w:p>
@@ -4154,7 +5733,77 @@
         </w:numPr>
       </w:pPr>
       <w:r>
-        <w:t>Độ bền của cảm biến trong điều kiện môi trường khắc nghiệt.</w:t>
+        <w:t>Giới hạn về GPIO trên ESP32</w:t>
+      </w:r>
+    </w:p>
+    <w:p>
+      <w:pPr>
+        <w:numPr>
+          <w:ilvl w:val="1"/>
+          <w:numId w:val="45"/>
+        </w:numPr>
+      </w:pPr>
+      <w:r>
+        <w:lastRenderedPageBreak/>
+        <w:t>Sụt áp trên hệ thống nếu dùng chung nguồn với ESP32 cấp cho relay và máy bơm nước</w:t>
+      </w:r>
+    </w:p>
+    <w:p>
+      <w:pPr>
+        <w:numPr>
+          <w:ilvl w:val="1"/>
+          <w:numId w:val="45"/>
+        </w:numPr>
+      </w:pPr>
+      <w:r>
+        <w:t>Ứng dụng Blynk không đồng bộ trạng thái bơm khi khởi động lại hệ thống</w:t>
+      </w:r>
+    </w:p>
+    <w:p>
+      <w:pPr>
+        <w:numPr>
+          <w:ilvl w:val="1"/>
+          <w:numId w:val="45"/>
+        </w:numPr>
+      </w:pPr>
+      <w:r>
+        <w:t>Cảm biến độ ẩm đất chưa hiệu chuẩn độ chính xác</w:t>
+      </w:r>
+    </w:p>
+    <w:p>
+      <w:pPr>
+        <w:numPr>
+          <w:ilvl w:val="1"/>
+          <w:numId w:val="45"/>
+        </w:numPr>
+      </w:pPr>
+      <w:r>
+        <w:t>Chưa xác định cơ chế xử lý khi mất kết nối Wi-Fi</w:t>
+      </w:r>
+    </w:p>
+    <w:p>
+      <w:pPr>
+        <w:numPr>
+          <w:ilvl w:val="1"/>
+          <w:numId w:val="45"/>
+        </w:numPr>
+      </w:pPr>
+      <w:r>
+        <w:t>Dữ liệu DHT11 không ổn định khi nhiệt độ môi trường thay đổi đột ngộ</w:t>
+      </w:r>
+      <w:r>
+        <w:t>t</w:t>
+      </w:r>
+    </w:p>
+    <w:p>
+      <w:pPr>
+        <w:numPr>
+          <w:ilvl w:val="1"/>
+          <w:numId w:val="45"/>
+        </w:numPr>
+      </w:pPr>
+      <w:r>
+        <w:t>Relay bị nhiễu khi ESP32 reset hoặc khởi động lại</w:t>
       </w:r>
     </w:p>
     <w:p/>
@@ -4171,6 +5820,155 @@
 <file path=word/numbering.xml><?xml version="1.0" encoding="utf-8"?>
 <w:numbering xmlns:wpc="http://schemas.microsoft.com/office/word/2010/wordprocessingCanvas" xmlns:cx="http://schemas.microsoft.com/office/drawing/2014/chartex" xmlns:cx1="http://schemas.microsoft.com/office/drawing/2015/9/8/chartex" xmlns:cx2="http://schemas.microsoft.com/office/drawing/2015/10/21/chartex" xmlns:cx3="http://schemas.microsoft.com/office/drawing/2016/5/9/chartex" xmlns:cx4="http://schemas.microsoft.com/office/drawing/2016/5/10/chartex" xmlns:cx5="http://schemas.microsoft.com/office/drawing/2016/5/11/chartex" xmlns:cx6="http://schemas.microsoft.com/office/drawing/2016/5/12/chartex" xmlns:cx7="http://schemas.microsoft.com/office/drawing/2016/5/13/chartex" xmlns:cx8="http://schemas.microsoft.com/office/drawing/2016/5/14/chartex" xmlns:mc="http://schemas.openxmlformats.org/markup-compatibility/2006" xmlns:aink="http://schemas.microsoft.com/office/drawing/2016/ink" xmlns:am3d="http://schemas.microsoft.com/office/drawing/2017/model3d" xmlns:o="urn:schemas-microsoft-com:office:office" xmlns:oel="http://schemas.microsoft.com/office/2019/extlst" xmlns:r="http://schemas.openxmlformats.org/officeDocument/2006/relationships" xmlns:m="http://schemas.openxmlformats.org/officeDocument/2006/math" xmlns:v="urn:schemas-microsoft-com:vml" xmlns:wp14="http://schemas.microsoft.com/office/word/2010/wordprocessingDrawing" xmlns:wp="http://schemas.openxmlformats.org/drawingml/2006/wordprocessingDrawing" xmlns:w10="urn:schemas-microsoft-com:office:word" xmlns:w="http://schemas.openxmlformats.org/wordprocessingml/2006/main" xmlns:w14="http://schemas.microsoft.com/office/word/2010/wordml" xmlns:w15="http://schemas.microsoft.com/office/word/2012/wordml" xmlns:w16cex="http://schemas.microsoft.com/office/word/2018/wordml/cex" xmlns:w16cid="http://schemas.microsoft.com/office/word/2016/wordml/cid" xmlns:w16="http://schemas.microsoft.com/office/word/2018/wordml" xmlns:w16du="http://schemas.microsoft.com/office/word/2023/wordml/word16du" xmlns:w16sdtdh="http://schemas.microsoft.com/office/word/2020/wordml/sdtdatahash" xmlns:w16sdtfl="http://schemas.microsoft.com/office/word/2024/wordml/sdtformatlock" xmlns:w16se="http://schemas.microsoft.com/office/word/2015/wordml/symex" xmlns:wpg="http://schemas.microsoft.com/office/word/2010/wordprocessingGroup" xmlns:wpi="http://schemas.microsoft.com/office/word/2010/wordprocessingInk" xmlns:wne="http://schemas.microsoft.com/office/word/2006/wordml" xmlns:wps="http://schemas.microsoft.com/office/word/2010/wordprocessingShape" mc:Ignorable="w14 w15 w16se w16cid w16 w16cex w16sdtdh w16sdtfl w16du wp14">
   <w:abstractNum w:abstractNumId="0" w15:restartNumberingAfterBreak="0">
+    <w:nsid w:val="00212A88"/>
+    <w:multiLevelType w:val="multilevel"/>
+    <w:tmpl w:val="C26EA1C4"/>
+    <w:lvl w:ilvl="0">
+      <w:start w:val="1"/>
+      <w:numFmt w:val="bullet"/>
+      <w:lvlText w:val=""/>
+      <w:lvlJc w:val="left"/>
+      <w:pPr>
+        <w:tabs>
+          <w:tab w:val="num" w:pos="720"/>
+        </w:tabs>
+        <w:ind w:left="720" w:hanging="360"/>
+      </w:pPr>
+      <w:rPr>
+        <w:rFonts w:ascii="Symbol" w:hAnsi="Symbol" w:hint="default"/>
+        <w:sz w:val="20"/>
+      </w:rPr>
+    </w:lvl>
+    <w:lvl w:ilvl="1" w:tentative="1">
+      <w:start w:val="1"/>
+      <w:numFmt w:val="bullet"/>
+      <w:lvlText w:val="o"/>
+      <w:lvlJc w:val="left"/>
+      <w:pPr>
+        <w:tabs>
+          <w:tab w:val="num" w:pos="1440"/>
+        </w:tabs>
+        <w:ind w:left="1440" w:hanging="360"/>
+      </w:pPr>
+      <w:rPr>
+        <w:rFonts w:ascii="Courier New" w:hAnsi="Courier New" w:hint="default"/>
+        <w:sz w:val="20"/>
+      </w:rPr>
+    </w:lvl>
+    <w:lvl w:ilvl="2" w:tentative="1">
+      <w:start w:val="1"/>
+      <w:numFmt w:val="bullet"/>
+      <w:lvlText w:val=""/>
+      <w:lvlJc w:val="left"/>
+      <w:pPr>
+        <w:tabs>
+          <w:tab w:val="num" w:pos="2160"/>
+        </w:tabs>
+        <w:ind w:left="2160" w:hanging="360"/>
+      </w:pPr>
+      <w:rPr>
+        <w:rFonts w:ascii="Wingdings" w:hAnsi="Wingdings" w:hint="default"/>
+        <w:sz w:val="20"/>
+      </w:rPr>
+    </w:lvl>
+    <w:lvl w:ilvl="3" w:tentative="1">
+      <w:start w:val="1"/>
+      <w:numFmt w:val="bullet"/>
+      <w:lvlText w:val=""/>
+      <w:lvlJc w:val="left"/>
+      <w:pPr>
+        <w:tabs>
+          <w:tab w:val="num" w:pos="2880"/>
+        </w:tabs>
+        <w:ind w:left="2880" w:hanging="360"/>
+      </w:pPr>
+      <w:rPr>
+        <w:rFonts w:ascii="Wingdings" w:hAnsi="Wingdings" w:hint="default"/>
+        <w:sz w:val="20"/>
+      </w:rPr>
+    </w:lvl>
+    <w:lvl w:ilvl="4" w:tentative="1">
+      <w:start w:val="1"/>
+      <w:numFmt w:val="bullet"/>
+      <w:lvlText w:val=""/>
+      <w:lvlJc w:val="left"/>
+      <w:pPr>
+        <w:tabs>
+          <w:tab w:val="num" w:pos="3600"/>
+        </w:tabs>
+        <w:ind w:left="3600" w:hanging="360"/>
+      </w:pPr>
+      <w:rPr>
+        <w:rFonts w:ascii="Wingdings" w:hAnsi="Wingdings" w:hint="default"/>
+        <w:sz w:val="20"/>
+      </w:rPr>
+    </w:lvl>
+    <w:lvl w:ilvl="5" w:tentative="1">
+      <w:start w:val="1"/>
+      <w:numFmt w:val="bullet"/>
+      <w:lvlText w:val=""/>
+      <w:lvlJc w:val="left"/>
+      <w:pPr>
+        <w:tabs>
+          <w:tab w:val="num" w:pos="4320"/>
+        </w:tabs>
+        <w:ind w:left="4320" w:hanging="360"/>
+      </w:pPr>
+      <w:rPr>
+        <w:rFonts w:ascii="Wingdings" w:hAnsi="Wingdings" w:hint="default"/>
+        <w:sz w:val="20"/>
+      </w:rPr>
+    </w:lvl>
+    <w:lvl w:ilvl="6" w:tentative="1">
+      <w:start w:val="1"/>
+      <w:numFmt w:val="bullet"/>
+      <w:lvlText w:val=""/>
+      <w:lvlJc w:val="left"/>
+      <w:pPr>
+        <w:tabs>
+          <w:tab w:val="num" w:pos="5040"/>
+        </w:tabs>
+        <w:ind w:left="5040" w:hanging="360"/>
+      </w:pPr>
+      <w:rPr>
+        <w:rFonts w:ascii="Wingdings" w:hAnsi="Wingdings" w:hint="default"/>
+        <w:sz w:val="20"/>
+      </w:rPr>
+    </w:lvl>
+    <w:lvl w:ilvl="7" w:tentative="1">
+      <w:start w:val="1"/>
+      <w:numFmt w:val="bullet"/>
+      <w:lvlText w:val=""/>
+      <w:lvlJc w:val="left"/>
+      <w:pPr>
+        <w:tabs>
+          <w:tab w:val="num" w:pos="5760"/>
+        </w:tabs>
+        <w:ind w:left="5760" w:hanging="360"/>
+      </w:pPr>
+      <w:rPr>
+        <w:rFonts w:ascii="Wingdings" w:hAnsi="Wingdings" w:hint="default"/>
+        <w:sz w:val="20"/>
+      </w:rPr>
+    </w:lvl>
+    <w:lvl w:ilvl="8" w:tentative="1">
+      <w:start w:val="1"/>
+      <w:numFmt w:val="bullet"/>
+      <w:lvlText w:val=""/>
+      <w:lvlJc w:val="left"/>
+      <w:pPr>
+        <w:tabs>
+          <w:tab w:val="num" w:pos="6480"/>
+        </w:tabs>
+        <w:ind w:left="6480" w:hanging="360"/>
+      </w:pPr>
+      <w:rPr>
+        <w:rFonts w:ascii="Wingdings" w:hAnsi="Wingdings" w:hint="default"/>
+        <w:sz w:val="20"/>
+      </w:rPr>
+    </w:lvl>
+  </w:abstractNum>
+  <w:abstractNum w:abstractNumId="1" w15:restartNumberingAfterBreak="0">
     <w:nsid w:val="00850E29"/>
     <w:multiLevelType w:val="multilevel"/>
     <w:tmpl w:val="D40EC92C"/>
@@ -4319,7 +6117,7 @@
       </w:rPr>
     </w:lvl>
   </w:abstractNum>
-  <w:abstractNum w:abstractNumId="1" w15:restartNumberingAfterBreak="0">
+  <w:abstractNum w:abstractNumId="2" w15:restartNumberingAfterBreak="0">
     <w:nsid w:val="0B377972"/>
     <w:multiLevelType w:val="multilevel"/>
     <w:tmpl w:val="BA725598"/>
@@ -4436,7 +6234,7 @@
       </w:pPr>
     </w:lvl>
   </w:abstractNum>
-  <w:abstractNum w:abstractNumId="2" w15:restartNumberingAfterBreak="0">
+  <w:abstractNum w:abstractNumId="3" w15:restartNumberingAfterBreak="0">
     <w:nsid w:val="0E5465C7"/>
     <w:multiLevelType w:val="multilevel"/>
     <w:tmpl w:val="A2B0EA6E"/>
@@ -4585,7 +6383,7 @@
       </w:rPr>
     </w:lvl>
   </w:abstractNum>
-  <w:abstractNum w:abstractNumId="3" w15:restartNumberingAfterBreak="0">
+  <w:abstractNum w:abstractNumId="4" w15:restartNumberingAfterBreak="0">
     <w:nsid w:val="0E852C41"/>
     <w:multiLevelType w:val="multilevel"/>
     <w:tmpl w:val="E83E465C"/>
@@ -4734,7 +6532,7 @@
       </w:rPr>
     </w:lvl>
   </w:abstractNum>
-  <w:abstractNum w:abstractNumId="4" w15:restartNumberingAfterBreak="0">
+  <w:abstractNum w:abstractNumId="5" w15:restartNumberingAfterBreak="0">
     <w:nsid w:val="110D47B1"/>
     <w:multiLevelType w:val="multilevel"/>
     <w:tmpl w:val="4BBAA3FA"/>
@@ -4883,7 +6681,7 @@
       </w:rPr>
     </w:lvl>
   </w:abstractNum>
-  <w:abstractNum w:abstractNumId="5" w15:restartNumberingAfterBreak="0">
+  <w:abstractNum w:abstractNumId="6" w15:restartNumberingAfterBreak="0">
     <w:nsid w:val="132F26AD"/>
     <w:multiLevelType w:val="multilevel"/>
     <w:tmpl w:val="C4F09F92"/>
@@ -5032,7 +6830,7 @@
       </w:rPr>
     </w:lvl>
   </w:abstractNum>
-  <w:abstractNum w:abstractNumId="6" w15:restartNumberingAfterBreak="0">
+  <w:abstractNum w:abstractNumId="7" w15:restartNumberingAfterBreak="0">
     <w:nsid w:val="13EB550A"/>
     <w:multiLevelType w:val="multilevel"/>
     <w:tmpl w:val="3A16C9CC"/>
@@ -5181,7 +6979,156 @@
       </w:rPr>
     </w:lvl>
   </w:abstractNum>
-  <w:abstractNum w:abstractNumId="7" w15:restartNumberingAfterBreak="0">
+  <w:abstractNum w:abstractNumId="8" w15:restartNumberingAfterBreak="0">
+    <w:nsid w:val="182B69E3"/>
+    <w:multiLevelType w:val="multilevel"/>
+    <w:tmpl w:val="10E0AA9E"/>
+    <w:lvl w:ilvl="0">
+      <w:start w:val="1"/>
+      <w:numFmt w:val="bullet"/>
+      <w:lvlText w:val=""/>
+      <w:lvlJc w:val="left"/>
+      <w:pPr>
+        <w:tabs>
+          <w:tab w:val="num" w:pos="720"/>
+        </w:tabs>
+        <w:ind w:left="720" w:hanging="360"/>
+      </w:pPr>
+      <w:rPr>
+        <w:rFonts w:ascii="Symbol" w:hAnsi="Symbol" w:hint="default"/>
+        <w:sz w:val="20"/>
+      </w:rPr>
+    </w:lvl>
+    <w:lvl w:ilvl="1" w:tentative="1">
+      <w:start w:val="1"/>
+      <w:numFmt w:val="bullet"/>
+      <w:lvlText w:val="o"/>
+      <w:lvlJc w:val="left"/>
+      <w:pPr>
+        <w:tabs>
+          <w:tab w:val="num" w:pos="1440"/>
+        </w:tabs>
+        <w:ind w:left="1440" w:hanging="360"/>
+      </w:pPr>
+      <w:rPr>
+        <w:rFonts w:ascii="Courier New" w:hAnsi="Courier New" w:hint="default"/>
+        <w:sz w:val="20"/>
+      </w:rPr>
+    </w:lvl>
+    <w:lvl w:ilvl="2" w:tentative="1">
+      <w:start w:val="1"/>
+      <w:numFmt w:val="bullet"/>
+      <w:lvlText w:val=""/>
+      <w:lvlJc w:val="left"/>
+      <w:pPr>
+        <w:tabs>
+          <w:tab w:val="num" w:pos="2160"/>
+        </w:tabs>
+        <w:ind w:left="2160" w:hanging="360"/>
+      </w:pPr>
+      <w:rPr>
+        <w:rFonts w:ascii="Wingdings" w:hAnsi="Wingdings" w:hint="default"/>
+        <w:sz w:val="20"/>
+      </w:rPr>
+    </w:lvl>
+    <w:lvl w:ilvl="3" w:tentative="1">
+      <w:start w:val="1"/>
+      <w:numFmt w:val="bullet"/>
+      <w:lvlText w:val=""/>
+      <w:lvlJc w:val="left"/>
+      <w:pPr>
+        <w:tabs>
+          <w:tab w:val="num" w:pos="2880"/>
+        </w:tabs>
+        <w:ind w:left="2880" w:hanging="360"/>
+      </w:pPr>
+      <w:rPr>
+        <w:rFonts w:ascii="Wingdings" w:hAnsi="Wingdings" w:hint="default"/>
+        <w:sz w:val="20"/>
+      </w:rPr>
+    </w:lvl>
+    <w:lvl w:ilvl="4" w:tentative="1">
+      <w:start w:val="1"/>
+      <w:numFmt w:val="bullet"/>
+      <w:lvlText w:val=""/>
+      <w:lvlJc w:val="left"/>
+      <w:pPr>
+        <w:tabs>
+          <w:tab w:val="num" w:pos="3600"/>
+        </w:tabs>
+        <w:ind w:left="3600" w:hanging="360"/>
+      </w:pPr>
+      <w:rPr>
+        <w:rFonts w:ascii="Wingdings" w:hAnsi="Wingdings" w:hint="default"/>
+        <w:sz w:val="20"/>
+      </w:rPr>
+    </w:lvl>
+    <w:lvl w:ilvl="5" w:tentative="1">
+      <w:start w:val="1"/>
+      <w:numFmt w:val="bullet"/>
+      <w:lvlText w:val=""/>
+      <w:lvlJc w:val="left"/>
+      <w:pPr>
+        <w:tabs>
+          <w:tab w:val="num" w:pos="4320"/>
+        </w:tabs>
+        <w:ind w:left="4320" w:hanging="360"/>
+      </w:pPr>
+      <w:rPr>
+        <w:rFonts w:ascii="Wingdings" w:hAnsi="Wingdings" w:hint="default"/>
+        <w:sz w:val="20"/>
+      </w:rPr>
+    </w:lvl>
+    <w:lvl w:ilvl="6" w:tentative="1">
+      <w:start w:val="1"/>
+      <w:numFmt w:val="bullet"/>
+      <w:lvlText w:val=""/>
+      <w:lvlJc w:val="left"/>
+      <w:pPr>
+        <w:tabs>
+          <w:tab w:val="num" w:pos="5040"/>
+        </w:tabs>
+        <w:ind w:left="5040" w:hanging="360"/>
+      </w:pPr>
+      <w:rPr>
+        <w:rFonts w:ascii="Wingdings" w:hAnsi="Wingdings" w:hint="default"/>
+        <w:sz w:val="20"/>
+      </w:rPr>
+    </w:lvl>
+    <w:lvl w:ilvl="7" w:tentative="1">
+      <w:start w:val="1"/>
+      <w:numFmt w:val="bullet"/>
+      <w:lvlText w:val=""/>
+      <w:lvlJc w:val="left"/>
+      <w:pPr>
+        <w:tabs>
+          <w:tab w:val="num" w:pos="5760"/>
+        </w:tabs>
+        <w:ind w:left="5760" w:hanging="360"/>
+      </w:pPr>
+      <w:rPr>
+        <w:rFonts w:ascii="Wingdings" w:hAnsi="Wingdings" w:hint="default"/>
+        <w:sz w:val="20"/>
+      </w:rPr>
+    </w:lvl>
+    <w:lvl w:ilvl="8" w:tentative="1">
+      <w:start w:val="1"/>
+      <w:numFmt w:val="bullet"/>
+      <w:lvlText w:val=""/>
+      <w:lvlJc w:val="left"/>
+      <w:pPr>
+        <w:tabs>
+          <w:tab w:val="num" w:pos="6480"/>
+        </w:tabs>
+        <w:ind w:left="6480" w:hanging="360"/>
+      </w:pPr>
+      <w:rPr>
+        <w:rFonts w:ascii="Wingdings" w:hAnsi="Wingdings" w:hint="default"/>
+        <w:sz w:val="20"/>
+      </w:rPr>
+    </w:lvl>
+  </w:abstractNum>
+  <w:abstractNum w:abstractNumId="9" w15:restartNumberingAfterBreak="0">
     <w:nsid w:val="1F275C9E"/>
     <w:multiLevelType w:val="multilevel"/>
     <w:tmpl w:val="B094A796"/>
@@ -5330,7 +7277,7 @@
       </w:rPr>
     </w:lvl>
   </w:abstractNum>
-  <w:abstractNum w:abstractNumId="8" w15:restartNumberingAfterBreak="0">
+  <w:abstractNum w:abstractNumId="10" w15:restartNumberingAfterBreak="0">
     <w:nsid w:val="220C5698"/>
     <w:multiLevelType w:val="multilevel"/>
     <w:tmpl w:val="9542A548"/>
@@ -5479,7 +7426,7 @@
       </w:rPr>
     </w:lvl>
   </w:abstractNum>
-  <w:abstractNum w:abstractNumId="9" w15:restartNumberingAfterBreak="0">
+  <w:abstractNum w:abstractNumId="11" w15:restartNumberingAfterBreak="0">
     <w:nsid w:val="23ED7E55"/>
     <w:multiLevelType w:val="multilevel"/>
     <w:tmpl w:val="B4FA934A"/>
@@ -5628,7 +7575,7 @@
       </w:rPr>
     </w:lvl>
   </w:abstractNum>
-  <w:abstractNum w:abstractNumId="10" w15:restartNumberingAfterBreak="0">
+  <w:abstractNum w:abstractNumId="12" w15:restartNumberingAfterBreak="0">
     <w:nsid w:val="2403318C"/>
     <w:multiLevelType w:val="multilevel"/>
     <w:tmpl w:val="14C643A8"/>
@@ -5777,7 +7724,269 @@
       </w:rPr>
     </w:lvl>
   </w:abstractNum>
-  <w:abstractNum w:abstractNumId="11" w15:restartNumberingAfterBreak="0">
+  <w:abstractNum w:abstractNumId="13" w15:restartNumberingAfterBreak="0">
+    <w:nsid w:val="25BB25F7"/>
+    <w:multiLevelType w:val="multilevel"/>
+    <w:tmpl w:val="4E7E880A"/>
+    <w:lvl w:ilvl="0">
+      <w:start w:val="1"/>
+      <w:numFmt w:val="bullet"/>
+      <w:lvlText w:val=""/>
+      <w:lvlJc w:val="left"/>
+      <w:pPr>
+        <w:tabs>
+          <w:tab w:val="num" w:pos="720"/>
+        </w:tabs>
+        <w:ind w:left="720" w:hanging="360"/>
+      </w:pPr>
+      <w:rPr>
+        <w:rFonts w:ascii="Symbol" w:hAnsi="Symbol" w:hint="default"/>
+        <w:sz w:val="20"/>
+      </w:rPr>
+    </w:lvl>
+    <w:lvl w:ilvl="1">
+      <w:start w:val="1"/>
+      <w:numFmt w:val="bullet"/>
+      <w:lvlText w:val="o"/>
+      <w:lvlJc w:val="left"/>
+      <w:pPr>
+        <w:tabs>
+          <w:tab w:val="num" w:pos="1440"/>
+        </w:tabs>
+        <w:ind w:left="1440" w:hanging="360"/>
+      </w:pPr>
+      <w:rPr>
+        <w:rFonts w:ascii="Courier New" w:hAnsi="Courier New" w:hint="default"/>
+        <w:sz w:val="20"/>
+      </w:rPr>
+    </w:lvl>
+    <w:lvl w:ilvl="2" w:tentative="1">
+      <w:start w:val="1"/>
+      <w:numFmt w:val="bullet"/>
+      <w:lvlText w:val=""/>
+      <w:lvlJc w:val="left"/>
+      <w:pPr>
+        <w:tabs>
+          <w:tab w:val="num" w:pos="2160"/>
+        </w:tabs>
+        <w:ind w:left="2160" w:hanging="360"/>
+      </w:pPr>
+      <w:rPr>
+        <w:rFonts w:ascii="Wingdings" w:hAnsi="Wingdings" w:hint="default"/>
+        <w:sz w:val="20"/>
+      </w:rPr>
+    </w:lvl>
+    <w:lvl w:ilvl="3" w:tentative="1">
+      <w:start w:val="1"/>
+      <w:numFmt w:val="bullet"/>
+      <w:lvlText w:val=""/>
+      <w:lvlJc w:val="left"/>
+      <w:pPr>
+        <w:tabs>
+          <w:tab w:val="num" w:pos="2880"/>
+        </w:tabs>
+        <w:ind w:left="2880" w:hanging="360"/>
+      </w:pPr>
+      <w:rPr>
+        <w:rFonts w:ascii="Wingdings" w:hAnsi="Wingdings" w:hint="default"/>
+        <w:sz w:val="20"/>
+      </w:rPr>
+    </w:lvl>
+    <w:lvl w:ilvl="4" w:tentative="1">
+      <w:start w:val="1"/>
+      <w:numFmt w:val="bullet"/>
+      <w:lvlText w:val=""/>
+      <w:lvlJc w:val="left"/>
+      <w:pPr>
+        <w:tabs>
+          <w:tab w:val="num" w:pos="3600"/>
+        </w:tabs>
+        <w:ind w:left="3600" w:hanging="360"/>
+      </w:pPr>
+      <w:rPr>
+        <w:rFonts w:ascii="Wingdings" w:hAnsi="Wingdings" w:hint="default"/>
+        <w:sz w:val="20"/>
+      </w:rPr>
+    </w:lvl>
+    <w:lvl w:ilvl="5" w:tentative="1">
+      <w:start w:val="1"/>
+      <w:numFmt w:val="bullet"/>
+      <w:lvlText w:val=""/>
+      <w:lvlJc w:val="left"/>
+      <w:pPr>
+        <w:tabs>
+          <w:tab w:val="num" w:pos="4320"/>
+        </w:tabs>
+        <w:ind w:left="4320" w:hanging="360"/>
+      </w:pPr>
+      <w:rPr>
+        <w:rFonts w:ascii="Wingdings" w:hAnsi="Wingdings" w:hint="default"/>
+        <w:sz w:val="20"/>
+      </w:rPr>
+    </w:lvl>
+    <w:lvl w:ilvl="6" w:tentative="1">
+      <w:start w:val="1"/>
+      <w:numFmt w:val="bullet"/>
+      <w:lvlText w:val=""/>
+      <w:lvlJc w:val="left"/>
+      <w:pPr>
+        <w:tabs>
+          <w:tab w:val="num" w:pos="5040"/>
+        </w:tabs>
+        <w:ind w:left="5040" w:hanging="360"/>
+      </w:pPr>
+      <w:rPr>
+        <w:rFonts w:ascii="Wingdings" w:hAnsi="Wingdings" w:hint="default"/>
+        <w:sz w:val="20"/>
+      </w:rPr>
+    </w:lvl>
+    <w:lvl w:ilvl="7" w:tentative="1">
+      <w:start w:val="1"/>
+      <w:numFmt w:val="bullet"/>
+      <w:lvlText w:val=""/>
+      <w:lvlJc w:val="left"/>
+      <w:pPr>
+        <w:tabs>
+          <w:tab w:val="num" w:pos="5760"/>
+        </w:tabs>
+        <w:ind w:left="5760" w:hanging="360"/>
+      </w:pPr>
+      <w:rPr>
+        <w:rFonts w:ascii="Wingdings" w:hAnsi="Wingdings" w:hint="default"/>
+        <w:sz w:val="20"/>
+      </w:rPr>
+    </w:lvl>
+    <w:lvl w:ilvl="8" w:tentative="1">
+      <w:start w:val="1"/>
+      <w:numFmt w:val="bullet"/>
+      <w:lvlText w:val=""/>
+      <w:lvlJc w:val="left"/>
+      <w:pPr>
+        <w:tabs>
+          <w:tab w:val="num" w:pos="6480"/>
+        </w:tabs>
+        <w:ind w:left="6480" w:hanging="360"/>
+      </w:pPr>
+      <w:rPr>
+        <w:rFonts w:ascii="Wingdings" w:hAnsi="Wingdings" w:hint="default"/>
+        <w:sz w:val="20"/>
+      </w:rPr>
+    </w:lvl>
+  </w:abstractNum>
+  <w:abstractNum w:abstractNumId="14" w15:restartNumberingAfterBreak="0">
+    <w:nsid w:val="26F40F2B"/>
+    <w:multiLevelType w:val="multilevel"/>
+    <w:tmpl w:val="36E665CE"/>
+    <w:lvl w:ilvl="0">
+      <w:start w:val="2"/>
+      <w:numFmt w:val="decimal"/>
+      <w:lvlText w:val="%1"/>
+      <w:lvlJc w:val="left"/>
+      <w:pPr>
+        <w:ind w:left="360" w:hanging="360"/>
+      </w:pPr>
+      <w:rPr>
+        <w:rFonts w:hint="default"/>
+      </w:rPr>
+    </w:lvl>
+    <w:lvl w:ilvl="1">
+      <w:start w:val="7"/>
+      <w:numFmt w:val="decimal"/>
+      <w:lvlText w:val="%1.%2"/>
+      <w:lvlJc w:val="left"/>
+      <w:pPr>
+        <w:ind w:left="360" w:hanging="360"/>
+      </w:pPr>
+      <w:rPr>
+        <w:rFonts w:hint="default"/>
+      </w:rPr>
+    </w:lvl>
+    <w:lvl w:ilvl="2">
+      <w:start w:val="1"/>
+      <w:numFmt w:val="decimal"/>
+      <w:lvlText w:val="%1.%2.%3"/>
+      <w:lvlJc w:val="left"/>
+      <w:pPr>
+        <w:ind w:left="720" w:hanging="720"/>
+      </w:pPr>
+      <w:rPr>
+        <w:rFonts w:hint="default"/>
+      </w:rPr>
+    </w:lvl>
+    <w:lvl w:ilvl="3">
+      <w:start w:val="1"/>
+      <w:numFmt w:val="decimal"/>
+      <w:lvlText w:val="%1.%2.%3.%4"/>
+      <w:lvlJc w:val="left"/>
+      <w:pPr>
+        <w:ind w:left="1080" w:hanging="1080"/>
+      </w:pPr>
+      <w:rPr>
+        <w:rFonts w:hint="default"/>
+      </w:rPr>
+    </w:lvl>
+    <w:lvl w:ilvl="4">
+      <w:start w:val="1"/>
+      <w:numFmt w:val="decimal"/>
+      <w:lvlText w:val="%1.%2.%3.%4.%5"/>
+      <w:lvlJc w:val="left"/>
+      <w:pPr>
+        <w:ind w:left="1080" w:hanging="1080"/>
+      </w:pPr>
+      <w:rPr>
+        <w:rFonts w:hint="default"/>
+      </w:rPr>
+    </w:lvl>
+    <w:lvl w:ilvl="5">
+      <w:start w:val="1"/>
+      <w:numFmt w:val="decimal"/>
+      <w:lvlText w:val="%1.%2.%3.%4.%5.%6"/>
+      <w:lvlJc w:val="left"/>
+      <w:pPr>
+        <w:ind w:left="1440" w:hanging="1440"/>
+      </w:pPr>
+      <w:rPr>
+        <w:rFonts w:hint="default"/>
+      </w:rPr>
+    </w:lvl>
+    <w:lvl w:ilvl="6">
+      <w:start w:val="1"/>
+      <w:numFmt w:val="decimal"/>
+      <w:lvlText w:val="%1.%2.%3.%4.%5.%6.%7"/>
+      <w:lvlJc w:val="left"/>
+      <w:pPr>
+        <w:ind w:left="1440" w:hanging="1440"/>
+      </w:pPr>
+      <w:rPr>
+        <w:rFonts w:hint="default"/>
+      </w:rPr>
+    </w:lvl>
+    <w:lvl w:ilvl="7">
+      <w:start w:val="1"/>
+      <w:numFmt w:val="decimal"/>
+      <w:lvlText w:val="%1.%2.%3.%4.%5.%6.%7.%8"/>
+      <w:lvlJc w:val="left"/>
+      <w:pPr>
+        <w:ind w:left="1800" w:hanging="1800"/>
+      </w:pPr>
+      <w:rPr>
+        <w:rFonts w:hint="default"/>
+      </w:rPr>
+    </w:lvl>
+    <w:lvl w:ilvl="8">
+      <w:start w:val="1"/>
+      <w:numFmt w:val="decimal"/>
+      <w:lvlText w:val="%1.%2.%3.%4.%5.%6.%7.%8.%9"/>
+      <w:lvlJc w:val="left"/>
+      <w:pPr>
+        <w:ind w:left="2160" w:hanging="2160"/>
+      </w:pPr>
+      <w:rPr>
+        <w:rFonts w:hint="default"/>
+      </w:rPr>
+    </w:lvl>
+  </w:abstractNum>
+  <w:abstractNum w:abstractNumId="15" w15:restartNumberingAfterBreak="0">
     <w:nsid w:val="26F42440"/>
     <w:multiLevelType w:val="multilevel"/>
     <w:tmpl w:val="DD8CD5DA"/>
@@ -5926,7 +8135,7 @@
       </w:rPr>
     </w:lvl>
   </w:abstractNum>
-  <w:abstractNum w:abstractNumId="12" w15:restartNumberingAfterBreak="0">
+  <w:abstractNum w:abstractNumId="16" w15:restartNumberingAfterBreak="0">
     <w:nsid w:val="2875573A"/>
     <w:multiLevelType w:val="multilevel"/>
     <w:tmpl w:val="3A74D480"/>
@@ -6075,7 +8284,7 @@
       </w:rPr>
     </w:lvl>
   </w:abstractNum>
-  <w:abstractNum w:abstractNumId="13" w15:restartNumberingAfterBreak="0">
+  <w:abstractNum w:abstractNumId="17" w15:restartNumberingAfterBreak="0">
     <w:nsid w:val="37F02CEA"/>
     <w:multiLevelType w:val="multilevel"/>
     <w:tmpl w:val="A03457DC"/>
@@ -6224,7 +8433,156 @@
       </w:rPr>
     </w:lvl>
   </w:abstractNum>
-  <w:abstractNum w:abstractNumId="14" w15:restartNumberingAfterBreak="0">
+  <w:abstractNum w:abstractNumId="18" w15:restartNumberingAfterBreak="0">
+    <w:nsid w:val="3BE87C24"/>
+    <w:multiLevelType w:val="multilevel"/>
+    <w:tmpl w:val="941C7582"/>
+    <w:lvl w:ilvl="0">
+      <w:start w:val="1"/>
+      <w:numFmt w:val="bullet"/>
+      <w:lvlText w:val=""/>
+      <w:lvlJc w:val="left"/>
+      <w:pPr>
+        <w:tabs>
+          <w:tab w:val="num" w:pos="720"/>
+        </w:tabs>
+        <w:ind w:left="720" w:hanging="360"/>
+      </w:pPr>
+      <w:rPr>
+        <w:rFonts w:ascii="Symbol" w:hAnsi="Symbol" w:hint="default"/>
+        <w:sz w:val="20"/>
+      </w:rPr>
+    </w:lvl>
+    <w:lvl w:ilvl="1" w:tentative="1">
+      <w:start w:val="1"/>
+      <w:numFmt w:val="bullet"/>
+      <w:lvlText w:val="o"/>
+      <w:lvlJc w:val="left"/>
+      <w:pPr>
+        <w:tabs>
+          <w:tab w:val="num" w:pos="1440"/>
+        </w:tabs>
+        <w:ind w:left="1440" w:hanging="360"/>
+      </w:pPr>
+      <w:rPr>
+        <w:rFonts w:ascii="Courier New" w:hAnsi="Courier New" w:hint="default"/>
+        <w:sz w:val="20"/>
+      </w:rPr>
+    </w:lvl>
+    <w:lvl w:ilvl="2" w:tentative="1">
+      <w:start w:val="1"/>
+      <w:numFmt w:val="bullet"/>
+      <w:lvlText w:val=""/>
+      <w:lvlJc w:val="left"/>
+      <w:pPr>
+        <w:tabs>
+          <w:tab w:val="num" w:pos="2160"/>
+        </w:tabs>
+        <w:ind w:left="2160" w:hanging="360"/>
+      </w:pPr>
+      <w:rPr>
+        <w:rFonts w:ascii="Wingdings" w:hAnsi="Wingdings" w:hint="default"/>
+        <w:sz w:val="20"/>
+      </w:rPr>
+    </w:lvl>
+    <w:lvl w:ilvl="3" w:tentative="1">
+      <w:start w:val="1"/>
+      <w:numFmt w:val="bullet"/>
+      <w:lvlText w:val=""/>
+      <w:lvlJc w:val="left"/>
+      <w:pPr>
+        <w:tabs>
+          <w:tab w:val="num" w:pos="2880"/>
+        </w:tabs>
+        <w:ind w:left="2880" w:hanging="360"/>
+      </w:pPr>
+      <w:rPr>
+        <w:rFonts w:ascii="Wingdings" w:hAnsi="Wingdings" w:hint="default"/>
+        <w:sz w:val="20"/>
+      </w:rPr>
+    </w:lvl>
+    <w:lvl w:ilvl="4" w:tentative="1">
+      <w:start w:val="1"/>
+      <w:numFmt w:val="bullet"/>
+      <w:lvlText w:val=""/>
+      <w:lvlJc w:val="left"/>
+      <w:pPr>
+        <w:tabs>
+          <w:tab w:val="num" w:pos="3600"/>
+        </w:tabs>
+        <w:ind w:left="3600" w:hanging="360"/>
+      </w:pPr>
+      <w:rPr>
+        <w:rFonts w:ascii="Wingdings" w:hAnsi="Wingdings" w:hint="default"/>
+        <w:sz w:val="20"/>
+      </w:rPr>
+    </w:lvl>
+    <w:lvl w:ilvl="5" w:tentative="1">
+      <w:start w:val="1"/>
+      <w:numFmt w:val="bullet"/>
+      <w:lvlText w:val=""/>
+      <w:lvlJc w:val="left"/>
+      <w:pPr>
+        <w:tabs>
+          <w:tab w:val="num" w:pos="4320"/>
+        </w:tabs>
+        <w:ind w:left="4320" w:hanging="360"/>
+      </w:pPr>
+      <w:rPr>
+        <w:rFonts w:ascii="Wingdings" w:hAnsi="Wingdings" w:hint="default"/>
+        <w:sz w:val="20"/>
+      </w:rPr>
+    </w:lvl>
+    <w:lvl w:ilvl="6" w:tentative="1">
+      <w:start w:val="1"/>
+      <w:numFmt w:val="bullet"/>
+      <w:lvlText w:val=""/>
+      <w:lvlJc w:val="left"/>
+      <w:pPr>
+        <w:tabs>
+          <w:tab w:val="num" w:pos="5040"/>
+        </w:tabs>
+        <w:ind w:left="5040" w:hanging="360"/>
+      </w:pPr>
+      <w:rPr>
+        <w:rFonts w:ascii="Wingdings" w:hAnsi="Wingdings" w:hint="default"/>
+        <w:sz w:val="20"/>
+      </w:rPr>
+    </w:lvl>
+    <w:lvl w:ilvl="7" w:tentative="1">
+      <w:start w:val="1"/>
+      <w:numFmt w:val="bullet"/>
+      <w:lvlText w:val=""/>
+      <w:lvlJc w:val="left"/>
+      <w:pPr>
+        <w:tabs>
+          <w:tab w:val="num" w:pos="5760"/>
+        </w:tabs>
+        <w:ind w:left="5760" w:hanging="360"/>
+      </w:pPr>
+      <w:rPr>
+        <w:rFonts w:ascii="Wingdings" w:hAnsi="Wingdings" w:hint="default"/>
+        <w:sz w:val="20"/>
+      </w:rPr>
+    </w:lvl>
+    <w:lvl w:ilvl="8" w:tentative="1">
+      <w:start w:val="1"/>
+      <w:numFmt w:val="bullet"/>
+      <w:lvlText w:val=""/>
+      <w:lvlJc w:val="left"/>
+      <w:pPr>
+        <w:tabs>
+          <w:tab w:val="num" w:pos="6480"/>
+        </w:tabs>
+        <w:ind w:left="6480" w:hanging="360"/>
+      </w:pPr>
+      <w:rPr>
+        <w:rFonts w:ascii="Wingdings" w:hAnsi="Wingdings" w:hint="default"/>
+        <w:sz w:val="20"/>
+      </w:rPr>
+    </w:lvl>
+  </w:abstractNum>
+  <w:abstractNum w:abstractNumId="19" w15:restartNumberingAfterBreak="0">
     <w:nsid w:val="3CA4120B"/>
     <w:multiLevelType w:val="multilevel"/>
     <w:tmpl w:val="BB7029C4"/>
@@ -6373,7 +8731,7 @@
       </w:rPr>
     </w:lvl>
   </w:abstractNum>
-  <w:abstractNum w:abstractNumId="15" w15:restartNumberingAfterBreak="0">
+  <w:abstractNum w:abstractNumId="20" w15:restartNumberingAfterBreak="0">
     <w:nsid w:val="3CCE74E8"/>
     <w:multiLevelType w:val="multilevel"/>
     <w:tmpl w:val="82603E52"/>
@@ -6522,7 +8880,454 @@
       </w:rPr>
     </w:lvl>
   </w:abstractNum>
-  <w:abstractNum w:abstractNumId="16" w15:restartNumberingAfterBreak="0">
+  <w:abstractNum w:abstractNumId="21" w15:restartNumberingAfterBreak="0">
+    <w:nsid w:val="3D6E6F0F"/>
+    <w:multiLevelType w:val="multilevel"/>
+    <w:tmpl w:val="B77817B8"/>
+    <w:lvl w:ilvl="0">
+      <w:start w:val="1"/>
+      <w:numFmt w:val="bullet"/>
+      <w:lvlText w:val=""/>
+      <w:lvlJc w:val="left"/>
+      <w:pPr>
+        <w:tabs>
+          <w:tab w:val="num" w:pos="720"/>
+        </w:tabs>
+        <w:ind w:left="720" w:hanging="360"/>
+      </w:pPr>
+      <w:rPr>
+        <w:rFonts w:ascii="Symbol" w:hAnsi="Symbol" w:hint="default"/>
+        <w:sz w:val="20"/>
+      </w:rPr>
+    </w:lvl>
+    <w:lvl w:ilvl="1" w:tentative="1">
+      <w:start w:val="1"/>
+      <w:numFmt w:val="bullet"/>
+      <w:lvlText w:val="o"/>
+      <w:lvlJc w:val="left"/>
+      <w:pPr>
+        <w:tabs>
+          <w:tab w:val="num" w:pos="1440"/>
+        </w:tabs>
+        <w:ind w:left="1440" w:hanging="360"/>
+      </w:pPr>
+      <w:rPr>
+        <w:rFonts w:ascii="Courier New" w:hAnsi="Courier New" w:hint="default"/>
+        <w:sz w:val="20"/>
+      </w:rPr>
+    </w:lvl>
+    <w:lvl w:ilvl="2" w:tentative="1">
+      <w:start w:val="1"/>
+      <w:numFmt w:val="bullet"/>
+      <w:lvlText w:val=""/>
+      <w:lvlJc w:val="left"/>
+      <w:pPr>
+        <w:tabs>
+          <w:tab w:val="num" w:pos="2160"/>
+        </w:tabs>
+        <w:ind w:left="2160" w:hanging="360"/>
+      </w:pPr>
+      <w:rPr>
+        <w:rFonts w:ascii="Wingdings" w:hAnsi="Wingdings" w:hint="default"/>
+        <w:sz w:val="20"/>
+      </w:rPr>
+    </w:lvl>
+    <w:lvl w:ilvl="3" w:tentative="1">
+      <w:start w:val="1"/>
+      <w:numFmt w:val="bullet"/>
+      <w:lvlText w:val=""/>
+      <w:lvlJc w:val="left"/>
+      <w:pPr>
+        <w:tabs>
+          <w:tab w:val="num" w:pos="2880"/>
+        </w:tabs>
+        <w:ind w:left="2880" w:hanging="360"/>
+      </w:pPr>
+      <w:rPr>
+        <w:rFonts w:ascii="Wingdings" w:hAnsi="Wingdings" w:hint="default"/>
+        <w:sz w:val="20"/>
+      </w:rPr>
+    </w:lvl>
+    <w:lvl w:ilvl="4" w:tentative="1">
+      <w:start w:val="1"/>
+      <w:numFmt w:val="bullet"/>
+      <w:lvlText w:val=""/>
+      <w:lvlJc w:val="left"/>
+      <w:pPr>
+        <w:tabs>
+          <w:tab w:val="num" w:pos="3600"/>
+        </w:tabs>
+        <w:ind w:left="3600" w:hanging="360"/>
+      </w:pPr>
+      <w:rPr>
+        <w:rFonts w:ascii="Wingdings" w:hAnsi="Wingdings" w:hint="default"/>
+        <w:sz w:val="20"/>
+      </w:rPr>
+    </w:lvl>
+    <w:lvl w:ilvl="5" w:tentative="1">
+      <w:start w:val="1"/>
+      <w:numFmt w:val="bullet"/>
+      <w:lvlText w:val=""/>
+      <w:lvlJc w:val="left"/>
+      <w:pPr>
+        <w:tabs>
+          <w:tab w:val="num" w:pos="4320"/>
+        </w:tabs>
+        <w:ind w:left="4320" w:hanging="360"/>
+      </w:pPr>
+      <w:rPr>
+        <w:rFonts w:ascii="Wingdings" w:hAnsi="Wingdings" w:hint="default"/>
+        <w:sz w:val="20"/>
+      </w:rPr>
+    </w:lvl>
+    <w:lvl w:ilvl="6" w:tentative="1">
+      <w:start w:val="1"/>
+      <w:numFmt w:val="bullet"/>
+      <w:lvlText w:val=""/>
+      <w:lvlJc w:val="left"/>
+      <w:pPr>
+        <w:tabs>
+          <w:tab w:val="num" w:pos="5040"/>
+        </w:tabs>
+        <w:ind w:left="5040" w:hanging="360"/>
+      </w:pPr>
+      <w:rPr>
+        <w:rFonts w:ascii="Wingdings" w:hAnsi="Wingdings" w:hint="default"/>
+        <w:sz w:val="20"/>
+      </w:rPr>
+    </w:lvl>
+    <w:lvl w:ilvl="7" w:tentative="1">
+      <w:start w:val="1"/>
+      <w:numFmt w:val="bullet"/>
+      <w:lvlText w:val=""/>
+      <w:lvlJc w:val="left"/>
+      <w:pPr>
+        <w:tabs>
+          <w:tab w:val="num" w:pos="5760"/>
+        </w:tabs>
+        <w:ind w:left="5760" w:hanging="360"/>
+      </w:pPr>
+      <w:rPr>
+        <w:rFonts w:ascii="Wingdings" w:hAnsi="Wingdings" w:hint="default"/>
+        <w:sz w:val="20"/>
+      </w:rPr>
+    </w:lvl>
+    <w:lvl w:ilvl="8" w:tentative="1">
+      <w:start w:val="1"/>
+      <w:numFmt w:val="bullet"/>
+      <w:lvlText w:val=""/>
+      <w:lvlJc w:val="left"/>
+      <w:pPr>
+        <w:tabs>
+          <w:tab w:val="num" w:pos="6480"/>
+        </w:tabs>
+        <w:ind w:left="6480" w:hanging="360"/>
+      </w:pPr>
+      <w:rPr>
+        <w:rFonts w:ascii="Wingdings" w:hAnsi="Wingdings" w:hint="default"/>
+        <w:sz w:val="20"/>
+      </w:rPr>
+    </w:lvl>
+  </w:abstractNum>
+  <w:abstractNum w:abstractNumId="22" w15:restartNumberingAfterBreak="0">
+    <w:nsid w:val="3F461E87"/>
+    <w:multiLevelType w:val="multilevel"/>
+    <w:tmpl w:val="B3A69B9E"/>
+    <w:lvl w:ilvl="0">
+      <w:start w:val="1"/>
+      <w:numFmt w:val="bullet"/>
+      <w:lvlText w:val=""/>
+      <w:lvlJc w:val="left"/>
+      <w:pPr>
+        <w:tabs>
+          <w:tab w:val="num" w:pos="720"/>
+        </w:tabs>
+        <w:ind w:left="720" w:hanging="360"/>
+      </w:pPr>
+      <w:rPr>
+        <w:rFonts w:ascii="Symbol" w:hAnsi="Symbol" w:hint="default"/>
+        <w:sz w:val="20"/>
+      </w:rPr>
+    </w:lvl>
+    <w:lvl w:ilvl="1" w:tentative="1">
+      <w:start w:val="1"/>
+      <w:numFmt w:val="bullet"/>
+      <w:lvlText w:val="o"/>
+      <w:lvlJc w:val="left"/>
+      <w:pPr>
+        <w:tabs>
+          <w:tab w:val="num" w:pos="1440"/>
+        </w:tabs>
+        <w:ind w:left="1440" w:hanging="360"/>
+      </w:pPr>
+      <w:rPr>
+        <w:rFonts w:ascii="Courier New" w:hAnsi="Courier New" w:hint="default"/>
+        <w:sz w:val="20"/>
+      </w:rPr>
+    </w:lvl>
+    <w:lvl w:ilvl="2" w:tentative="1">
+      <w:start w:val="1"/>
+      <w:numFmt w:val="bullet"/>
+      <w:lvlText w:val=""/>
+      <w:lvlJc w:val="left"/>
+      <w:pPr>
+        <w:tabs>
+          <w:tab w:val="num" w:pos="2160"/>
+        </w:tabs>
+        <w:ind w:left="2160" w:hanging="360"/>
+      </w:pPr>
+      <w:rPr>
+        <w:rFonts w:ascii="Wingdings" w:hAnsi="Wingdings" w:hint="default"/>
+        <w:sz w:val="20"/>
+      </w:rPr>
+    </w:lvl>
+    <w:lvl w:ilvl="3" w:tentative="1">
+      <w:start w:val="1"/>
+      <w:numFmt w:val="bullet"/>
+      <w:lvlText w:val=""/>
+      <w:lvlJc w:val="left"/>
+      <w:pPr>
+        <w:tabs>
+          <w:tab w:val="num" w:pos="2880"/>
+        </w:tabs>
+        <w:ind w:left="2880" w:hanging="360"/>
+      </w:pPr>
+      <w:rPr>
+        <w:rFonts w:ascii="Wingdings" w:hAnsi="Wingdings" w:hint="default"/>
+        <w:sz w:val="20"/>
+      </w:rPr>
+    </w:lvl>
+    <w:lvl w:ilvl="4" w:tentative="1">
+      <w:start w:val="1"/>
+      <w:numFmt w:val="bullet"/>
+      <w:lvlText w:val=""/>
+      <w:lvlJc w:val="left"/>
+      <w:pPr>
+        <w:tabs>
+          <w:tab w:val="num" w:pos="3600"/>
+        </w:tabs>
+        <w:ind w:left="3600" w:hanging="360"/>
+      </w:pPr>
+      <w:rPr>
+        <w:rFonts w:ascii="Wingdings" w:hAnsi="Wingdings" w:hint="default"/>
+        <w:sz w:val="20"/>
+      </w:rPr>
+    </w:lvl>
+    <w:lvl w:ilvl="5" w:tentative="1">
+      <w:start w:val="1"/>
+      <w:numFmt w:val="bullet"/>
+      <w:lvlText w:val=""/>
+      <w:lvlJc w:val="left"/>
+      <w:pPr>
+        <w:tabs>
+          <w:tab w:val="num" w:pos="4320"/>
+        </w:tabs>
+        <w:ind w:left="4320" w:hanging="360"/>
+      </w:pPr>
+      <w:rPr>
+        <w:rFonts w:ascii="Wingdings" w:hAnsi="Wingdings" w:hint="default"/>
+        <w:sz w:val="20"/>
+      </w:rPr>
+    </w:lvl>
+    <w:lvl w:ilvl="6" w:tentative="1">
+      <w:start w:val="1"/>
+      <w:numFmt w:val="bullet"/>
+      <w:lvlText w:val=""/>
+      <w:lvlJc w:val="left"/>
+      <w:pPr>
+        <w:tabs>
+          <w:tab w:val="num" w:pos="5040"/>
+        </w:tabs>
+        <w:ind w:left="5040" w:hanging="360"/>
+      </w:pPr>
+      <w:rPr>
+        <w:rFonts w:ascii="Wingdings" w:hAnsi="Wingdings" w:hint="default"/>
+        <w:sz w:val="20"/>
+      </w:rPr>
+    </w:lvl>
+    <w:lvl w:ilvl="7" w:tentative="1">
+      <w:start w:val="1"/>
+      <w:numFmt w:val="bullet"/>
+      <w:lvlText w:val=""/>
+      <w:lvlJc w:val="left"/>
+      <w:pPr>
+        <w:tabs>
+          <w:tab w:val="num" w:pos="5760"/>
+        </w:tabs>
+        <w:ind w:left="5760" w:hanging="360"/>
+      </w:pPr>
+      <w:rPr>
+        <w:rFonts w:ascii="Wingdings" w:hAnsi="Wingdings" w:hint="default"/>
+        <w:sz w:val="20"/>
+      </w:rPr>
+    </w:lvl>
+    <w:lvl w:ilvl="8" w:tentative="1">
+      <w:start w:val="1"/>
+      <w:numFmt w:val="bullet"/>
+      <w:lvlText w:val=""/>
+      <w:lvlJc w:val="left"/>
+      <w:pPr>
+        <w:tabs>
+          <w:tab w:val="num" w:pos="6480"/>
+        </w:tabs>
+        <w:ind w:left="6480" w:hanging="360"/>
+      </w:pPr>
+      <w:rPr>
+        <w:rFonts w:ascii="Wingdings" w:hAnsi="Wingdings" w:hint="default"/>
+        <w:sz w:val="20"/>
+      </w:rPr>
+    </w:lvl>
+  </w:abstractNum>
+  <w:abstractNum w:abstractNumId="23" w15:restartNumberingAfterBreak="0">
+    <w:nsid w:val="40761D78"/>
+    <w:multiLevelType w:val="multilevel"/>
+    <w:tmpl w:val="95046998"/>
+    <w:lvl w:ilvl="0">
+      <w:start w:val="1"/>
+      <w:numFmt w:val="bullet"/>
+      <w:lvlText w:val=""/>
+      <w:lvlJc w:val="left"/>
+      <w:pPr>
+        <w:tabs>
+          <w:tab w:val="num" w:pos="720"/>
+        </w:tabs>
+        <w:ind w:left="720" w:hanging="360"/>
+      </w:pPr>
+      <w:rPr>
+        <w:rFonts w:ascii="Symbol" w:hAnsi="Symbol" w:hint="default"/>
+        <w:sz w:val="20"/>
+      </w:rPr>
+    </w:lvl>
+    <w:lvl w:ilvl="1">
+      <w:start w:val="1"/>
+      <w:numFmt w:val="bullet"/>
+      <w:lvlText w:val="o"/>
+      <w:lvlJc w:val="left"/>
+      <w:pPr>
+        <w:tabs>
+          <w:tab w:val="num" w:pos="1440"/>
+        </w:tabs>
+        <w:ind w:left="1440" w:hanging="360"/>
+      </w:pPr>
+      <w:rPr>
+        <w:rFonts w:ascii="Courier New" w:hAnsi="Courier New" w:hint="default"/>
+        <w:sz w:val="20"/>
+      </w:rPr>
+    </w:lvl>
+    <w:lvl w:ilvl="2" w:tentative="1">
+      <w:start w:val="1"/>
+      <w:numFmt w:val="bullet"/>
+      <w:lvlText w:val=""/>
+      <w:lvlJc w:val="left"/>
+      <w:pPr>
+        <w:tabs>
+          <w:tab w:val="num" w:pos="2160"/>
+        </w:tabs>
+        <w:ind w:left="2160" w:hanging="360"/>
+      </w:pPr>
+      <w:rPr>
+        <w:rFonts w:ascii="Wingdings" w:hAnsi="Wingdings" w:hint="default"/>
+        <w:sz w:val="20"/>
+      </w:rPr>
+    </w:lvl>
+    <w:lvl w:ilvl="3" w:tentative="1">
+      <w:start w:val="1"/>
+      <w:numFmt w:val="bullet"/>
+      <w:lvlText w:val=""/>
+      <w:lvlJc w:val="left"/>
+      <w:pPr>
+        <w:tabs>
+          <w:tab w:val="num" w:pos="2880"/>
+        </w:tabs>
+        <w:ind w:left="2880" w:hanging="360"/>
+      </w:pPr>
+      <w:rPr>
+        <w:rFonts w:ascii="Wingdings" w:hAnsi="Wingdings" w:hint="default"/>
+        <w:sz w:val="20"/>
+      </w:rPr>
+    </w:lvl>
+    <w:lvl w:ilvl="4" w:tentative="1">
+      <w:start w:val="1"/>
+      <w:numFmt w:val="bullet"/>
+      <w:lvlText w:val=""/>
+      <w:lvlJc w:val="left"/>
+      <w:pPr>
+        <w:tabs>
+          <w:tab w:val="num" w:pos="3600"/>
+        </w:tabs>
+        <w:ind w:left="3600" w:hanging="360"/>
+      </w:pPr>
+      <w:rPr>
+        <w:rFonts w:ascii="Wingdings" w:hAnsi="Wingdings" w:hint="default"/>
+        <w:sz w:val="20"/>
+      </w:rPr>
+    </w:lvl>
+    <w:lvl w:ilvl="5" w:tentative="1">
+      <w:start w:val="1"/>
+      <w:numFmt w:val="bullet"/>
+      <w:lvlText w:val=""/>
+      <w:lvlJc w:val="left"/>
+      <w:pPr>
+        <w:tabs>
+          <w:tab w:val="num" w:pos="4320"/>
+        </w:tabs>
+        <w:ind w:left="4320" w:hanging="360"/>
+      </w:pPr>
+      <w:rPr>
+        <w:rFonts w:ascii="Wingdings" w:hAnsi="Wingdings" w:hint="default"/>
+        <w:sz w:val="20"/>
+      </w:rPr>
+    </w:lvl>
+    <w:lvl w:ilvl="6" w:tentative="1">
+      <w:start w:val="1"/>
+      <w:numFmt w:val="bullet"/>
+      <w:lvlText w:val=""/>
+      <w:lvlJc w:val="left"/>
+      <w:pPr>
+        <w:tabs>
+          <w:tab w:val="num" w:pos="5040"/>
+        </w:tabs>
+        <w:ind w:left="5040" w:hanging="360"/>
+      </w:pPr>
+      <w:rPr>
+        <w:rFonts w:ascii="Wingdings" w:hAnsi="Wingdings" w:hint="default"/>
+        <w:sz w:val="20"/>
+      </w:rPr>
+    </w:lvl>
+    <w:lvl w:ilvl="7" w:tentative="1">
+      <w:start w:val="1"/>
+      <w:numFmt w:val="bullet"/>
+      <w:lvlText w:val=""/>
+      <w:lvlJc w:val="left"/>
+      <w:pPr>
+        <w:tabs>
+          <w:tab w:val="num" w:pos="5760"/>
+        </w:tabs>
+        <w:ind w:left="5760" w:hanging="360"/>
+      </w:pPr>
+      <w:rPr>
+        <w:rFonts w:ascii="Wingdings" w:hAnsi="Wingdings" w:hint="default"/>
+        <w:sz w:val="20"/>
+      </w:rPr>
+    </w:lvl>
+    <w:lvl w:ilvl="8" w:tentative="1">
+      <w:start w:val="1"/>
+      <w:numFmt w:val="bullet"/>
+      <w:lvlText w:val=""/>
+      <w:lvlJc w:val="left"/>
+      <w:pPr>
+        <w:tabs>
+          <w:tab w:val="num" w:pos="6480"/>
+        </w:tabs>
+        <w:ind w:left="6480" w:hanging="360"/>
+      </w:pPr>
+      <w:rPr>
+        <w:rFonts w:ascii="Wingdings" w:hAnsi="Wingdings" w:hint="default"/>
+        <w:sz w:val="20"/>
+      </w:rPr>
+    </w:lvl>
+  </w:abstractNum>
+  <w:abstractNum w:abstractNumId="24" w15:restartNumberingAfterBreak="0">
     <w:nsid w:val="41702B7A"/>
     <w:multiLevelType w:val="multilevel"/>
     <w:tmpl w:val="680C0516"/>
@@ -6671,7 +9476,156 @@
       </w:rPr>
     </w:lvl>
   </w:abstractNum>
-  <w:abstractNum w:abstractNumId="17" w15:restartNumberingAfterBreak="0">
+  <w:abstractNum w:abstractNumId="25" w15:restartNumberingAfterBreak="0">
+    <w:nsid w:val="43084D68"/>
+    <w:multiLevelType w:val="multilevel"/>
+    <w:tmpl w:val="B8BC9CCC"/>
+    <w:lvl w:ilvl="0">
+      <w:start w:val="1"/>
+      <w:numFmt w:val="bullet"/>
+      <w:lvlText w:val=""/>
+      <w:lvlJc w:val="left"/>
+      <w:pPr>
+        <w:tabs>
+          <w:tab w:val="num" w:pos="720"/>
+        </w:tabs>
+        <w:ind w:left="720" w:hanging="360"/>
+      </w:pPr>
+      <w:rPr>
+        <w:rFonts w:ascii="Symbol" w:hAnsi="Symbol" w:hint="default"/>
+        <w:sz w:val="20"/>
+      </w:rPr>
+    </w:lvl>
+    <w:lvl w:ilvl="1" w:tentative="1">
+      <w:start w:val="1"/>
+      <w:numFmt w:val="bullet"/>
+      <w:lvlText w:val="o"/>
+      <w:lvlJc w:val="left"/>
+      <w:pPr>
+        <w:tabs>
+          <w:tab w:val="num" w:pos="1440"/>
+        </w:tabs>
+        <w:ind w:left="1440" w:hanging="360"/>
+      </w:pPr>
+      <w:rPr>
+        <w:rFonts w:ascii="Courier New" w:hAnsi="Courier New" w:hint="default"/>
+        <w:sz w:val="20"/>
+      </w:rPr>
+    </w:lvl>
+    <w:lvl w:ilvl="2" w:tentative="1">
+      <w:start w:val="1"/>
+      <w:numFmt w:val="bullet"/>
+      <w:lvlText w:val=""/>
+      <w:lvlJc w:val="left"/>
+      <w:pPr>
+        <w:tabs>
+          <w:tab w:val="num" w:pos="2160"/>
+        </w:tabs>
+        <w:ind w:left="2160" w:hanging="360"/>
+      </w:pPr>
+      <w:rPr>
+        <w:rFonts w:ascii="Wingdings" w:hAnsi="Wingdings" w:hint="default"/>
+        <w:sz w:val="20"/>
+      </w:rPr>
+    </w:lvl>
+    <w:lvl w:ilvl="3" w:tentative="1">
+      <w:start w:val="1"/>
+      <w:numFmt w:val="bullet"/>
+      <w:lvlText w:val=""/>
+      <w:lvlJc w:val="left"/>
+      <w:pPr>
+        <w:tabs>
+          <w:tab w:val="num" w:pos="2880"/>
+        </w:tabs>
+        <w:ind w:left="2880" w:hanging="360"/>
+      </w:pPr>
+      <w:rPr>
+        <w:rFonts w:ascii="Wingdings" w:hAnsi="Wingdings" w:hint="default"/>
+        <w:sz w:val="20"/>
+      </w:rPr>
+    </w:lvl>
+    <w:lvl w:ilvl="4" w:tentative="1">
+      <w:start w:val="1"/>
+      <w:numFmt w:val="bullet"/>
+      <w:lvlText w:val=""/>
+      <w:lvlJc w:val="left"/>
+      <w:pPr>
+        <w:tabs>
+          <w:tab w:val="num" w:pos="3600"/>
+        </w:tabs>
+        <w:ind w:left="3600" w:hanging="360"/>
+      </w:pPr>
+      <w:rPr>
+        <w:rFonts w:ascii="Wingdings" w:hAnsi="Wingdings" w:hint="default"/>
+        <w:sz w:val="20"/>
+      </w:rPr>
+    </w:lvl>
+    <w:lvl w:ilvl="5" w:tentative="1">
+      <w:start w:val="1"/>
+      <w:numFmt w:val="bullet"/>
+      <w:lvlText w:val=""/>
+      <w:lvlJc w:val="left"/>
+      <w:pPr>
+        <w:tabs>
+          <w:tab w:val="num" w:pos="4320"/>
+        </w:tabs>
+        <w:ind w:left="4320" w:hanging="360"/>
+      </w:pPr>
+      <w:rPr>
+        <w:rFonts w:ascii="Wingdings" w:hAnsi="Wingdings" w:hint="default"/>
+        <w:sz w:val="20"/>
+      </w:rPr>
+    </w:lvl>
+    <w:lvl w:ilvl="6" w:tentative="1">
+      <w:start w:val="1"/>
+      <w:numFmt w:val="bullet"/>
+      <w:lvlText w:val=""/>
+      <w:lvlJc w:val="left"/>
+      <w:pPr>
+        <w:tabs>
+          <w:tab w:val="num" w:pos="5040"/>
+        </w:tabs>
+        <w:ind w:left="5040" w:hanging="360"/>
+      </w:pPr>
+      <w:rPr>
+        <w:rFonts w:ascii="Wingdings" w:hAnsi="Wingdings" w:hint="default"/>
+        <w:sz w:val="20"/>
+      </w:rPr>
+    </w:lvl>
+    <w:lvl w:ilvl="7" w:tentative="1">
+      <w:start w:val="1"/>
+      <w:numFmt w:val="bullet"/>
+      <w:lvlText w:val=""/>
+      <w:lvlJc w:val="left"/>
+      <w:pPr>
+        <w:tabs>
+          <w:tab w:val="num" w:pos="5760"/>
+        </w:tabs>
+        <w:ind w:left="5760" w:hanging="360"/>
+      </w:pPr>
+      <w:rPr>
+        <w:rFonts w:ascii="Wingdings" w:hAnsi="Wingdings" w:hint="default"/>
+        <w:sz w:val="20"/>
+      </w:rPr>
+    </w:lvl>
+    <w:lvl w:ilvl="8" w:tentative="1">
+      <w:start w:val="1"/>
+      <w:numFmt w:val="bullet"/>
+      <w:lvlText w:val=""/>
+      <w:lvlJc w:val="left"/>
+      <w:pPr>
+        <w:tabs>
+          <w:tab w:val="num" w:pos="6480"/>
+        </w:tabs>
+        <w:ind w:left="6480" w:hanging="360"/>
+      </w:pPr>
+      <w:rPr>
+        <w:rFonts w:ascii="Wingdings" w:hAnsi="Wingdings" w:hint="default"/>
+        <w:sz w:val="20"/>
+      </w:rPr>
+    </w:lvl>
+  </w:abstractNum>
+  <w:abstractNum w:abstractNumId="26" w15:restartNumberingAfterBreak="0">
     <w:nsid w:val="471D5E40"/>
     <w:multiLevelType w:val="multilevel"/>
     <w:tmpl w:val="FA702018"/>
@@ -6820,7 +9774,7 @@
       </w:rPr>
     </w:lvl>
   </w:abstractNum>
-  <w:abstractNum w:abstractNumId="18" w15:restartNumberingAfterBreak="0">
+  <w:abstractNum w:abstractNumId="27" w15:restartNumberingAfterBreak="0">
     <w:nsid w:val="4881497E"/>
     <w:multiLevelType w:val="multilevel"/>
     <w:tmpl w:val="43F6A0D2"/>
@@ -6969,7 +9923,156 @@
       </w:rPr>
     </w:lvl>
   </w:abstractNum>
-  <w:abstractNum w:abstractNumId="19" w15:restartNumberingAfterBreak="0">
+  <w:abstractNum w:abstractNumId="28" w15:restartNumberingAfterBreak="0">
+    <w:nsid w:val="4CF81D81"/>
+    <w:multiLevelType w:val="multilevel"/>
+    <w:tmpl w:val="072A1072"/>
+    <w:lvl w:ilvl="0">
+      <w:start w:val="1"/>
+      <w:numFmt w:val="bullet"/>
+      <w:lvlText w:val=""/>
+      <w:lvlJc w:val="left"/>
+      <w:pPr>
+        <w:tabs>
+          <w:tab w:val="num" w:pos="720"/>
+        </w:tabs>
+        <w:ind w:left="720" w:hanging="360"/>
+      </w:pPr>
+      <w:rPr>
+        <w:rFonts w:ascii="Symbol" w:hAnsi="Symbol" w:hint="default"/>
+        <w:sz w:val="20"/>
+      </w:rPr>
+    </w:lvl>
+    <w:lvl w:ilvl="1" w:tentative="1">
+      <w:start w:val="1"/>
+      <w:numFmt w:val="bullet"/>
+      <w:lvlText w:val="o"/>
+      <w:lvlJc w:val="left"/>
+      <w:pPr>
+        <w:tabs>
+          <w:tab w:val="num" w:pos="1440"/>
+        </w:tabs>
+        <w:ind w:left="1440" w:hanging="360"/>
+      </w:pPr>
+      <w:rPr>
+        <w:rFonts w:ascii="Courier New" w:hAnsi="Courier New" w:hint="default"/>
+        <w:sz w:val="20"/>
+      </w:rPr>
+    </w:lvl>
+    <w:lvl w:ilvl="2" w:tentative="1">
+      <w:start w:val="1"/>
+      <w:numFmt w:val="bullet"/>
+      <w:lvlText w:val=""/>
+      <w:lvlJc w:val="left"/>
+      <w:pPr>
+        <w:tabs>
+          <w:tab w:val="num" w:pos="2160"/>
+        </w:tabs>
+        <w:ind w:left="2160" w:hanging="360"/>
+      </w:pPr>
+      <w:rPr>
+        <w:rFonts w:ascii="Wingdings" w:hAnsi="Wingdings" w:hint="default"/>
+        <w:sz w:val="20"/>
+      </w:rPr>
+    </w:lvl>
+    <w:lvl w:ilvl="3" w:tentative="1">
+      <w:start w:val="1"/>
+      <w:numFmt w:val="bullet"/>
+      <w:lvlText w:val=""/>
+      <w:lvlJc w:val="left"/>
+      <w:pPr>
+        <w:tabs>
+          <w:tab w:val="num" w:pos="2880"/>
+        </w:tabs>
+        <w:ind w:left="2880" w:hanging="360"/>
+      </w:pPr>
+      <w:rPr>
+        <w:rFonts w:ascii="Wingdings" w:hAnsi="Wingdings" w:hint="default"/>
+        <w:sz w:val="20"/>
+      </w:rPr>
+    </w:lvl>
+    <w:lvl w:ilvl="4" w:tentative="1">
+      <w:start w:val="1"/>
+      <w:numFmt w:val="bullet"/>
+      <w:lvlText w:val=""/>
+      <w:lvlJc w:val="left"/>
+      <w:pPr>
+        <w:tabs>
+          <w:tab w:val="num" w:pos="3600"/>
+        </w:tabs>
+        <w:ind w:left="3600" w:hanging="360"/>
+      </w:pPr>
+      <w:rPr>
+        <w:rFonts w:ascii="Wingdings" w:hAnsi="Wingdings" w:hint="default"/>
+        <w:sz w:val="20"/>
+      </w:rPr>
+    </w:lvl>
+    <w:lvl w:ilvl="5" w:tentative="1">
+      <w:start w:val="1"/>
+      <w:numFmt w:val="bullet"/>
+      <w:lvlText w:val=""/>
+      <w:lvlJc w:val="left"/>
+      <w:pPr>
+        <w:tabs>
+          <w:tab w:val="num" w:pos="4320"/>
+        </w:tabs>
+        <w:ind w:left="4320" w:hanging="360"/>
+      </w:pPr>
+      <w:rPr>
+        <w:rFonts w:ascii="Wingdings" w:hAnsi="Wingdings" w:hint="default"/>
+        <w:sz w:val="20"/>
+      </w:rPr>
+    </w:lvl>
+    <w:lvl w:ilvl="6" w:tentative="1">
+      <w:start w:val="1"/>
+      <w:numFmt w:val="bullet"/>
+      <w:lvlText w:val=""/>
+      <w:lvlJc w:val="left"/>
+      <w:pPr>
+        <w:tabs>
+          <w:tab w:val="num" w:pos="5040"/>
+        </w:tabs>
+        <w:ind w:left="5040" w:hanging="360"/>
+      </w:pPr>
+      <w:rPr>
+        <w:rFonts w:ascii="Wingdings" w:hAnsi="Wingdings" w:hint="default"/>
+        <w:sz w:val="20"/>
+      </w:rPr>
+    </w:lvl>
+    <w:lvl w:ilvl="7" w:tentative="1">
+      <w:start w:val="1"/>
+      <w:numFmt w:val="bullet"/>
+      <w:lvlText w:val=""/>
+      <w:lvlJc w:val="left"/>
+      <w:pPr>
+        <w:tabs>
+          <w:tab w:val="num" w:pos="5760"/>
+        </w:tabs>
+        <w:ind w:left="5760" w:hanging="360"/>
+      </w:pPr>
+      <w:rPr>
+        <w:rFonts w:ascii="Wingdings" w:hAnsi="Wingdings" w:hint="default"/>
+        <w:sz w:val="20"/>
+      </w:rPr>
+    </w:lvl>
+    <w:lvl w:ilvl="8" w:tentative="1">
+      <w:start w:val="1"/>
+      <w:numFmt w:val="bullet"/>
+      <w:lvlText w:val=""/>
+      <w:lvlJc w:val="left"/>
+      <w:pPr>
+        <w:tabs>
+          <w:tab w:val="num" w:pos="6480"/>
+        </w:tabs>
+        <w:ind w:left="6480" w:hanging="360"/>
+      </w:pPr>
+      <w:rPr>
+        <w:rFonts w:ascii="Wingdings" w:hAnsi="Wingdings" w:hint="default"/>
+        <w:sz w:val="20"/>
+      </w:rPr>
+    </w:lvl>
+  </w:abstractNum>
+  <w:abstractNum w:abstractNumId="29" w15:restartNumberingAfterBreak="0">
     <w:nsid w:val="4D1F71C1"/>
     <w:multiLevelType w:val="multilevel"/>
     <w:tmpl w:val="9B602102"/>
@@ -7118,7 +10221,7 @@
       </w:rPr>
     </w:lvl>
   </w:abstractNum>
-  <w:abstractNum w:abstractNumId="20" w15:restartNumberingAfterBreak="0">
+  <w:abstractNum w:abstractNumId="30" w15:restartNumberingAfterBreak="0">
     <w:nsid w:val="4E3D4CEA"/>
     <w:multiLevelType w:val="multilevel"/>
     <w:tmpl w:val="E690A334"/>
@@ -7267,7 +10370,269 @@
       </w:rPr>
     </w:lvl>
   </w:abstractNum>
-  <w:abstractNum w:abstractNumId="21" w15:restartNumberingAfterBreak="0">
+  <w:abstractNum w:abstractNumId="31" w15:restartNumberingAfterBreak="0">
+    <w:nsid w:val="4E543C52"/>
+    <w:multiLevelType w:val="multilevel"/>
+    <w:tmpl w:val="A5DA1662"/>
+    <w:lvl w:ilvl="0">
+      <w:start w:val="1"/>
+      <w:numFmt w:val="bullet"/>
+      <w:lvlText w:val=""/>
+      <w:lvlJc w:val="left"/>
+      <w:pPr>
+        <w:tabs>
+          <w:tab w:val="num" w:pos="720"/>
+        </w:tabs>
+        <w:ind w:left="720" w:hanging="360"/>
+      </w:pPr>
+      <w:rPr>
+        <w:rFonts w:ascii="Symbol" w:hAnsi="Symbol" w:hint="default"/>
+        <w:sz w:val="20"/>
+      </w:rPr>
+    </w:lvl>
+    <w:lvl w:ilvl="1" w:tentative="1">
+      <w:start w:val="1"/>
+      <w:numFmt w:val="bullet"/>
+      <w:lvlText w:val="o"/>
+      <w:lvlJc w:val="left"/>
+      <w:pPr>
+        <w:tabs>
+          <w:tab w:val="num" w:pos="1440"/>
+        </w:tabs>
+        <w:ind w:left="1440" w:hanging="360"/>
+      </w:pPr>
+      <w:rPr>
+        <w:rFonts w:ascii="Courier New" w:hAnsi="Courier New" w:hint="default"/>
+        <w:sz w:val="20"/>
+      </w:rPr>
+    </w:lvl>
+    <w:lvl w:ilvl="2" w:tentative="1">
+      <w:start w:val="1"/>
+      <w:numFmt w:val="bullet"/>
+      <w:lvlText w:val=""/>
+      <w:lvlJc w:val="left"/>
+      <w:pPr>
+        <w:tabs>
+          <w:tab w:val="num" w:pos="2160"/>
+        </w:tabs>
+        <w:ind w:left="2160" w:hanging="360"/>
+      </w:pPr>
+      <w:rPr>
+        <w:rFonts w:ascii="Wingdings" w:hAnsi="Wingdings" w:hint="default"/>
+        <w:sz w:val="20"/>
+      </w:rPr>
+    </w:lvl>
+    <w:lvl w:ilvl="3" w:tentative="1">
+      <w:start w:val="1"/>
+      <w:numFmt w:val="bullet"/>
+      <w:lvlText w:val=""/>
+      <w:lvlJc w:val="left"/>
+      <w:pPr>
+        <w:tabs>
+          <w:tab w:val="num" w:pos="2880"/>
+        </w:tabs>
+        <w:ind w:left="2880" w:hanging="360"/>
+      </w:pPr>
+      <w:rPr>
+        <w:rFonts w:ascii="Wingdings" w:hAnsi="Wingdings" w:hint="default"/>
+        <w:sz w:val="20"/>
+      </w:rPr>
+    </w:lvl>
+    <w:lvl w:ilvl="4" w:tentative="1">
+      <w:start w:val="1"/>
+      <w:numFmt w:val="bullet"/>
+      <w:lvlText w:val=""/>
+      <w:lvlJc w:val="left"/>
+      <w:pPr>
+        <w:tabs>
+          <w:tab w:val="num" w:pos="3600"/>
+        </w:tabs>
+        <w:ind w:left="3600" w:hanging="360"/>
+      </w:pPr>
+      <w:rPr>
+        <w:rFonts w:ascii="Wingdings" w:hAnsi="Wingdings" w:hint="default"/>
+        <w:sz w:val="20"/>
+      </w:rPr>
+    </w:lvl>
+    <w:lvl w:ilvl="5" w:tentative="1">
+      <w:start w:val="1"/>
+      <w:numFmt w:val="bullet"/>
+      <w:lvlText w:val=""/>
+      <w:lvlJc w:val="left"/>
+      <w:pPr>
+        <w:tabs>
+          <w:tab w:val="num" w:pos="4320"/>
+        </w:tabs>
+        <w:ind w:left="4320" w:hanging="360"/>
+      </w:pPr>
+      <w:rPr>
+        <w:rFonts w:ascii="Wingdings" w:hAnsi="Wingdings" w:hint="default"/>
+        <w:sz w:val="20"/>
+      </w:rPr>
+    </w:lvl>
+    <w:lvl w:ilvl="6" w:tentative="1">
+      <w:start w:val="1"/>
+      <w:numFmt w:val="bullet"/>
+      <w:lvlText w:val=""/>
+      <w:lvlJc w:val="left"/>
+      <w:pPr>
+        <w:tabs>
+          <w:tab w:val="num" w:pos="5040"/>
+        </w:tabs>
+        <w:ind w:left="5040" w:hanging="360"/>
+      </w:pPr>
+      <w:rPr>
+        <w:rFonts w:ascii="Wingdings" w:hAnsi="Wingdings" w:hint="default"/>
+        <w:sz w:val="20"/>
+      </w:rPr>
+    </w:lvl>
+    <w:lvl w:ilvl="7" w:tentative="1">
+      <w:start w:val="1"/>
+      <w:numFmt w:val="bullet"/>
+      <w:lvlText w:val=""/>
+      <w:lvlJc w:val="left"/>
+      <w:pPr>
+        <w:tabs>
+          <w:tab w:val="num" w:pos="5760"/>
+        </w:tabs>
+        <w:ind w:left="5760" w:hanging="360"/>
+      </w:pPr>
+      <w:rPr>
+        <w:rFonts w:ascii="Wingdings" w:hAnsi="Wingdings" w:hint="default"/>
+        <w:sz w:val="20"/>
+      </w:rPr>
+    </w:lvl>
+    <w:lvl w:ilvl="8" w:tentative="1">
+      <w:start w:val="1"/>
+      <w:numFmt w:val="bullet"/>
+      <w:lvlText w:val=""/>
+      <w:lvlJc w:val="left"/>
+      <w:pPr>
+        <w:tabs>
+          <w:tab w:val="num" w:pos="6480"/>
+        </w:tabs>
+        <w:ind w:left="6480" w:hanging="360"/>
+      </w:pPr>
+      <w:rPr>
+        <w:rFonts w:ascii="Wingdings" w:hAnsi="Wingdings" w:hint="default"/>
+        <w:sz w:val="20"/>
+      </w:rPr>
+    </w:lvl>
+  </w:abstractNum>
+  <w:abstractNum w:abstractNumId="32" w15:restartNumberingAfterBreak="0">
+    <w:nsid w:val="4EEA33EE"/>
+    <w:multiLevelType w:val="multilevel"/>
+    <w:tmpl w:val="F26A7170"/>
+    <w:lvl w:ilvl="0">
+      <w:start w:val="1"/>
+      <w:numFmt w:val="decimal"/>
+      <w:lvlText w:val="%1."/>
+      <w:lvlJc w:val="left"/>
+      <w:pPr>
+        <w:tabs>
+          <w:tab w:val="num" w:pos="720"/>
+        </w:tabs>
+        <w:ind w:left="720" w:hanging="360"/>
+      </w:pPr>
+    </w:lvl>
+    <w:lvl w:ilvl="1" w:tentative="1">
+      <w:start w:val="1"/>
+      <w:numFmt w:val="decimal"/>
+      <w:lvlText w:val="%2."/>
+      <w:lvlJc w:val="left"/>
+      <w:pPr>
+        <w:tabs>
+          <w:tab w:val="num" w:pos="1440"/>
+        </w:tabs>
+        <w:ind w:left="1440" w:hanging="360"/>
+      </w:pPr>
+    </w:lvl>
+    <w:lvl w:ilvl="2" w:tentative="1">
+      <w:start w:val="1"/>
+      <w:numFmt w:val="decimal"/>
+      <w:lvlText w:val="%3."/>
+      <w:lvlJc w:val="left"/>
+      <w:pPr>
+        <w:tabs>
+          <w:tab w:val="num" w:pos="2160"/>
+        </w:tabs>
+        <w:ind w:left="2160" w:hanging="360"/>
+      </w:pPr>
+    </w:lvl>
+    <w:lvl w:ilvl="3" w:tentative="1">
+      <w:start w:val="1"/>
+      <w:numFmt w:val="decimal"/>
+      <w:lvlText w:val="%4."/>
+      <w:lvlJc w:val="left"/>
+      <w:pPr>
+        <w:tabs>
+          <w:tab w:val="num" w:pos="2880"/>
+        </w:tabs>
+        <w:ind w:left="2880" w:hanging="360"/>
+      </w:pPr>
+    </w:lvl>
+    <w:lvl w:ilvl="4" w:tentative="1">
+      <w:start w:val="1"/>
+      <w:numFmt w:val="decimal"/>
+      <w:lvlText w:val="%5."/>
+      <w:lvlJc w:val="left"/>
+      <w:pPr>
+        <w:tabs>
+          <w:tab w:val="num" w:pos="3600"/>
+        </w:tabs>
+        <w:ind w:left="3600" w:hanging="360"/>
+      </w:pPr>
+    </w:lvl>
+    <w:lvl w:ilvl="5" w:tentative="1">
+      <w:start w:val="1"/>
+      <w:numFmt w:val="decimal"/>
+      <w:lvlText w:val="%6."/>
+      <w:lvlJc w:val="left"/>
+      <w:pPr>
+        <w:tabs>
+          <w:tab w:val="num" w:pos="4320"/>
+        </w:tabs>
+        <w:ind w:left="4320" w:hanging="360"/>
+      </w:pPr>
+    </w:lvl>
+    <w:lvl w:ilvl="6" w:tentative="1">
+      <w:start w:val="1"/>
+      <w:numFmt w:val="decimal"/>
+      <w:lvlText w:val="%7."/>
+      <w:lvlJc w:val="left"/>
+      <w:pPr>
+        <w:tabs>
+          <w:tab w:val="num" w:pos="5040"/>
+        </w:tabs>
+        <w:ind w:left="5040" w:hanging="360"/>
+      </w:pPr>
+    </w:lvl>
+    <w:lvl w:ilvl="7" w:tentative="1">
+      <w:start w:val="1"/>
+      <w:numFmt w:val="decimal"/>
+      <w:lvlText w:val="%8."/>
+      <w:lvlJc w:val="left"/>
+      <w:pPr>
+        <w:tabs>
+          <w:tab w:val="num" w:pos="5760"/>
+        </w:tabs>
+        <w:ind w:left="5760" w:hanging="360"/>
+      </w:pPr>
+    </w:lvl>
+    <w:lvl w:ilvl="8" w:tentative="1">
+      <w:start w:val="1"/>
+      <w:numFmt w:val="decimal"/>
+      <w:lvlText w:val="%9."/>
+      <w:lvlJc w:val="left"/>
+      <w:pPr>
+        <w:tabs>
+          <w:tab w:val="num" w:pos="6480"/>
+        </w:tabs>
+        <w:ind w:left="6480" w:hanging="360"/>
+      </w:pPr>
+    </w:lvl>
+  </w:abstractNum>
+  <w:abstractNum w:abstractNumId="33" w15:restartNumberingAfterBreak="0">
     <w:nsid w:val="538151B8"/>
     <w:multiLevelType w:val="multilevel"/>
     <w:tmpl w:val="ADDC55E8"/>
@@ -7416,7 +10781,7 @@
       </w:rPr>
     </w:lvl>
   </w:abstractNum>
-  <w:abstractNum w:abstractNumId="22" w15:restartNumberingAfterBreak="0">
+  <w:abstractNum w:abstractNumId="34" w15:restartNumberingAfterBreak="0">
     <w:nsid w:val="53B179CA"/>
     <w:multiLevelType w:val="multilevel"/>
     <w:tmpl w:val="1D689548"/>
@@ -7565,7 +10930,7 @@
       </w:rPr>
     </w:lvl>
   </w:abstractNum>
-  <w:abstractNum w:abstractNumId="23" w15:restartNumberingAfterBreak="0">
+  <w:abstractNum w:abstractNumId="35" w15:restartNumberingAfterBreak="0">
     <w:nsid w:val="559B59F4"/>
     <w:multiLevelType w:val="multilevel"/>
     <w:tmpl w:val="51A0BCF0"/>
@@ -7714,7 +11079,7 @@
       </w:rPr>
     </w:lvl>
   </w:abstractNum>
-  <w:abstractNum w:abstractNumId="24" w15:restartNumberingAfterBreak="0">
+  <w:abstractNum w:abstractNumId="36" w15:restartNumberingAfterBreak="0">
     <w:nsid w:val="58783ABE"/>
     <w:multiLevelType w:val="multilevel"/>
     <w:tmpl w:val="AA82EE60"/>
@@ -7863,7 +11228,7 @@
       </w:rPr>
     </w:lvl>
   </w:abstractNum>
-  <w:abstractNum w:abstractNumId="25" w15:restartNumberingAfterBreak="0">
+  <w:abstractNum w:abstractNumId="37" w15:restartNumberingAfterBreak="0">
     <w:nsid w:val="59CF2674"/>
     <w:multiLevelType w:val="multilevel"/>
     <w:tmpl w:val="C4105230"/>
@@ -8012,7 +11377,7 @@
       </w:rPr>
     </w:lvl>
   </w:abstractNum>
-  <w:abstractNum w:abstractNumId="26" w15:restartNumberingAfterBreak="0">
+  <w:abstractNum w:abstractNumId="38" w15:restartNumberingAfterBreak="0">
     <w:nsid w:val="59F67171"/>
     <w:multiLevelType w:val="multilevel"/>
     <w:tmpl w:val="94D4194A"/>
@@ -8161,7 +11526,7 @@
       </w:rPr>
     </w:lvl>
   </w:abstractNum>
-  <w:abstractNum w:abstractNumId="27" w15:restartNumberingAfterBreak="0">
+  <w:abstractNum w:abstractNumId="39" w15:restartNumberingAfterBreak="0">
     <w:nsid w:val="5AEF4555"/>
     <w:multiLevelType w:val="multilevel"/>
     <w:tmpl w:val="2CFAC854"/>
@@ -8310,7 +11675,7 @@
       </w:rPr>
     </w:lvl>
   </w:abstractNum>
-  <w:abstractNum w:abstractNumId="28" w15:restartNumberingAfterBreak="0">
+  <w:abstractNum w:abstractNumId="40" w15:restartNumberingAfterBreak="0">
     <w:nsid w:val="5CC960E4"/>
     <w:multiLevelType w:val="multilevel"/>
     <w:tmpl w:val="8DB85F44"/>
@@ -8459,7 +11824,156 @@
       </w:rPr>
     </w:lvl>
   </w:abstractNum>
-  <w:abstractNum w:abstractNumId="29" w15:restartNumberingAfterBreak="0">
+  <w:abstractNum w:abstractNumId="41" w15:restartNumberingAfterBreak="0">
+    <w:nsid w:val="5E9B1BC5"/>
+    <w:multiLevelType w:val="multilevel"/>
+    <w:tmpl w:val="19623210"/>
+    <w:lvl w:ilvl="0">
+      <w:start w:val="1"/>
+      <w:numFmt w:val="bullet"/>
+      <w:lvlText w:val=""/>
+      <w:lvlJc w:val="left"/>
+      <w:pPr>
+        <w:tabs>
+          <w:tab w:val="num" w:pos="720"/>
+        </w:tabs>
+        <w:ind w:left="720" w:hanging="360"/>
+      </w:pPr>
+      <w:rPr>
+        <w:rFonts w:ascii="Symbol" w:hAnsi="Symbol" w:hint="default"/>
+        <w:sz w:val="20"/>
+      </w:rPr>
+    </w:lvl>
+    <w:lvl w:ilvl="1" w:tentative="1">
+      <w:start w:val="1"/>
+      <w:numFmt w:val="bullet"/>
+      <w:lvlText w:val="o"/>
+      <w:lvlJc w:val="left"/>
+      <w:pPr>
+        <w:tabs>
+          <w:tab w:val="num" w:pos="1440"/>
+        </w:tabs>
+        <w:ind w:left="1440" w:hanging="360"/>
+      </w:pPr>
+      <w:rPr>
+        <w:rFonts w:ascii="Courier New" w:hAnsi="Courier New" w:hint="default"/>
+        <w:sz w:val="20"/>
+      </w:rPr>
+    </w:lvl>
+    <w:lvl w:ilvl="2" w:tentative="1">
+      <w:start w:val="1"/>
+      <w:numFmt w:val="bullet"/>
+      <w:lvlText w:val=""/>
+      <w:lvlJc w:val="left"/>
+      <w:pPr>
+        <w:tabs>
+          <w:tab w:val="num" w:pos="2160"/>
+        </w:tabs>
+        <w:ind w:left="2160" w:hanging="360"/>
+      </w:pPr>
+      <w:rPr>
+        <w:rFonts w:ascii="Wingdings" w:hAnsi="Wingdings" w:hint="default"/>
+        <w:sz w:val="20"/>
+      </w:rPr>
+    </w:lvl>
+    <w:lvl w:ilvl="3" w:tentative="1">
+      <w:start w:val="1"/>
+      <w:numFmt w:val="bullet"/>
+      <w:lvlText w:val=""/>
+      <w:lvlJc w:val="left"/>
+      <w:pPr>
+        <w:tabs>
+          <w:tab w:val="num" w:pos="2880"/>
+        </w:tabs>
+        <w:ind w:left="2880" w:hanging="360"/>
+      </w:pPr>
+      <w:rPr>
+        <w:rFonts w:ascii="Wingdings" w:hAnsi="Wingdings" w:hint="default"/>
+        <w:sz w:val="20"/>
+      </w:rPr>
+    </w:lvl>
+    <w:lvl w:ilvl="4" w:tentative="1">
+      <w:start w:val="1"/>
+      <w:numFmt w:val="bullet"/>
+      <w:lvlText w:val=""/>
+      <w:lvlJc w:val="left"/>
+      <w:pPr>
+        <w:tabs>
+          <w:tab w:val="num" w:pos="3600"/>
+        </w:tabs>
+        <w:ind w:left="3600" w:hanging="360"/>
+      </w:pPr>
+      <w:rPr>
+        <w:rFonts w:ascii="Wingdings" w:hAnsi="Wingdings" w:hint="default"/>
+        <w:sz w:val="20"/>
+      </w:rPr>
+    </w:lvl>
+    <w:lvl w:ilvl="5" w:tentative="1">
+      <w:start w:val="1"/>
+      <w:numFmt w:val="bullet"/>
+      <w:lvlText w:val=""/>
+      <w:lvlJc w:val="left"/>
+      <w:pPr>
+        <w:tabs>
+          <w:tab w:val="num" w:pos="4320"/>
+        </w:tabs>
+        <w:ind w:left="4320" w:hanging="360"/>
+      </w:pPr>
+      <w:rPr>
+        <w:rFonts w:ascii="Wingdings" w:hAnsi="Wingdings" w:hint="default"/>
+        <w:sz w:val="20"/>
+      </w:rPr>
+    </w:lvl>
+    <w:lvl w:ilvl="6" w:tentative="1">
+      <w:start w:val="1"/>
+      <w:numFmt w:val="bullet"/>
+      <w:lvlText w:val=""/>
+      <w:lvlJc w:val="left"/>
+      <w:pPr>
+        <w:tabs>
+          <w:tab w:val="num" w:pos="5040"/>
+        </w:tabs>
+        <w:ind w:left="5040" w:hanging="360"/>
+      </w:pPr>
+      <w:rPr>
+        <w:rFonts w:ascii="Wingdings" w:hAnsi="Wingdings" w:hint="default"/>
+        <w:sz w:val="20"/>
+      </w:rPr>
+    </w:lvl>
+    <w:lvl w:ilvl="7" w:tentative="1">
+      <w:start w:val="1"/>
+      <w:numFmt w:val="bullet"/>
+      <w:lvlText w:val=""/>
+      <w:lvlJc w:val="left"/>
+      <w:pPr>
+        <w:tabs>
+          <w:tab w:val="num" w:pos="5760"/>
+        </w:tabs>
+        <w:ind w:left="5760" w:hanging="360"/>
+      </w:pPr>
+      <w:rPr>
+        <w:rFonts w:ascii="Wingdings" w:hAnsi="Wingdings" w:hint="default"/>
+        <w:sz w:val="20"/>
+      </w:rPr>
+    </w:lvl>
+    <w:lvl w:ilvl="8" w:tentative="1">
+      <w:start w:val="1"/>
+      <w:numFmt w:val="bullet"/>
+      <w:lvlText w:val=""/>
+      <w:lvlJc w:val="left"/>
+      <w:pPr>
+        <w:tabs>
+          <w:tab w:val="num" w:pos="6480"/>
+        </w:tabs>
+        <w:ind w:left="6480" w:hanging="360"/>
+      </w:pPr>
+      <w:rPr>
+        <w:rFonts w:ascii="Wingdings" w:hAnsi="Wingdings" w:hint="default"/>
+        <w:sz w:val="20"/>
+      </w:rPr>
+    </w:lvl>
+  </w:abstractNum>
+  <w:abstractNum w:abstractNumId="42" w15:restartNumberingAfterBreak="0">
     <w:nsid w:val="5EC444BE"/>
     <w:multiLevelType w:val="multilevel"/>
     <w:tmpl w:val="D3B085A0"/>
@@ -8576,7 +12090,305 @@
       </w:pPr>
     </w:lvl>
   </w:abstractNum>
-  <w:abstractNum w:abstractNumId="30" w15:restartNumberingAfterBreak="0">
+  <w:abstractNum w:abstractNumId="43" w15:restartNumberingAfterBreak="0">
+    <w:nsid w:val="5FC66FB0"/>
+    <w:multiLevelType w:val="multilevel"/>
+    <w:tmpl w:val="12F6C600"/>
+    <w:lvl w:ilvl="0">
+      <w:start w:val="1"/>
+      <w:numFmt w:val="bullet"/>
+      <w:lvlText w:val=""/>
+      <w:lvlJc w:val="left"/>
+      <w:pPr>
+        <w:tabs>
+          <w:tab w:val="num" w:pos="720"/>
+        </w:tabs>
+        <w:ind w:left="720" w:hanging="360"/>
+      </w:pPr>
+      <w:rPr>
+        <w:rFonts w:ascii="Symbol" w:hAnsi="Symbol" w:hint="default"/>
+        <w:sz w:val="20"/>
+      </w:rPr>
+    </w:lvl>
+    <w:lvl w:ilvl="1" w:tentative="1">
+      <w:start w:val="1"/>
+      <w:numFmt w:val="bullet"/>
+      <w:lvlText w:val="o"/>
+      <w:lvlJc w:val="left"/>
+      <w:pPr>
+        <w:tabs>
+          <w:tab w:val="num" w:pos="1440"/>
+        </w:tabs>
+        <w:ind w:left="1440" w:hanging="360"/>
+      </w:pPr>
+      <w:rPr>
+        <w:rFonts w:ascii="Courier New" w:hAnsi="Courier New" w:hint="default"/>
+        <w:sz w:val="20"/>
+      </w:rPr>
+    </w:lvl>
+    <w:lvl w:ilvl="2" w:tentative="1">
+      <w:start w:val="1"/>
+      <w:numFmt w:val="bullet"/>
+      <w:lvlText w:val=""/>
+      <w:lvlJc w:val="left"/>
+      <w:pPr>
+        <w:tabs>
+          <w:tab w:val="num" w:pos="2160"/>
+        </w:tabs>
+        <w:ind w:left="2160" w:hanging="360"/>
+      </w:pPr>
+      <w:rPr>
+        <w:rFonts w:ascii="Wingdings" w:hAnsi="Wingdings" w:hint="default"/>
+        <w:sz w:val="20"/>
+      </w:rPr>
+    </w:lvl>
+    <w:lvl w:ilvl="3" w:tentative="1">
+      <w:start w:val="1"/>
+      <w:numFmt w:val="bullet"/>
+      <w:lvlText w:val=""/>
+      <w:lvlJc w:val="left"/>
+      <w:pPr>
+        <w:tabs>
+          <w:tab w:val="num" w:pos="2880"/>
+        </w:tabs>
+        <w:ind w:left="2880" w:hanging="360"/>
+      </w:pPr>
+      <w:rPr>
+        <w:rFonts w:ascii="Wingdings" w:hAnsi="Wingdings" w:hint="default"/>
+        <w:sz w:val="20"/>
+      </w:rPr>
+    </w:lvl>
+    <w:lvl w:ilvl="4" w:tentative="1">
+      <w:start w:val="1"/>
+      <w:numFmt w:val="bullet"/>
+      <w:lvlText w:val=""/>
+      <w:lvlJc w:val="left"/>
+      <w:pPr>
+        <w:tabs>
+          <w:tab w:val="num" w:pos="3600"/>
+        </w:tabs>
+        <w:ind w:left="3600" w:hanging="360"/>
+      </w:pPr>
+      <w:rPr>
+        <w:rFonts w:ascii="Wingdings" w:hAnsi="Wingdings" w:hint="default"/>
+        <w:sz w:val="20"/>
+      </w:rPr>
+    </w:lvl>
+    <w:lvl w:ilvl="5" w:tentative="1">
+      <w:start w:val="1"/>
+      <w:numFmt w:val="bullet"/>
+      <w:lvlText w:val=""/>
+      <w:lvlJc w:val="left"/>
+      <w:pPr>
+        <w:tabs>
+          <w:tab w:val="num" w:pos="4320"/>
+        </w:tabs>
+        <w:ind w:left="4320" w:hanging="360"/>
+      </w:pPr>
+      <w:rPr>
+        <w:rFonts w:ascii="Wingdings" w:hAnsi="Wingdings" w:hint="default"/>
+        <w:sz w:val="20"/>
+      </w:rPr>
+    </w:lvl>
+    <w:lvl w:ilvl="6" w:tentative="1">
+      <w:start w:val="1"/>
+      <w:numFmt w:val="bullet"/>
+      <w:lvlText w:val=""/>
+      <w:lvlJc w:val="left"/>
+      <w:pPr>
+        <w:tabs>
+          <w:tab w:val="num" w:pos="5040"/>
+        </w:tabs>
+        <w:ind w:left="5040" w:hanging="360"/>
+      </w:pPr>
+      <w:rPr>
+        <w:rFonts w:ascii="Wingdings" w:hAnsi="Wingdings" w:hint="default"/>
+        <w:sz w:val="20"/>
+      </w:rPr>
+    </w:lvl>
+    <w:lvl w:ilvl="7" w:tentative="1">
+      <w:start w:val="1"/>
+      <w:numFmt w:val="bullet"/>
+      <w:lvlText w:val=""/>
+      <w:lvlJc w:val="left"/>
+      <w:pPr>
+        <w:tabs>
+          <w:tab w:val="num" w:pos="5760"/>
+        </w:tabs>
+        <w:ind w:left="5760" w:hanging="360"/>
+      </w:pPr>
+      <w:rPr>
+        <w:rFonts w:ascii="Wingdings" w:hAnsi="Wingdings" w:hint="default"/>
+        <w:sz w:val="20"/>
+      </w:rPr>
+    </w:lvl>
+    <w:lvl w:ilvl="8" w:tentative="1">
+      <w:start w:val="1"/>
+      <w:numFmt w:val="bullet"/>
+      <w:lvlText w:val=""/>
+      <w:lvlJc w:val="left"/>
+      <w:pPr>
+        <w:tabs>
+          <w:tab w:val="num" w:pos="6480"/>
+        </w:tabs>
+        <w:ind w:left="6480" w:hanging="360"/>
+      </w:pPr>
+      <w:rPr>
+        <w:rFonts w:ascii="Wingdings" w:hAnsi="Wingdings" w:hint="default"/>
+        <w:sz w:val="20"/>
+      </w:rPr>
+    </w:lvl>
+  </w:abstractNum>
+  <w:abstractNum w:abstractNumId="44" w15:restartNumberingAfterBreak="0">
+    <w:nsid w:val="626B5D58"/>
+    <w:multiLevelType w:val="multilevel"/>
+    <w:tmpl w:val="78D86728"/>
+    <w:lvl w:ilvl="0">
+      <w:start w:val="1"/>
+      <w:numFmt w:val="bullet"/>
+      <w:lvlText w:val=""/>
+      <w:lvlJc w:val="left"/>
+      <w:pPr>
+        <w:tabs>
+          <w:tab w:val="num" w:pos="720"/>
+        </w:tabs>
+        <w:ind w:left="720" w:hanging="360"/>
+      </w:pPr>
+      <w:rPr>
+        <w:rFonts w:ascii="Symbol" w:hAnsi="Symbol" w:hint="default"/>
+        <w:sz w:val="20"/>
+      </w:rPr>
+    </w:lvl>
+    <w:lvl w:ilvl="1" w:tentative="1">
+      <w:start w:val="1"/>
+      <w:numFmt w:val="bullet"/>
+      <w:lvlText w:val="o"/>
+      <w:lvlJc w:val="left"/>
+      <w:pPr>
+        <w:tabs>
+          <w:tab w:val="num" w:pos="1440"/>
+        </w:tabs>
+        <w:ind w:left="1440" w:hanging="360"/>
+      </w:pPr>
+      <w:rPr>
+        <w:rFonts w:ascii="Courier New" w:hAnsi="Courier New" w:hint="default"/>
+        <w:sz w:val="20"/>
+      </w:rPr>
+    </w:lvl>
+    <w:lvl w:ilvl="2" w:tentative="1">
+      <w:start w:val="1"/>
+      <w:numFmt w:val="bullet"/>
+      <w:lvlText w:val=""/>
+      <w:lvlJc w:val="left"/>
+      <w:pPr>
+        <w:tabs>
+          <w:tab w:val="num" w:pos="2160"/>
+        </w:tabs>
+        <w:ind w:left="2160" w:hanging="360"/>
+      </w:pPr>
+      <w:rPr>
+        <w:rFonts w:ascii="Wingdings" w:hAnsi="Wingdings" w:hint="default"/>
+        <w:sz w:val="20"/>
+      </w:rPr>
+    </w:lvl>
+    <w:lvl w:ilvl="3" w:tentative="1">
+      <w:start w:val="1"/>
+      <w:numFmt w:val="bullet"/>
+      <w:lvlText w:val=""/>
+      <w:lvlJc w:val="left"/>
+      <w:pPr>
+        <w:tabs>
+          <w:tab w:val="num" w:pos="2880"/>
+        </w:tabs>
+        <w:ind w:left="2880" w:hanging="360"/>
+      </w:pPr>
+      <w:rPr>
+        <w:rFonts w:ascii="Wingdings" w:hAnsi="Wingdings" w:hint="default"/>
+        <w:sz w:val="20"/>
+      </w:rPr>
+    </w:lvl>
+    <w:lvl w:ilvl="4" w:tentative="1">
+      <w:start w:val="1"/>
+      <w:numFmt w:val="bullet"/>
+      <w:lvlText w:val=""/>
+      <w:lvlJc w:val="left"/>
+      <w:pPr>
+        <w:tabs>
+          <w:tab w:val="num" w:pos="3600"/>
+        </w:tabs>
+        <w:ind w:left="3600" w:hanging="360"/>
+      </w:pPr>
+      <w:rPr>
+        <w:rFonts w:ascii="Wingdings" w:hAnsi="Wingdings" w:hint="default"/>
+        <w:sz w:val="20"/>
+      </w:rPr>
+    </w:lvl>
+    <w:lvl w:ilvl="5" w:tentative="1">
+      <w:start w:val="1"/>
+      <w:numFmt w:val="bullet"/>
+      <w:lvlText w:val=""/>
+      <w:lvlJc w:val="left"/>
+      <w:pPr>
+        <w:tabs>
+          <w:tab w:val="num" w:pos="4320"/>
+        </w:tabs>
+        <w:ind w:left="4320" w:hanging="360"/>
+      </w:pPr>
+      <w:rPr>
+        <w:rFonts w:ascii="Wingdings" w:hAnsi="Wingdings" w:hint="default"/>
+        <w:sz w:val="20"/>
+      </w:rPr>
+    </w:lvl>
+    <w:lvl w:ilvl="6" w:tentative="1">
+      <w:start w:val="1"/>
+      <w:numFmt w:val="bullet"/>
+      <w:lvlText w:val=""/>
+      <w:lvlJc w:val="left"/>
+      <w:pPr>
+        <w:tabs>
+          <w:tab w:val="num" w:pos="5040"/>
+        </w:tabs>
+        <w:ind w:left="5040" w:hanging="360"/>
+      </w:pPr>
+      <w:rPr>
+        <w:rFonts w:ascii="Wingdings" w:hAnsi="Wingdings" w:hint="default"/>
+        <w:sz w:val="20"/>
+      </w:rPr>
+    </w:lvl>
+    <w:lvl w:ilvl="7" w:tentative="1">
+      <w:start w:val="1"/>
+      <w:numFmt w:val="bullet"/>
+      <w:lvlText w:val=""/>
+      <w:lvlJc w:val="left"/>
+      <w:pPr>
+        <w:tabs>
+          <w:tab w:val="num" w:pos="5760"/>
+        </w:tabs>
+        <w:ind w:left="5760" w:hanging="360"/>
+      </w:pPr>
+      <w:rPr>
+        <w:rFonts w:ascii="Wingdings" w:hAnsi="Wingdings" w:hint="default"/>
+        <w:sz w:val="20"/>
+      </w:rPr>
+    </w:lvl>
+    <w:lvl w:ilvl="8" w:tentative="1">
+      <w:start w:val="1"/>
+      <w:numFmt w:val="bullet"/>
+      <w:lvlText w:val=""/>
+      <w:lvlJc w:val="left"/>
+      <w:pPr>
+        <w:tabs>
+          <w:tab w:val="num" w:pos="6480"/>
+        </w:tabs>
+        <w:ind w:left="6480" w:hanging="360"/>
+      </w:pPr>
+      <w:rPr>
+        <w:rFonts w:ascii="Wingdings" w:hAnsi="Wingdings" w:hint="default"/>
+        <w:sz w:val="20"/>
+      </w:rPr>
+    </w:lvl>
+  </w:abstractNum>
+  <w:abstractNum w:abstractNumId="45" w15:restartNumberingAfterBreak="0">
     <w:nsid w:val="65250739"/>
     <w:multiLevelType w:val="multilevel"/>
     <w:tmpl w:val="76B0A9B8"/>
@@ -8725,7 +12537,156 @@
       </w:rPr>
     </w:lvl>
   </w:abstractNum>
-  <w:abstractNum w:abstractNumId="31" w15:restartNumberingAfterBreak="0">
+  <w:abstractNum w:abstractNumId="46" w15:restartNumberingAfterBreak="0">
+    <w:nsid w:val="65757E8D"/>
+    <w:multiLevelType w:val="multilevel"/>
+    <w:tmpl w:val="56346D0A"/>
+    <w:lvl w:ilvl="0">
+      <w:start w:val="1"/>
+      <w:numFmt w:val="bullet"/>
+      <w:lvlText w:val=""/>
+      <w:lvlJc w:val="left"/>
+      <w:pPr>
+        <w:tabs>
+          <w:tab w:val="num" w:pos="720"/>
+        </w:tabs>
+        <w:ind w:left="720" w:hanging="360"/>
+      </w:pPr>
+      <w:rPr>
+        <w:rFonts w:ascii="Symbol" w:hAnsi="Symbol" w:hint="default"/>
+        <w:sz w:val="20"/>
+      </w:rPr>
+    </w:lvl>
+    <w:lvl w:ilvl="1" w:tentative="1">
+      <w:start w:val="1"/>
+      <w:numFmt w:val="bullet"/>
+      <w:lvlText w:val="o"/>
+      <w:lvlJc w:val="left"/>
+      <w:pPr>
+        <w:tabs>
+          <w:tab w:val="num" w:pos="1440"/>
+        </w:tabs>
+        <w:ind w:left="1440" w:hanging="360"/>
+      </w:pPr>
+      <w:rPr>
+        <w:rFonts w:ascii="Courier New" w:hAnsi="Courier New" w:hint="default"/>
+        <w:sz w:val="20"/>
+      </w:rPr>
+    </w:lvl>
+    <w:lvl w:ilvl="2" w:tentative="1">
+      <w:start w:val="1"/>
+      <w:numFmt w:val="bullet"/>
+      <w:lvlText w:val=""/>
+      <w:lvlJc w:val="left"/>
+      <w:pPr>
+        <w:tabs>
+          <w:tab w:val="num" w:pos="2160"/>
+        </w:tabs>
+        <w:ind w:left="2160" w:hanging="360"/>
+      </w:pPr>
+      <w:rPr>
+        <w:rFonts w:ascii="Wingdings" w:hAnsi="Wingdings" w:hint="default"/>
+        <w:sz w:val="20"/>
+      </w:rPr>
+    </w:lvl>
+    <w:lvl w:ilvl="3" w:tentative="1">
+      <w:start w:val="1"/>
+      <w:numFmt w:val="bullet"/>
+      <w:lvlText w:val=""/>
+      <w:lvlJc w:val="left"/>
+      <w:pPr>
+        <w:tabs>
+          <w:tab w:val="num" w:pos="2880"/>
+        </w:tabs>
+        <w:ind w:left="2880" w:hanging="360"/>
+      </w:pPr>
+      <w:rPr>
+        <w:rFonts w:ascii="Wingdings" w:hAnsi="Wingdings" w:hint="default"/>
+        <w:sz w:val="20"/>
+      </w:rPr>
+    </w:lvl>
+    <w:lvl w:ilvl="4" w:tentative="1">
+      <w:start w:val="1"/>
+      <w:numFmt w:val="bullet"/>
+      <w:lvlText w:val=""/>
+      <w:lvlJc w:val="left"/>
+      <w:pPr>
+        <w:tabs>
+          <w:tab w:val="num" w:pos="3600"/>
+        </w:tabs>
+        <w:ind w:left="3600" w:hanging="360"/>
+      </w:pPr>
+      <w:rPr>
+        <w:rFonts w:ascii="Wingdings" w:hAnsi="Wingdings" w:hint="default"/>
+        <w:sz w:val="20"/>
+      </w:rPr>
+    </w:lvl>
+    <w:lvl w:ilvl="5" w:tentative="1">
+      <w:start w:val="1"/>
+      <w:numFmt w:val="bullet"/>
+      <w:lvlText w:val=""/>
+      <w:lvlJc w:val="left"/>
+      <w:pPr>
+        <w:tabs>
+          <w:tab w:val="num" w:pos="4320"/>
+        </w:tabs>
+        <w:ind w:left="4320" w:hanging="360"/>
+      </w:pPr>
+      <w:rPr>
+        <w:rFonts w:ascii="Wingdings" w:hAnsi="Wingdings" w:hint="default"/>
+        <w:sz w:val="20"/>
+      </w:rPr>
+    </w:lvl>
+    <w:lvl w:ilvl="6" w:tentative="1">
+      <w:start w:val="1"/>
+      <w:numFmt w:val="bullet"/>
+      <w:lvlText w:val=""/>
+      <w:lvlJc w:val="left"/>
+      <w:pPr>
+        <w:tabs>
+          <w:tab w:val="num" w:pos="5040"/>
+        </w:tabs>
+        <w:ind w:left="5040" w:hanging="360"/>
+      </w:pPr>
+      <w:rPr>
+        <w:rFonts w:ascii="Wingdings" w:hAnsi="Wingdings" w:hint="default"/>
+        <w:sz w:val="20"/>
+      </w:rPr>
+    </w:lvl>
+    <w:lvl w:ilvl="7" w:tentative="1">
+      <w:start w:val="1"/>
+      <w:numFmt w:val="bullet"/>
+      <w:lvlText w:val=""/>
+      <w:lvlJc w:val="left"/>
+      <w:pPr>
+        <w:tabs>
+          <w:tab w:val="num" w:pos="5760"/>
+        </w:tabs>
+        <w:ind w:left="5760" w:hanging="360"/>
+      </w:pPr>
+      <w:rPr>
+        <w:rFonts w:ascii="Wingdings" w:hAnsi="Wingdings" w:hint="default"/>
+        <w:sz w:val="20"/>
+      </w:rPr>
+    </w:lvl>
+    <w:lvl w:ilvl="8" w:tentative="1">
+      <w:start w:val="1"/>
+      <w:numFmt w:val="bullet"/>
+      <w:lvlText w:val=""/>
+      <w:lvlJc w:val="left"/>
+      <w:pPr>
+        <w:tabs>
+          <w:tab w:val="num" w:pos="6480"/>
+        </w:tabs>
+        <w:ind w:left="6480" w:hanging="360"/>
+      </w:pPr>
+      <w:rPr>
+        <w:rFonts w:ascii="Wingdings" w:hAnsi="Wingdings" w:hint="default"/>
+        <w:sz w:val="20"/>
+      </w:rPr>
+    </w:lvl>
+  </w:abstractNum>
+  <w:abstractNum w:abstractNumId="47" w15:restartNumberingAfterBreak="0">
     <w:nsid w:val="66226110"/>
     <w:multiLevelType w:val="multilevel"/>
     <w:tmpl w:val="DF545E6A"/>
@@ -8874,7 +12835,233 @@
       </w:rPr>
     </w:lvl>
   </w:abstractNum>
-  <w:abstractNum w:abstractNumId="32" w15:restartNumberingAfterBreak="0">
+  <w:abstractNum w:abstractNumId="48" w15:restartNumberingAfterBreak="0">
+    <w:nsid w:val="675202C6"/>
+    <w:multiLevelType w:val="multilevel"/>
+    <w:tmpl w:val="20907792"/>
+    <w:lvl w:ilvl="0">
+      <w:start w:val="1"/>
+      <w:numFmt w:val="decimal"/>
+      <w:lvlText w:val="%1."/>
+      <w:lvlJc w:val="left"/>
+      <w:pPr>
+        <w:tabs>
+          <w:tab w:val="num" w:pos="720"/>
+        </w:tabs>
+        <w:ind w:left="720" w:hanging="360"/>
+      </w:pPr>
+    </w:lvl>
+    <w:lvl w:ilvl="1" w:tentative="1">
+      <w:start w:val="1"/>
+      <w:numFmt w:val="decimal"/>
+      <w:lvlText w:val="%2."/>
+      <w:lvlJc w:val="left"/>
+      <w:pPr>
+        <w:tabs>
+          <w:tab w:val="num" w:pos="1440"/>
+        </w:tabs>
+        <w:ind w:left="1440" w:hanging="360"/>
+      </w:pPr>
+    </w:lvl>
+    <w:lvl w:ilvl="2" w:tentative="1">
+      <w:start w:val="1"/>
+      <w:numFmt w:val="decimal"/>
+      <w:lvlText w:val="%3."/>
+      <w:lvlJc w:val="left"/>
+      <w:pPr>
+        <w:tabs>
+          <w:tab w:val="num" w:pos="2160"/>
+        </w:tabs>
+        <w:ind w:left="2160" w:hanging="360"/>
+      </w:pPr>
+    </w:lvl>
+    <w:lvl w:ilvl="3" w:tentative="1">
+      <w:start w:val="1"/>
+      <w:numFmt w:val="decimal"/>
+      <w:lvlText w:val="%4."/>
+      <w:lvlJc w:val="left"/>
+      <w:pPr>
+        <w:tabs>
+          <w:tab w:val="num" w:pos="2880"/>
+        </w:tabs>
+        <w:ind w:left="2880" w:hanging="360"/>
+      </w:pPr>
+    </w:lvl>
+    <w:lvl w:ilvl="4" w:tentative="1">
+      <w:start w:val="1"/>
+      <w:numFmt w:val="decimal"/>
+      <w:lvlText w:val="%5."/>
+      <w:lvlJc w:val="left"/>
+      <w:pPr>
+        <w:tabs>
+          <w:tab w:val="num" w:pos="3600"/>
+        </w:tabs>
+        <w:ind w:left="3600" w:hanging="360"/>
+      </w:pPr>
+    </w:lvl>
+    <w:lvl w:ilvl="5" w:tentative="1">
+      <w:start w:val="1"/>
+      <w:numFmt w:val="decimal"/>
+      <w:lvlText w:val="%6."/>
+      <w:lvlJc w:val="left"/>
+      <w:pPr>
+        <w:tabs>
+          <w:tab w:val="num" w:pos="4320"/>
+        </w:tabs>
+        <w:ind w:left="4320" w:hanging="360"/>
+      </w:pPr>
+    </w:lvl>
+    <w:lvl w:ilvl="6" w:tentative="1">
+      <w:start w:val="1"/>
+      <w:numFmt w:val="decimal"/>
+      <w:lvlText w:val="%7."/>
+      <w:lvlJc w:val="left"/>
+      <w:pPr>
+        <w:tabs>
+          <w:tab w:val="num" w:pos="5040"/>
+        </w:tabs>
+        <w:ind w:left="5040" w:hanging="360"/>
+      </w:pPr>
+    </w:lvl>
+    <w:lvl w:ilvl="7" w:tentative="1">
+      <w:start w:val="1"/>
+      <w:numFmt w:val="decimal"/>
+      <w:lvlText w:val="%8."/>
+      <w:lvlJc w:val="left"/>
+      <w:pPr>
+        <w:tabs>
+          <w:tab w:val="num" w:pos="5760"/>
+        </w:tabs>
+        <w:ind w:left="5760" w:hanging="360"/>
+      </w:pPr>
+    </w:lvl>
+    <w:lvl w:ilvl="8" w:tentative="1">
+      <w:start w:val="1"/>
+      <w:numFmt w:val="decimal"/>
+      <w:lvlText w:val="%9."/>
+      <w:lvlJc w:val="left"/>
+      <w:pPr>
+        <w:tabs>
+          <w:tab w:val="num" w:pos="6480"/>
+        </w:tabs>
+        <w:ind w:left="6480" w:hanging="360"/>
+      </w:pPr>
+    </w:lvl>
+  </w:abstractNum>
+  <w:abstractNum w:abstractNumId="49" w15:restartNumberingAfterBreak="0">
+    <w:nsid w:val="685966B4"/>
+    <w:multiLevelType w:val="hybridMultilevel"/>
+    <w:tmpl w:val="A9387136"/>
+    <w:lvl w:ilvl="0" w:tplc="04090001">
+      <w:start w:val="1"/>
+      <w:numFmt w:val="bullet"/>
+      <w:lvlText w:val=""/>
+      <w:lvlJc w:val="left"/>
+      <w:pPr>
+        <w:ind w:left="1440" w:hanging="360"/>
+      </w:pPr>
+      <w:rPr>
+        <w:rFonts w:ascii="Symbol" w:hAnsi="Symbol" w:hint="default"/>
+      </w:rPr>
+    </w:lvl>
+    <w:lvl w:ilvl="1" w:tplc="04090003" w:tentative="1">
+      <w:start w:val="1"/>
+      <w:numFmt w:val="bullet"/>
+      <w:lvlText w:val="o"/>
+      <w:lvlJc w:val="left"/>
+      <w:pPr>
+        <w:ind w:left="2160" w:hanging="360"/>
+      </w:pPr>
+      <w:rPr>
+        <w:rFonts w:ascii="Courier New" w:hAnsi="Courier New" w:cs="Courier New" w:hint="default"/>
+      </w:rPr>
+    </w:lvl>
+    <w:lvl w:ilvl="2" w:tplc="04090005" w:tentative="1">
+      <w:start w:val="1"/>
+      <w:numFmt w:val="bullet"/>
+      <w:lvlText w:val=""/>
+      <w:lvlJc w:val="left"/>
+      <w:pPr>
+        <w:ind w:left="2880" w:hanging="360"/>
+      </w:pPr>
+      <w:rPr>
+        <w:rFonts w:ascii="Wingdings" w:hAnsi="Wingdings" w:hint="default"/>
+      </w:rPr>
+    </w:lvl>
+    <w:lvl w:ilvl="3" w:tplc="04090001" w:tentative="1">
+      <w:start w:val="1"/>
+      <w:numFmt w:val="bullet"/>
+      <w:lvlText w:val=""/>
+      <w:lvlJc w:val="left"/>
+      <w:pPr>
+        <w:ind w:left="3600" w:hanging="360"/>
+      </w:pPr>
+      <w:rPr>
+        <w:rFonts w:ascii="Symbol" w:hAnsi="Symbol" w:hint="default"/>
+      </w:rPr>
+    </w:lvl>
+    <w:lvl w:ilvl="4" w:tplc="04090003" w:tentative="1">
+      <w:start w:val="1"/>
+      <w:numFmt w:val="bullet"/>
+      <w:lvlText w:val="o"/>
+      <w:lvlJc w:val="left"/>
+      <w:pPr>
+        <w:ind w:left="4320" w:hanging="360"/>
+      </w:pPr>
+      <w:rPr>
+        <w:rFonts w:ascii="Courier New" w:hAnsi="Courier New" w:cs="Courier New" w:hint="default"/>
+      </w:rPr>
+    </w:lvl>
+    <w:lvl w:ilvl="5" w:tplc="04090005" w:tentative="1">
+      <w:start w:val="1"/>
+      <w:numFmt w:val="bullet"/>
+      <w:lvlText w:val=""/>
+      <w:lvlJc w:val="left"/>
+      <w:pPr>
+        <w:ind w:left="5040" w:hanging="360"/>
+      </w:pPr>
+      <w:rPr>
+        <w:rFonts w:ascii="Wingdings" w:hAnsi="Wingdings" w:hint="default"/>
+      </w:rPr>
+    </w:lvl>
+    <w:lvl w:ilvl="6" w:tplc="04090001" w:tentative="1">
+      <w:start w:val="1"/>
+      <w:numFmt w:val="bullet"/>
+      <w:lvlText w:val=""/>
+      <w:lvlJc w:val="left"/>
+      <w:pPr>
+        <w:ind w:left="5760" w:hanging="360"/>
+      </w:pPr>
+      <w:rPr>
+        <w:rFonts w:ascii="Symbol" w:hAnsi="Symbol" w:hint="default"/>
+      </w:rPr>
+    </w:lvl>
+    <w:lvl w:ilvl="7" w:tplc="04090003" w:tentative="1">
+      <w:start w:val="1"/>
+      <w:numFmt w:val="bullet"/>
+      <w:lvlText w:val="o"/>
+      <w:lvlJc w:val="left"/>
+      <w:pPr>
+        <w:ind w:left="6480" w:hanging="360"/>
+      </w:pPr>
+      <w:rPr>
+        <w:rFonts w:ascii="Courier New" w:hAnsi="Courier New" w:cs="Courier New" w:hint="default"/>
+      </w:rPr>
+    </w:lvl>
+    <w:lvl w:ilvl="8" w:tplc="04090005" w:tentative="1">
+      <w:start w:val="1"/>
+      <w:numFmt w:val="bullet"/>
+      <w:lvlText w:val=""/>
+      <w:lvlJc w:val="left"/>
+      <w:pPr>
+        <w:ind w:left="7200" w:hanging="360"/>
+      </w:pPr>
+      <w:rPr>
+        <w:rFonts w:ascii="Wingdings" w:hAnsi="Wingdings" w:hint="default"/>
+      </w:rPr>
+    </w:lvl>
+  </w:abstractNum>
+  <w:abstractNum w:abstractNumId="50" w15:restartNumberingAfterBreak="0">
     <w:nsid w:val="6B057640"/>
     <w:multiLevelType w:val="multilevel"/>
     <w:tmpl w:val="777E93F0"/>
@@ -9023,7 +13210,7 @@
       </w:rPr>
     </w:lvl>
   </w:abstractNum>
-  <w:abstractNum w:abstractNumId="33" w15:restartNumberingAfterBreak="0">
+  <w:abstractNum w:abstractNumId="51" w15:restartNumberingAfterBreak="0">
     <w:nsid w:val="6B74031E"/>
     <w:multiLevelType w:val="multilevel"/>
     <w:tmpl w:val="8EF24DE2"/>
@@ -9172,7 +13359,7 @@
       </w:rPr>
     </w:lvl>
   </w:abstractNum>
-  <w:abstractNum w:abstractNumId="34" w15:restartNumberingAfterBreak="0">
+  <w:abstractNum w:abstractNumId="52" w15:restartNumberingAfterBreak="0">
     <w:nsid w:val="6CF367D6"/>
     <w:multiLevelType w:val="multilevel"/>
     <w:tmpl w:val="A8CAC87C"/>
@@ -9321,7 +13508,7 @@
       </w:rPr>
     </w:lvl>
   </w:abstractNum>
-  <w:abstractNum w:abstractNumId="35" w15:restartNumberingAfterBreak="0">
+  <w:abstractNum w:abstractNumId="53" w15:restartNumberingAfterBreak="0">
     <w:nsid w:val="6E83635E"/>
     <w:multiLevelType w:val="multilevel"/>
     <w:tmpl w:val="D0DC46CE"/>
@@ -9470,7 +13657,7 @@
       </w:rPr>
     </w:lvl>
   </w:abstractNum>
-  <w:abstractNum w:abstractNumId="36" w15:restartNumberingAfterBreak="0">
+  <w:abstractNum w:abstractNumId="54" w15:restartNumberingAfterBreak="0">
     <w:nsid w:val="6F1E1741"/>
     <w:multiLevelType w:val="multilevel"/>
     <w:tmpl w:val="9F0E6EA0"/>
@@ -9619,7 +13806,156 @@
       </w:rPr>
     </w:lvl>
   </w:abstractNum>
-  <w:abstractNum w:abstractNumId="37" w15:restartNumberingAfterBreak="0">
+  <w:abstractNum w:abstractNumId="55" w15:restartNumberingAfterBreak="0">
+    <w:nsid w:val="7109478D"/>
+    <w:multiLevelType w:val="multilevel"/>
+    <w:tmpl w:val="66E2884C"/>
+    <w:lvl w:ilvl="0">
+      <w:start w:val="1"/>
+      <w:numFmt w:val="bullet"/>
+      <w:lvlText w:val=""/>
+      <w:lvlJc w:val="left"/>
+      <w:pPr>
+        <w:tabs>
+          <w:tab w:val="num" w:pos="720"/>
+        </w:tabs>
+        <w:ind w:left="720" w:hanging="360"/>
+      </w:pPr>
+      <w:rPr>
+        <w:rFonts w:ascii="Symbol" w:hAnsi="Symbol" w:hint="default"/>
+        <w:sz w:val="20"/>
+      </w:rPr>
+    </w:lvl>
+    <w:lvl w:ilvl="1" w:tentative="1">
+      <w:start w:val="1"/>
+      <w:numFmt w:val="bullet"/>
+      <w:lvlText w:val="o"/>
+      <w:lvlJc w:val="left"/>
+      <w:pPr>
+        <w:tabs>
+          <w:tab w:val="num" w:pos="1440"/>
+        </w:tabs>
+        <w:ind w:left="1440" w:hanging="360"/>
+      </w:pPr>
+      <w:rPr>
+        <w:rFonts w:ascii="Courier New" w:hAnsi="Courier New" w:hint="default"/>
+        <w:sz w:val="20"/>
+      </w:rPr>
+    </w:lvl>
+    <w:lvl w:ilvl="2" w:tentative="1">
+      <w:start w:val="1"/>
+      <w:numFmt w:val="bullet"/>
+      <w:lvlText w:val=""/>
+      <w:lvlJc w:val="left"/>
+      <w:pPr>
+        <w:tabs>
+          <w:tab w:val="num" w:pos="2160"/>
+        </w:tabs>
+        <w:ind w:left="2160" w:hanging="360"/>
+      </w:pPr>
+      <w:rPr>
+        <w:rFonts w:ascii="Wingdings" w:hAnsi="Wingdings" w:hint="default"/>
+        <w:sz w:val="20"/>
+      </w:rPr>
+    </w:lvl>
+    <w:lvl w:ilvl="3" w:tentative="1">
+      <w:start w:val="1"/>
+      <w:numFmt w:val="bullet"/>
+      <w:lvlText w:val=""/>
+      <w:lvlJc w:val="left"/>
+      <w:pPr>
+        <w:tabs>
+          <w:tab w:val="num" w:pos="2880"/>
+        </w:tabs>
+        <w:ind w:left="2880" w:hanging="360"/>
+      </w:pPr>
+      <w:rPr>
+        <w:rFonts w:ascii="Wingdings" w:hAnsi="Wingdings" w:hint="default"/>
+        <w:sz w:val="20"/>
+      </w:rPr>
+    </w:lvl>
+    <w:lvl w:ilvl="4" w:tentative="1">
+      <w:start w:val="1"/>
+      <w:numFmt w:val="bullet"/>
+      <w:lvlText w:val=""/>
+      <w:lvlJc w:val="left"/>
+      <w:pPr>
+        <w:tabs>
+          <w:tab w:val="num" w:pos="3600"/>
+        </w:tabs>
+        <w:ind w:left="3600" w:hanging="360"/>
+      </w:pPr>
+      <w:rPr>
+        <w:rFonts w:ascii="Wingdings" w:hAnsi="Wingdings" w:hint="default"/>
+        <w:sz w:val="20"/>
+      </w:rPr>
+    </w:lvl>
+    <w:lvl w:ilvl="5" w:tentative="1">
+      <w:start w:val="1"/>
+      <w:numFmt w:val="bullet"/>
+      <w:lvlText w:val=""/>
+      <w:lvlJc w:val="left"/>
+      <w:pPr>
+        <w:tabs>
+          <w:tab w:val="num" w:pos="4320"/>
+        </w:tabs>
+        <w:ind w:left="4320" w:hanging="360"/>
+      </w:pPr>
+      <w:rPr>
+        <w:rFonts w:ascii="Wingdings" w:hAnsi="Wingdings" w:hint="default"/>
+        <w:sz w:val="20"/>
+      </w:rPr>
+    </w:lvl>
+    <w:lvl w:ilvl="6" w:tentative="1">
+      <w:start w:val="1"/>
+      <w:numFmt w:val="bullet"/>
+      <w:lvlText w:val=""/>
+      <w:lvlJc w:val="left"/>
+      <w:pPr>
+        <w:tabs>
+          <w:tab w:val="num" w:pos="5040"/>
+        </w:tabs>
+        <w:ind w:left="5040" w:hanging="360"/>
+      </w:pPr>
+      <w:rPr>
+        <w:rFonts w:ascii="Wingdings" w:hAnsi="Wingdings" w:hint="default"/>
+        <w:sz w:val="20"/>
+      </w:rPr>
+    </w:lvl>
+    <w:lvl w:ilvl="7" w:tentative="1">
+      <w:start w:val="1"/>
+      <w:numFmt w:val="bullet"/>
+      <w:lvlText w:val=""/>
+      <w:lvlJc w:val="left"/>
+      <w:pPr>
+        <w:tabs>
+          <w:tab w:val="num" w:pos="5760"/>
+        </w:tabs>
+        <w:ind w:left="5760" w:hanging="360"/>
+      </w:pPr>
+      <w:rPr>
+        <w:rFonts w:ascii="Wingdings" w:hAnsi="Wingdings" w:hint="default"/>
+        <w:sz w:val="20"/>
+      </w:rPr>
+    </w:lvl>
+    <w:lvl w:ilvl="8" w:tentative="1">
+      <w:start w:val="1"/>
+      <w:numFmt w:val="bullet"/>
+      <w:lvlText w:val=""/>
+      <w:lvlJc w:val="left"/>
+      <w:pPr>
+        <w:tabs>
+          <w:tab w:val="num" w:pos="6480"/>
+        </w:tabs>
+        <w:ind w:left="6480" w:hanging="360"/>
+      </w:pPr>
+      <w:rPr>
+        <w:rFonts w:ascii="Wingdings" w:hAnsi="Wingdings" w:hint="default"/>
+        <w:sz w:val="20"/>
+      </w:rPr>
+    </w:lvl>
+  </w:abstractNum>
+  <w:abstractNum w:abstractNumId="56" w15:restartNumberingAfterBreak="0">
     <w:nsid w:val="71DC4384"/>
     <w:multiLevelType w:val="multilevel"/>
     <w:tmpl w:val="E87C75DE"/>
@@ -9768,7 +14104,7 @@
       </w:rPr>
     </w:lvl>
   </w:abstractNum>
-  <w:abstractNum w:abstractNumId="38" w15:restartNumberingAfterBreak="0">
+  <w:abstractNum w:abstractNumId="57" w15:restartNumberingAfterBreak="0">
     <w:nsid w:val="72987792"/>
     <w:multiLevelType w:val="multilevel"/>
     <w:tmpl w:val="B6D6CB26"/>
@@ -9917,7 +14253,7 @@
       </w:rPr>
     </w:lvl>
   </w:abstractNum>
-  <w:abstractNum w:abstractNumId="39" w15:restartNumberingAfterBreak="0">
+  <w:abstractNum w:abstractNumId="58" w15:restartNumberingAfterBreak="0">
     <w:nsid w:val="763765B4"/>
     <w:multiLevelType w:val="multilevel"/>
     <w:tmpl w:val="E632C7DE"/>
@@ -10066,7 +14402,7 @@
       </w:rPr>
     </w:lvl>
   </w:abstractNum>
-  <w:abstractNum w:abstractNumId="40" w15:restartNumberingAfterBreak="0">
+  <w:abstractNum w:abstractNumId="59" w15:restartNumberingAfterBreak="0">
     <w:nsid w:val="789A06EC"/>
     <w:multiLevelType w:val="multilevel"/>
     <w:tmpl w:val="69AEAD04"/>
@@ -10215,7 +14551,7 @@
       </w:rPr>
     </w:lvl>
   </w:abstractNum>
-  <w:abstractNum w:abstractNumId="41" w15:restartNumberingAfterBreak="0">
+  <w:abstractNum w:abstractNumId="60" w15:restartNumberingAfterBreak="0">
     <w:nsid w:val="78F240AE"/>
     <w:multiLevelType w:val="multilevel"/>
     <w:tmpl w:val="2F82FCFE"/>
@@ -10364,7 +14700,7 @@
       </w:rPr>
     </w:lvl>
   </w:abstractNum>
-  <w:abstractNum w:abstractNumId="42" w15:restartNumberingAfterBreak="0">
+  <w:abstractNum w:abstractNumId="61" w15:restartNumberingAfterBreak="0">
     <w:nsid w:val="79E33A7F"/>
     <w:multiLevelType w:val="multilevel"/>
     <w:tmpl w:val="C6DA4698"/>
@@ -10513,7 +14849,7 @@
       </w:rPr>
     </w:lvl>
   </w:abstractNum>
-  <w:abstractNum w:abstractNumId="43" w15:restartNumberingAfterBreak="0">
+  <w:abstractNum w:abstractNumId="62" w15:restartNumberingAfterBreak="0">
     <w:nsid w:val="7A7B1C0D"/>
     <w:multiLevelType w:val="multilevel"/>
     <w:tmpl w:val="91BEAC62"/>
@@ -10662,7 +14998,7 @@
       </w:rPr>
     </w:lvl>
   </w:abstractNum>
-  <w:abstractNum w:abstractNumId="44" w15:restartNumberingAfterBreak="0">
+  <w:abstractNum w:abstractNumId="63" w15:restartNumberingAfterBreak="0">
     <w:nsid w:val="7B7175F7"/>
     <w:multiLevelType w:val="multilevel"/>
     <w:tmpl w:val="AC3C27A2"/>
@@ -10812,139 +15148,196 @@
     </w:lvl>
   </w:abstractNum>
   <w:num w:numId="1" w16cid:durableId="1888683654">
+    <w:abstractNumId w:val="42"/>
+  </w:num>
+  <w:num w:numId="2" w16cid:durableId="1678997805">
+    <w:abstractNumId w:val="62"/>
+  </w:num>
+  <w:num w:numId="3" w16cid:durableId="1220628764">
+    <w:abstractNumId w:val="4"/>
+  </w:num>
+  <w:num w:numId="4" w16cid:durableId="576474857">
+    <w:abstractNumId w:val="40"/>
+  </w:num>
+  <w:num w:numId="5" w16cid:durableId="156193027">
+    <w:abstractNumId w:val="7"/>
+  </w:num>
+  <w:num w:numId="6" w16cid:durableId="1715889909">
+    <w:abstractNumId w:val="9"/>
+  </w:num>
+  <w:num w:numId="7" w16cid:durableId="81726514">
+    <w:abstractNumId w:val="12"/>
+  </w:num>
+  <w:num w:numId="8" w16cid:durableId="337774577">
+    <w:abstractNumId w:val="3"/>
+  </w:num>
+  <w:num w:numId="9" w16cid:durableId="266428579">
+    <w:abstractNumId w:val="33"/>
+  </w:num>
+  <w:num w:numId="10" w16cid:durableId="379936950">
+    <w:abstractNumId w:val="6"/>
+  </w:num>
+  <w:num w:numId="11" w16cid:durableId="356662587">
+    <w:abstractNumId w:val="51"/>
+  </w:num>
+  <w:num w:numId="12" w16cid:durableId="885331808">
+    <w:abstractNumId w:val="24"/>
+  </w:num>
+  <w:num w:numId="13" w16cid:durableId="1107888748">
+    <w:abstractNumId w:val="61"/>
+  </w:num>
+  <w:num w:numId="14" w16cid:durableId="304089505">
+    <w:abstractNumId w:val="56"/>
+  </w:num>
+  <w:num w:numId="15" w16cid:durableId="407850388">
+    <w:abstractNumId w:val="5"/>
+  </w:num>
+  <w:num w:numId="16" w16cid:durableId="1539975223">
+    <w:abstractNumId w:val="39"/>
+  </w:num>
+  <w:num w:numId="17" w16cid:durableId="588733325">
+    <w:abstractNumId w:val="58"/>
+  </w:num>
+  <w:num w:numId="18" w16cid:durableId="648096618">
+    <w:abstractNumId w:val="54"/>
+  </w:num>
+  <w:num w:numId="19" w16cid:durableId="1762871478">
     <w:abstractNumId w:val="29"/>
   </w:num>
-  <w:num w:numId="2" w16cid:durableId="1678997805">
+  <w:num w:numId="20" w16cid:durableId="235364637">
+    <w:abstractNumId w:val="2"/>
+  </w:num>
+  <w:num w:numId="21" w16cid:durableId="1163741019">
+    <w:abstractNumId w:val="37"/>
+  </w:num>
+  <w:num w:numId="22" w16cid:durableId="1859469893">
+    <w:abstractNumId w:val="16"/>
+  </w:num>
+  <w:num w:numId="23" w16cid:durableId="531695158">
+    <w:abstractNumId w:val="1"/>
+  </w:num>
+  <w:num w:numId="24" w16cid:durableId="2093625445">
+    <w:abstractNumId w:val="57"/>
+  </w:num>
+  <w:num w:numId="25" w16cid:durableId="225265439">
+    <w:abstractNumId w:val="27"/>
+  </w:num>
+  <w:num w:numId="26" w16cid:durableId="1687558985">
+    <w:abstractNumId w:val="15"/>
+  </w:num>
+  <w:num w:numId="27" w16cid:durableId="624966632">
+    <w:abstractNumId w:val="60"/>
+  </w:num>
+  <w:num w:numId="28" w16cid:durableId="116680668">
+    <w:abstractNumId w:val="59"/>
+  </w:num>
+  <w:num w:numId="29" w16cid:durableId="411466142">
+    <w:abstractNumId w:val="20"/>
+  </w:num>
+  <w:num w:numId="30" w16cid:durableId="1082332858">
+    <w:abstractNumId w:val="45"/>
+  </w:num>
+  <w:num w:numId="31" w16cid:durableId="459106308">
+    <w:abstractNumId w:val="10"/>
+  </w:num>
+  <w:num w:numId="32" w16cid:durableId="70155834">
+    <w:abstractNumId w:val="17"/>
+  </w:num>
+  <w:num w:numId="33" w16cid:durableId="1166551617">
+    <w:abstractNumId w:val="38"/>
+  </w:num>
+  <w:num w:numId="34" w16cid:durableId="1619525710">
+    <w:abstractNumId w:val="26"/>
+  </w:num>
+  <w:num w:numId="35" w16cid:durableId="805969299">
+    <w:abstractNumId w:val="47"/>
+  </w:num>
+  <w:num w:numId="36" w16cid:durableId="1790662334">
+    <w:abstractNumId w:val="35"/>
+  </w:num>
+  <w:num w:numId="37" w16cid:durableId="1738556680">
+    <w:abstractNumId w:val="53"/>
+  </w:num>
+  <w:num w:numId="38" w16cid:durableId="1617904062">
+    <w:abstractNumId w:val="63"/>
+  </w:num>
+  <w:num w:numId="39" w16cid:durableId="904726690">
+    <w:abstractNumId w:val="34"/>
+  </w:num>
+  <w:num w:numId="40" w16cid:durableId="1381707032">
+    <w:abstractNumId w:val="30"/>
+  </w:num>
+  <w:num w:numId="41" w16cid:durableId="1512451467">
+    <w:abstractNumId w:val="19"/>
+  </w:num>
+  <w:num w:numId="42" w16cid:durableId="1589658418">
+    <w:abstractNumId w:val="52"/>
+  </w:num>
+  <w:num w:numId="43" w16cid:durableId="2040737130">
+    <w:abstractNumId w:val="11"/>
+  </w:num>
+  <w:num w:numId="44" w16cid:durableId="1970820106">
+    <w:abstractNumId w:val="50"/>
+  </w:num>
+  <w:num w:numId="45" w16cid:durableId="945112955">
+    <w:abstractNumId w:val="36"/>
+  </w:num>
+  <w:num w:numId="46" w16cid:durableId="1295596294">
     <w:abstractNumId w:val="43"/>
   </w:num>
-  <w:num w:numId="3" w16cid:durableId="1220628764">
-    <w:abstractNumId w:val="3"/>
+  <w:num w:numId="47" w16cid:durableId="912474513">
+    <w:abstractNumId w:val="18"/>
   </w:num>
-  <w:num w:numId="4" w16cid:durableId="576474857">
+  <w:num w:numId="48" w16cid:durableId="2044482015">
+    <w:abstractNumId w:val="14"/>
+  </w:num>
+  <w:num w:numId="49" w16cid:durableId="114063304">
+    <w:abstractNumId w:val="31"/>
+  </w:num>
+  <w:num w:numId="50" w16cid:durableId="1368024109">
+    <w:abstractNumId w:val="46"/>
+  </w:num>
+  <w:num w:numId="51" w16cid:durableId="522134861">
     <w:abstractNumId w:val="28"/>
   </w:num>
-  <w:num w:numId="5" w16cid:durableId="156193027">
-    <w:abstractNumId w:val="6"/>
+  <w:num w:numId="52" w16cid:durableId="793446865">
+    <w:abstractNumId w:val="13"/>
   </w:num>
-  <w:num w:numId="6" w16cid:durableId="1715889909">
-    <w:abstractNumId w:val="7"/>
+  <w:num w:numId="53" w16cid:durableId="718016589">
+    <w:abstractNumId w:val="23"/>
   </w:num>
-  <w:num w:numId="7" w16cid:durableId="81726514">
-    <w:abstractNumId w:val="10"/>
+  <w:num w:numId="54" w16cid:durableId="1112357306">
+    <w:abstractNumId w:val="0"/>
   </w:num>
-  <w:num w:numId="8" w16cid:durableId="337774577">
-    <w:abstractNumId w:val="2"/>
+  <w:num w:numId="55" w16cid:durableId="1923637803">
+    <w:abstractNumId w:val="41"/>
   </w:num>
-  <w:num w:numId="9" w16cid:durableId="266428579">
+  <w:num w:numId="56" w16cid:durableId="762535766">
+    <w:abstractNumId w:val="32"/>
+  </w:num>
+  <w:num w:numId="57" w16cid:durableId="649598925">
+    <w:abstractNumId w:val="55"/>
+  </w:num>
+  <w:num w:numId="58" w16cid:durableId="1584801586">
+    <w:abstractNumId w:val="25"/>
+  </w:num>
+  <w:num w:numId="59" w16cid:durableId="44529413">
+    <w:abstractNumId w:val="44"/>
+  </w:num>
+  <w:num w:numId="60" w16cid:durableId="751850909">
     <w:abstractNumId w:val="21"/>
   </w:num>
-  <w:num w:numId="10" w16cid:durableId="379936950">
-    <w:abstractNumId w:val="5"/>
+  <w:num w:numId="61" w16cid:durableId="969483900">
+    <w:abstractNumId w:val="22"/>
   </w:num>
-  <w:num w:numId="11" w16cid:durableId="356662587">
-    <w:abstractNumId w:val="33"/>
-  </w:num>
-  <w:num w:numId="12" w16cid:durableId="885331808">
-    <w:abstractNumId w:val="16"/>
-  </w:num>
-  <w:num w:numId="13" w16cid:durableId="1107888748">
-    <w:abstractNumId w:val="42"/>
-  </w:num>
-  <w:num w:numId="14" w16cid:durableId="304089505">
-    <w:abstractNumId w:val="37"/>
-  </w:num>
-  <w:num w:numId="15" w16cid:durableId="407850388">
-    <w:abstractNumId w:val="4"/>
-  </w:num>
-  <w:num w:numId="16" w16cid:durableId="1539975223">
-    <w:abstractNumId w:val="27"/>
-  </w:num>
-  <w:num w:numId="17" w16cid:durableId="588733325">
-    <w:abstractNumId w:val="39"/>
-  </w:num>
-  <w:num w:numId="18" w16cid:durableId="648096618">
-    <w:abstractNumId w:val="36"/>
-  </w:num>
-  <w:num w:numId="19" w16cid:durableId="1762871478">
-    <w:abstractNumId w:val="19"/>
-  </w:num>
-  <w:num w:numId="20" w16cid:durableId="235364637">
-    <w:abstractNumId w:val="1"/>
-  </w:num>
-  <w:num w:numId="21" w16cid:durableId="1163741019">
-    <w:abstractNumId w:val="25"/>
-  </w:num>
-  <w:num w:numId="22" w16cid:durableId="1859469893">
-    <w:abstractNumId w:val="12"/>
-  </w:num>
-  <w:num w:numId="23" w16cid:durableId="531695158">
-    <w:abstractNumId w:val="0"/>
-  </w:num>
-  <w:num w:numId="24" w16cid:durableId="2093625445">
-    <w:abstractNumId w:val="38"/>
-  </w:num>
-  <w:num w:numId="25" w16cid:durableId="225265439">
-    <w:abstractNumId w:val="18"/>
-  </w:num>
-  <w:num w:numId="26" w16cid:durableId="1687558985">
-    <w:abstractNumId w:val="11"/>
-  </w:num>
-  <w:num w:numId="27" w16cid:durableId="624966632">
-    <w:abstractNumId w:val="41"/>
-  </w:num>
-  <w:num w:numId="28" w16cid:durableId="116680668">
-    <w:abstractNumId w:val="40"/>
-  </w:num>
-  <w:num w:numId="29" w16cid:durableId="411466142">
-    <w:abstractNumId w:val="15"/>
-  </w:num>
-  <w:num w:numId="30" w16cid:durableId="1082332858">
-    <w:abstractNumId w:val="30"/>
-  </w:num>
-  <w:num w:numId="31" w16cid:durableId="459106308">
+  <w:num w:numId="62" w16cid:durableId="174419937">
     <w:abstractNumId w:val="8"/>
   </w:num>
-  <w:num w:numId="32" w16cid:durableId="70155834">
-    <w:abstractNumId w:val="13"/>
+  <w:num w:numId="63" w16cid:durableId="1151215634">
+    <w:abstractNumId w:val="48"/>
   </w:num>
-  <w:num w:numId="33" w16cid:durableId="1166551617">
-    <w:abstractNumId w:val="26"/>
-  </w:num>
-  <w:num w:numId="34" w16cid:durableId="1619525710">
-    <w:abstractNumId w:val="17"/>
-  </w:num>
-  <w:num w:numId="35" w16cid:durableId="805969299">
-    <w:abstractNumId w:val="31"/>
-  </w:num>
-  <w:num w:numId="36" w16cid:durableId="1790662334">
-    <w:abstractNumId w:val="23"/>
-  </w:num>
-  <w:num w:numId="37" w16cid:durableId="1738556680">
-    <w:abstractNumId w:val="35"/>
-  </w:num>
-  <w:num w:numId="38" w16cid:durableId="1617904062">
-    <w:abstractNumId w:val="44"/>
-  </w:num>
-  <w:num w:numId="39" w16cid:durableId="904726690">
-    <w:abstractNumId w:val="22"/>
-  </w:num>
-  <w:num w:numId="40" w16cid:durableId="1381707032">
-    <w:abstractNumId w:val="20"/>
-  </w:num>
-  <w:num w:numId="41" w16cid:durableId="1512451467">
-    <w:abstractNumId w:val="14"/>
-  </w:num>
-  <w:num w:numId="42" w16cid:durableId="1589658418">
-    <w:abstractNumId w:val="34"/>
-  </w:num>
-  <w:num w:numId="43" w16cid:durableId="2040737130">
-    <w:abstractNumId w:val="9"/>
-  </w:num>
-  <w:num w:numId="44" w16cid:durableId="1970820106">
-    <w:abstractNumId w:val="32"/>
-  </w:num>
-  <w:num w:numId="45" w16cid:durableId="945112955">
-    <w:abstractNumId w:val="24"/>
+  <w:num w:numId="64" w16cid:durableId="1860774626">
+    <w:abstractNumId w:val="49"/>
   </w:num>
 </w:numbering>
 </file>
@@ -11404,10 +15797,55 @@
       <w:szCs w:val="26"/>
     </w:rPr>
   </w:style>
+  <w:style w:type="paragraph" w:styleId="Heading3">
+    <w:name w:val="heading 3"/>
+    <w:basedOn w:val="Normal"/>
+    <w:next w:val="Normal"/>
+    <w:link w:val="Heading3Char"/>
+    <w:uiPriority w:val="9"/>
+    <w:semiHidden/>
+    <w:unhideWhenUsed/>
+    <w:qFormat/>
+    <w:rsid w:val="00801033"/>
+    <w:pPr>
+      <w:keepNext/>
+      <w:keepLines/>
+      <w:spacing w:before="40" w:after="0"/>
+      <w:outlineLvl w:val="2"/>
+    </w:pPr>
+    <w:rPr>
+      <w:rFonts w:asciiTheme="majorHAnsi" w:eastAsiaTheme="majorEastAsia" w:hAnsiTheme="majorHAnsi" w:cstheme="majorBidi"/>
+      <w:color w:val="1F3763" w:themeColor="accent1" w:themeShade="7F"/>
+      <w:sz w:val="24"/>
+      <w:szCs w:val="24"/>
+    </w:rPr>
+  </w:style>
+  <w:style w:type="paragraph" w:styleId="Heading4">
+    <w:name w:val="heading 4"/>
+    <w:basedOn w:val="Normal"/>
+    <w:next w:val="Normal"/>
+    <w:link w:val="Heading4Char"/>
+    <w:uiPriority w:val="9"/>
+    <w:semiHidden/>
+    <w:unhideWhenUsed/>
+    <w:qFormat/>
+    <w:rsid w:val="00725C91"/>
+    <w:pPr>
+      <w:keepNext/>
+      <w:keepLines/>
+      <w:spacing w:before="40" w:after="0"/>
+      <w:outlineLvl w:val="3"/>
+    </w:pPr>
+    <w:rPr>
+      <w:rFonts w:asciiTheme="majorHAnsi" w:eastAsiaTheme="majorEastAsia" w:hAnsiTheme="majorHAnsi" w:cstheme="majorBidi"/>
+      <w:i/>
+      <w:iCs/>
+      <w:color w:val="2F5496" w:themeColor="accent1" w:themeShade="BF"/>
+    </w:rPr>
+  </w:style>
   <w:style w:type="character" w:default="1" w:styleId="DefaultParagraphFont">
     <w:name w:val="Default Paragraph Font"/>
     <w:uiPriority w:val="1"/>
-    <w:semiHidden/>
     <w:unhideWhenUsed/>
   </w:style>
   <w:style w:type="table" w:default="1" w:styleId="TableNormal">
@@ -11529,6 +15967,64 @@
       <w:color w:val="0563C1" w:themeColor="hyperlink"/>
       <w:u w:val="single"/>
     </w:rPr>
+  </w:style>
+  <w:style w:type="paragraph" w:styleId="NormalWeb">
+    <w:name w:val="Normal (Web)"/>
+    <w:basedOn w:val="Normal"/>
+    <w:uiPriority w:val="99"/>
+    <w:unhideWhenUsed/>
+    <w:rsid w:val="00037F72"/>
+    <w:pPr>
+      <w:spacing w:before="100" w:beforeAutospacing="1" w:after="100" w:afterAutospacing="1" w:line="240" w:lineRule="auto"/>
+    </w:pPr>
+    <w:rPr>
+      <w:rFonts w:eastAsia="Times New Roman" w:cs="Times New Roman"/>
+      <w:color w:val="auto"/>
+      <w:kern w:val="0"/>
+      <w:sz w:val="24"/>
+      <w:szCs w:val="24"/>
+      <w14:ligatures w14:val="none"/>
+    </w:rPr>
+  </w:style>
+  <w:style w:type="character" w:customStyle="1" w:styleId="Heading3Char">
+    <w:name w:val="Heading 3 Char"/>
+    <w:basedOn w:val="DefaultParagraphFont"/>
+    <w:link w:val="Heading3"/>
+    <w:uiPriority w:val="9"/>
+    <w:semiHidden/>
+    <w:rsid w:val="00801033"/>
+    <w:rPr>
+      <w:rFonts w:asciiTheme="majorHAnsi" w:eastAsiaTheme="majorEastAsia" w:hAnsiTheme="majorHAnsi" w:cstheme="majorBidi"/>
+      <w:color w:val="1F3763" w:themeColor="accent1" w:themeShade="7F"/>
+      <w:sz w:val="24"/>
+      <w:szCs w:val="24"/>
+    </w:rPr>
+  </w:style>
+  <w:style w:type="character" w:customStyle="1" w:styleId="Heading4Char">
+    <w:name w:val="Heading 4 Char"/>
+    <w:basedOn w:val="DefaultParagraphFont"/>
+    <w:link w:val="Heading4"/>
+    <w:uiPriority w:val="9"/>
+    <w:semiHidden/>
+    <w:rsid w:val="00725C91"/>
+    <w:rPr>
+      <w:rFonts w:asciiTheme="majorHAnsi" w:eastAsiaTheme="majorEastAsia" w:hAnsiTheme="majorHAnsi" w:cstheme="majorBidi"/>
+      <w:i/>
+      <w:iCs/>
+      <w:color w:val="2F5496" w:themeColor="accent1" w:themeShade="BF"/>
+      <w:sz w:val="28"/>
+    </w:rPr>
+  </w:style>
+  <w:style w:type="paragraph" w:styleId="ListParagraph">
+    <w:name w:val="List Paragraph"/>
+    <w:basedOn w:val="Normal"/>
+    <w:uiPriority w:val="34"/>
+    <w:qFormat/>
+    <w:rsid w:val="00725C91"/>
+    <w:pPr>
+      <w:ind w:left="720"/>
+      <w:contextualSpacing/>
+    </w:pPr>
   </w:style>
 </w:styles>
 </file>
